--- a/fuentes/722109_CF3_DU.docx
+++ b/fuentes/722109_CF3_DU.docx
@@ -1,6 +1,6 @@
 
 <file path=word/document.xml><?xml version="1.0" encoding="utf-8"?>
-<w:document xmlns:wpc="http://schemas.microsoft.com/office/word/2010/wordprocessingCanvas" xmlns:cx="http://schemas.microsoft.com/office/drawing/2014/chartex" xmlns:cx1="http://schemas.microsoft.com/office/drawing/2015/9/8/chartex" xmlns:cx2="http://schemas.microsoft.com/office/drawing/2015/10/21/chartex" xmlns:cx3="http://schemas.microsoft.com/office/drawing/2016/5/9/chartex" xmlns:cx4="http://schemas.microsoft.com/office/drawing/2016/5/10/chartex" xmlns:cx5="http://schemas.microsoft.com/office/drawing/2016/5/11/chartex" xmlns:cx6="http://schemas.microsoft.com/office/drawing/2016/5/12/chartex" xmlns:cx7="http://schemas.microsoft.com/office/drawing/2016/5/13/chartex" xmlns:cx8="http://schemas.microsoft.com/office/drawing/2016/5/14/chartex" xmlns:mc="http://schemas.openxmlformats.org/markup-compatibility/2006" xmlns:aink="http://schemas.microsoft.com/office/drawing/2016/ink" xmlns:am3d="http://schemas.microsoft.com/office/drawing/2017/model3d" xmlns:o="urn:schemas-microsoft-com:office:office" xmlns:r="http://schemas.openxmlformats.org/officeDocument/2006/relationships" xmlns:m="http://schemas.openxmlformats.org/officeDocument/2006/math" xmlns:v="urn:schemas-microsoft-com:vml" xmlns:wp14="http://schemas.microsoft.com/office/word/2010/wordprocessingDrawing" xmlns:wp="http://schemas.openxmlformats.org/drawingml/2006/wordprocessingDrawing" xmlns:w10="urn:schemas-microsoft-com:office:word" xmlns:w="http://schemas.openxmlformats.org/wordprocessingml/2006/main" xmlns:w14="http://schemas.microsoft.com/office/word/2010/wordml" xmlns:w15="http://schemas.microsoft.com/office/word/2012/wordml" xmlns:w16cex="http://schemas.microsoft.com/office/word/2018/wordml/cex" xmlns:w16cid="http://schemas.microsoft.com/office/word/2016/wordml/cid" xmlns:w16="http://schemas.microsoft.com/office/word/2018/wordml" xmlns:w16sdtdh="http://schemas.microsoft.com/office/word/2020/wordml/sdtdatahash" xmlns:w16se="http://schemas.microsoft.com/office/word/2015/wordml/symex" xmlns:wpg="http://schemas.microsoft.com/office/word/2010/wordprocessingGroup" xmlns:wpi="http://schemas.microsoft.com/office/word/2010/wordprocessingInk" xmlns:wne="http://schemas.microsoft.com/office/word/2006/wordml" xmlns:wps="http://schemas.microsoft.com/office/word/2010/wordprocessingShape" mc:Ignorable="w14 w15 w16se w16cid w16 w16cex w16sdtdh wp14">
+<w:document xmlns:wpc="http://schemas.microsoft.com/office/word/2010/wordprocessingCanvas" xmlns:cx="http://schemas.microsoft.com/office/drawing/2014/chartex" xmlns:cx1="http://schemas.microsoft.com/office/drawing/2015/9/8/chartex" xmlns:cx2="http://schemas.microsoft.com/office/drawing/2015/10/21/chartex" xmlns:cx3="http://schemas.microsoft.com/office/drawing/2016/5/9/chartex" xmlns:cx4="http://schemas.microsoft.com/office/drawing/2016/5/10/chartex" xmlns:cx5="http://schemas.microsoft.com/office/drawing/2016/5/11/chartex" xmlns:cx6="http://schemas.microsoft.com/office/drawing/2016/5/12/chartex" xmlns:cx7="http://schemas.microsoft.com/office/drawing/2016/5/13/chartex" xmlns:cx8="http://schemas.microsoft.com/office/drawing/2016/5/14/chartex" xmlns:mc="http://schemas.openxmlformats.org/markup-compatibility/2006" xmlns:aink="http://schemas.microsoft.com/office/drawing/2016/ink" xmlns:am3d="http://schemas.microsoft.com/office/drawing/2017/model3d" xmlns:o="urn:schemas-microsoft-com:office:office" xmlns:oel="http://schemas.microsoft.com/office/2019/extlst" xmlns:r="http://schemas.openxmlformats.org/officeDocument/2006/relationships" xmlns:m="http://schemas.openxmlformats.org/officeDocument/2006/math" xmlns:v="urn:schemas-microsoft-com:vml" xmlns:wp14="http://schemas.microsoft.com/office/word/2010/wordprocessingDrawing" xmlns:wp="http://schemas.openxmlformats.org/drawingml/2006/wordprocessingDrawing" xmlns:w10="urn:schemas-microsoft-com:office:word" xmlns:w="http://schemas.openxmlformats.org/wordprocessingml/2006/main" xmlns:w14="http://schemas.microsoft.com/office/word/2010/wordml" xmlns:w15="http://schemas.microsoft.com/office/word/2012/wordml" xmlns:w16cex="http://schemas.microsoft.com/office/word/2018/wordml/cex" xmlns:w16cid="http://schemas.microsoft.com/office/word/2016/wordml/cid" xmlns:w16="http://schemas.microsoft.com/office/word/2018/wordml" xmlns:w16du="http://schemas.microsoft.com/office/word/2023/wordml/word16du" xmlns:w16sdtdh="http://schemas.microsoft.com/office/word/2020/wordml/sdtdatahash" xmlns:w16sdtfl="http://schemas.microsoft.com/office/word/2024/wordml/sdtformatlock" xmlns:w16se="http://schemas.microsoft.com/office/word/2015/wordml/symex" xmlns:wpg="http://schemas.microsoft.com/office/word/2010/wordprocessingGroup" xmlns:wpi="http://schemas.microsoft.com/office/word/2010/wordprocessingInk" xmlns:wne="http://schemas.microsoft.com/office/word/2006/wordml" xmlns:wps="http://schemas.microsoft.com/office/word/2010/wordprocessingShape" mc:Ignorable="w14 w15 w16se w16cid w16 w16cex w16sdtdh w16sdtfl w16du wp14">
   <w:body>
     <w:p>
       <w:pPr>
@@ -2332,7 +2332,7 @@
           <w:noProof/>
         </w:rPr>
         <w:drawing>
-          <wp:inline distT="0" distB="0" distL="0" distR="0" wp14:anchorId="746463F8" wp14:editId="6F0FED92">
+          <wp:inline distT="0" distB="0" distL="0" distR="0" wp14:anchorId="746463F8" wp14:editId="4D83C29E">
             <wp:extent cx="5043220" cy="2838202"/>
             <wp:effectExtent l="0" t="0" r="5080" b="635"/>
             <wp:docPr id="10" name="Imagen 10">
@@ -2766,59 +2766,41 @@
         <w:lastRenderedPageBreak/>
         <w:t>Es en el año de 1979 que la Agencia para el Desarrollo Internacional de los Estados Unidos (USAID) divulga oficialmente el enfoque de marco lógico a través de la publicación “</w:t>
       </w:r>
-      <w:proofErr w:type="spellStart"/>
       <w:r>
         <w:rPr>
           <w:rStyle w:val="Extranjerismo"/>
           <w:lang w:val="es-419"/>
         </w:rPr>
-        <w:t>The</w:t>
-      </w:r>
-      <w:proofErr w:type="spellEnd"/>
+        <w:t xml:space="preserve">The </w:t>
+      </w:r>
+      <w:proofErr w:type="spellStart"/>
       <w:r>
         <w:rPr>
           <w:rStyle w:val="Extranjerismo"/>
           <w:lang w:val="es-419"/>
         </w:rPr>
-        <w:t xml:space="preserve"> </w:t>
-      </w:r>
-      <w:proofErr w:type="spellStart"/>
+        <w:t>Logical</w:t>
+      </w:r>
+      <w:proofErr w:type="spellEnd"/>
       <w:r>
         <w:rPr>
           <w:rStyle w:val="Extranjerismo"/>
           <w:lang w:val="es-419"/>
         </w:rPr>
-        <w:t>Logical</w:t>
-      </w:r>
-      <w:proofErr w:type="spellEnd"/>
+        <w:t xml:space="preserve"> Framework</w:t>
+      </w:r>
+      <w:r>
+        <w:rPr>
+          <w:lang w:val="es-419"/>
+        </w:rPr>
+        <w:t>”, como una herramienta eficaz para la gestión de la información requerida en la formulación de proyectos, respondiendo a tres necesidades identificadas y explícitas en la publicación de la metodología en ese entonces: una planeación demasiado “vaga”, la falta de claridad en las responsabilidades y la dificultad del proceso de evaluación. El enfoque de marco lógico (</w:t>
+      </w:r>
       <w:r>
         <w:rPr>
           <w:rStyle w:val="Extranjerismo"/>
           <w:lang w:val="es-419"/>
         </w:rPr>
-        <w:t xml:space="preserve"> Framework</w:t>
-      </w:r>
-      <w:r>
-        <w:rPr>
-          <w:lang w:val="es-419"/>
-        </w:rPr>
-        <w:t>”, como una herramienta eficaz para la gestión de la información requerida en la formulación de proyectos, respondiendo a tres necesidades identificadas y explícitas en la publicación de la metodología en ese entonces: una planeación demasiado “vaga”, la falta de claridad en las responsabilidades y la dificultad del proceso de evaluación. El enfoque de marco lógico (</w:t>
-      </w:r>
-      <w:proofErr w:type="spellStart"/>
-      <w:r>
-        <w:rPr>
-          <w:rStyle w:val="Extranjerismo"/>
-          <w:lang w:val="es-419"/>
-        </w:rPr>
-        <w:t>The</w:t>
-      </w:r>
-      <w:proofErr w:type="spellEnd"/>
-      <w:r>
-        <w:rPr>
-          <w:rStyle w:val="Extranjerismo"/>
-          <w:lang w:val="es-419"/>
-        </w:rPr>
-        <w:t xml:space="preserve"> </w:t>
+        <w:t xml:space="preserve">The </w:t>
       </w:r>
       <w:proofErr w:type="spellStart"/>
       <w:r>
@@ -3049,21 +3031,7 @@
         <w:rPr>
           <w:lang w:val="es-419"/>
         </w:rPr>
-        <w:t xml:space="preserve">Organismos de crédito tales como el Banco Interamericano de Desarrollo –BID, el </w:t>
-      </w:r>
-      <w:proofErr w:type="spellStart"/>
-      <w:r>
-        <w:rPr>
-          <w:lang w:val="es-419"/>
-        </w:rPr>
-        <w:t>Asian</w:t>
-      </w:r>
-      <w:proofErr w:type="spellEnd"/>
-      <w:r>
-        <w:rPr>
-          <w:lang w:val="es-419"/>
-        </w:rPr>
-        <w:t xml:space="preserve"> </w:t>
+        <w:t xml:space="preserve">Organismos de crédito tales como el Banco Interamericano de Desarrollo –BID, el Asian </w:t>
       </w:r>
       <w:proofErr w:type="spellStart"/>
       <w:r>
@@ -5011,21 +4979,7 @@
         <w:rPr>
           <w:lang w:val="es-419" w:eastAsia="es-CO"/>
         </w:rPr>
-        <w:t xml:space="preserve">La revisión de modelos teóricos y visiones del desarrollo rural seguramente proporcionarán las bases para la ubicación adecuada del equipo formulador del proyecto en el tiempo y el lugar de la intervención. Una inmersión más o menos profunda en las perspectivas académicas dará el sustento conceptual que, junto al contraste con la realidad de la ruralidad colombiana, conforman un andamiaje que contribuirá a la estructura del proyecto. Aunque pueda verse complejo, existen muchas fuentes de conocimiento además de los densos documentos teóricos sobre el desarrollo rural colombiano o de Latinoamérica, como los trabajos de Absalón Machado o tan simples, pero suficientemente acertados como los aportes de Ligorio </w:t>
-      </w:r>
-      <w:proofErr w:type="spellStart"/>
-      <w:r>
-        <w:rPr>
-          <w:lang w:val="es-419" w:eastAsia="es-CO"/>
-        </w:rPr>
-        <w:t>Dussan</w:t>
-      </w:r>
-      <w:proofErr w:type="spellEnd"/>
-      <w:r>
-        <w:rPr>
-          <w:lang w:val="es-419" w:eastAsia="es-CO"/>
-        </w:rPr>
-        <w:t>, sin lugar a dudas una autoridad conocedora del campo colombiano desde su propia experiencia, mayormente nutrida en su trasegar por la Federación Nacional de Cafeteros de Colombia.</w:t>
+        <w:t>La revisión de modelos teóricos y visiones del desarrollo rural seguramente proporcionarán las bases para la ubicación adecuada del equipo formulador del proyecto en el tiempo y el lugar de la intervención. Una inmersión más o menos profunda en las perspectivas académicas dará el sustento conceptual que, junto al contraste con la realidad de la ruralidad colombiana, conforman un andamiaje que contribuirá a la estructura del proyecto. Aunque pueda verse complejo, existen muchas fuentes de conocimiento además de los densos documentos teóricos sobre el desarrollo rural colombiano o de Latinoamérica, como los trabajos de Absalón Machado o tan simples, pero suficientemente acertados como los aportes de Ligorio Dussan, sin lugar a dudas una autoridad conocedora del campo colombiano desde su propia experiencia, mayormente nutrida en su trasegar por la Federación Nacional de Cafeteros de Colombia.</w:t>
       </w:r>
     </w:p>
     <w:p>
@@ -9607,21 +9561,7 @@
         <w:rPr>
           <w:lang w:val="es-419" w:eastAsia="es-CO"/>
         </w:rPr>
-        <w:t xml:space="preserve">Nota. Herramientas para el diagnóstico participativo de organizaciones, empresas o unidades productivas agropecuarias. </w:t>
-      </w:r>
-      <w:proofErr w:type="spellStart"/>
-      <w:r>
-        <w:rPr>
-          <w:lang w:val="es-419" w:eastAsia="es-CO"/>
-        </w:rPr>
-        <w:t>Geilfus</w:t>
-      </w:r>
-      <w:proofErr w:type="spellEnd"/>
-      <w:r>
-        <w:rPr>
-          <w:lang w:val="es-419" w:eastAsia="es-CO"/>
-        </w:rPr>
-        <w:t>, F. (2002).</w:t>
+        <w:t>Nota. Herramientas para el diagnóstico participativo de organizaciones, empresas o unidades productivas agropecuarias. Geilfus, F. (2002).</w:t>
       </w:r>
     </w:p>
     <w:p>
@@ -29439,13 +29379,8 @@
       </w:r>
     </w:p>
     <w:p>
-      <w:proofErr w:type="spellStart"/>
-      <w:r>
-        <w:t>Geilfus</w:t>
-      </w:r>
-      <w:proofErr w:type="spellEnd"/>
-      <w:r>
-        <w:t xml:space="preserve">, F. (2002). 80 herramientas para el desarrollo participativo. Diagnóstico, planificación, monitoreo y evaluación. Instituto Interamericano de Cooperación para la </w:t>
+      <w:r>
+        <w:t xml:space="preserve">Geilfus, F. (2002). 80 herramientas para el desarrollo participativo. Diagnóstico, planificación, monitoreo y evaluación. Instituto Interamericano de Cooperación para la </w:t>
       </w:r>
       <w:r>
         <w:lastRenderedPageBreak/>
@@ -29535,36 +29470,20 @@
     </w:p>
     <w:p>
       <w:r>
-        <w:t xml:space="preserve">Rodríguez M., y Espinoza, G. (2002). Gestión ambiental en América Latina y el Caribe Evolución, tendencias y principales prácticas. David </w:t>
+        <w:t>Rodríguez M., y Espinoza, G. (2002). Gestión ambiental en América Latina y el Caribe Evolución, tendencias y principales prácticas. David Wilk.</w:t>
+      </w:r>
+    </w:p>
+    <w:p>
+      <w:r>
+        <w:t xml:space="preserve">Rodríguez, B., M. (2019). Nuestro planeta, nuestro futuro. </w:t>
       </w:r>
       <w:proofErr w:type="spellStart"/>
       <w:r>
-        <w:t>Wilk</w:t>
+        <w:t>Penguin</w:t>
       </w:r>
       <w:proofErr w:type="spellEnd"/>
       <w:r>
-        <w:t>.</w:t>
-      </w:r>
-    </w:p>
-    <w:p>
-      <w:r>
-        <w:t xml:space="preserve">Rodríguez, B., M. (2019). Nuestro planeta, nuestro futuro. </w:t>
-      </w:r>
-      <w:proofErr w:type="spellStart"/>
-      <w:r>
-        <w:t>Penguin</w:t>
-      </w:r>
-      <w:proofErr w:type="spellEnd"/>
-      <w:r>
-        <w:t xml:space="preserve"> </w:t>
-      </w:r>
-      <w:proofErr w:type="spellStart"/>
-      <w:r>
-        <w:t>Random</w:t>
-      </w:r>
-      <w:proofErr w:type="spellEnd"/>
-      <w:r>
-        <w:t xml:space="preserve"> House Grupo Editorial.</w:t>
+        <w:t xml:space="preserve"> Random House Grupo Editorial.</w:t>
       </w:r>
     </w:p>
     <w:p>
@@ -29663,23 +29582,7 @@
         <w:t>“Miracle seeds” and the destruction of genetic diversity. In: The violence of the green revolution. Third World Agriculture, Ecology and Politics</w:t>
       </w:r>
       <w:r>
-        <w:t xml:space="preserve">. (pp. 61102). </w:t>
-      </w:r>
-      <w:proofErr w:type="spellStart"/>
-      <w:r>
-        <w:t>Third</w:t>
-      </w:r>
-      <w:proofErr w:type="spellEnd"/>
-      <w:r>
-        <w:t xml:space="preserve"> </w:t>
-      </w:r>
-      <w:proofErr w:type="spellStart"/>
-      <w:r>
-        <w:t>World</w:t>
-      </w:r>
-      <w:proofErr w:type="spellEnd"/>
-      <w:r>
-        <w:t xml:space="preserve"> Network.</w:t>
+        <w:t>. (pp. 61102). Third World Network.</w:t>
       </w:r>
     </w:p>
     <w:p>
@@ -29690,48 +29593,10 @@
         <w:rPr>
           <w:rStyle w:val="Extranjerismo"/>
         </w:rPr>
-        <w:t xml:space="preserve">). The GMO Emperor Has No Clothes - Genetic Engineering Is a Failed Technology. </w:t>
-      </w:r>
-      <w:proofErr w:type="spellStart"/>
-      <w:r>
-        <w:rPr>
-          <w:rStyle w:val="Extranjerismo"/>
-        </w:rPr>
-        <w:t>En</w:t>
-      </w:r>
-      <w:proofErr w:type="spellEnd"/>
-      <w:r>
-        <w:rPr>
-          <w:rStyle w:val="Extranjerismo"/>
-        </w:rPr>
-        <w:t xml:space="preserve"> V. Shiva, The Vandana Shiva Reader</w:t>
-      </w:r>
-      <w:r>
-        <w:t xml:space="preserve"> (pp. 277 - 297). </w:t>
-      </w:r>
-      <w:proofErr w:type="spellStart"/>
-      <w:r>
-        <w:t>The</w:t>
-      </w:r>
-      <w:proofErr w:type="spellEnd"/>
-      <w:r>
-        <w:t xml:space="preserve"> </w:t>
-      </w:r>
-      <w:proofErr w:type="spellStart"/>
-      <w:r>
-        <w:t>University</w:t>
-      </w:r>
-      <w:proofErr w:type="spellEnd"/>
-      <w:r>
-        <w:t xml:space="preserve"> </w:t>
-      </w:r>
-      <w:proofErr w:type="spellStart"/>
-      <w:r>
-        <w:t>Press</w:t>
-      </w:r>
-      <w:proofErr w:type="spellEnd"/>
-      <w:r>
-        <w:t xml:space="preserve"> </w:t>
+        <w:t>). The GMO Emperor Has No Clothes - Genetic Engineering Is a Failed Technology. En V. Shiva, The Vandana Shiva Reader</w:t>
+      </w:r>
+      <w:r>
+        <w:t xml:space="preserve"> (pp. 277 - 297). The University Press </w:t>
       </w:r>
       <w:proofErr w:type="spellStart"/>
       <w:r>
@@ -31026,7 +30891,7 @@
                 <w:rFonts w:cs="Calibri"/>
                 <w:szCs w:val="24"/>
               </w:rPr>
-              <w:t>Validador y vinculador de recursos digitales</w:t>
+              <w:t>Validador y vinculador de recursos educativos digitales</w:t>
             </w:r>
           </w:p>
         </w:tc>
@@ -31090,7 +30955,7 @@
                 <w:rFonts w:cs="Calibri"/>
                 <w:szCs w:val="24"/>
               </w:rPr>
-              <w:t>Validador y vinculador de recursos digitales</w:t>
+              <w:t>Validador y vinculador de recursos educativos digitales</w:t>
             </w:r>
           </w:p>
         </w:tc>
@@ -31140,7 +31005,7 @@
 </file>
 
 <file path=word/endnotes.xml><?xml version="1.0" encoding="utf-8"?>
-<w:endnotes xmlns:wpc="http://schemas.microsoft.com/office/word/2010/wordprocessingCanvas" xmlns:cx="http://schemas.microsoft.com/office/drawing/2014/chartex" xmlns:cx1="http://schemas.microsoft.com/office/drawing/2015/9/8/chartex" xmlns:cx2="http://schemas.microsoft.com/office/drawing/2015/10/21/chartex" xmlns:cx3="http://schemas.microsoft.com/office/drawing/2016/5/9/chartex" xmlns:cx4="http://schemas.microsoft.com/office/drawing/2016/5/10/chartex" xmlns:cx5="http://schemas.microsoft.com/office/drawing/2016/5/11/chartex" xmlns:cx6="http://schemas.microsoft.com/office/drawing/2016/5/12/chartex" xmlns:cx7="http://schemas.microsoft.com/office/drawing/2016/5/13/chartex" xmlns:cx8="http://schemas.microsoft.com/office/drawing/2016/5/14/chartex" xmlns:mc="http://schemas.openxmlformats.org/markup-compatibility/2006" xmlns:aink="http://schemas.microsoft.com/office/drawing/2016/ink" xmlns:am3d="http://schemas.microsoft.com/office/drawing/2017/model3d" xmlns:o="urn:schemas-microsoft-com:office:office" xmlns:r="http://schemas.openxmlformats.org/officeDocument/2006/relationships" xmlns:m="http://schemas.openxmlformats.org/officeDocument/2006/math" xmlns:v="urn:schemas-microsoft-com:vml" xmlns:wp14="http://schemas.microsoft.com/office/word/2010/wordprocessingDrawing" xmlns:wp="http://schemas.openxmlformats.org/drawingml/2006/wordprocessingDrawing" xmlns:w10="urn:schemas-microsoft-com:office:word" xmlns:w="http://schemas.openxmlformats.org/wordprocessingml/2006/main" xmlns:w14="http://schemas.microsoft.com/office/word/2010/wordml" xmlns:w15="http://schemas.microsoft.com/office/word/2012/wordml" xmlns:w16cex="http://schemas.microsoft.com/office/word/2018/wordml/cex" xmlns:w16cid="http://schemas.microsoft.com/office/word/2016/wordml/cid" xmlns:w16="http://schemas.microsoft.com/office/word/2018/wordml" xmlns:w16sdtdh="http://schemas.microsoft.com/office/word/2020/wordml/sdtdatahash" xmlns:w16se="http://schemas.microsoft.com/office/word/2015/wordml/symex" xmlns:wpg="http://schemas.microsoft.com/office/word/2010/wordprocessingGroup" xmlns:wpi="http://schemas.microsoft.com/office/word/2010/wordprocessingInk" xmlns:wne="http://schemas.microsoft.com/office/word/2006/wordml" xmlns:wps="http://schemas.microsoft.com/office/word/2010/wordprocessingShape" mc:Ignorable="w14 w15 w16se w16cid w16 w16cex w16sdtdh wp14">
+<w:endnotes xmlns:wpc="http://schemas.microsoft.com/office/word/2010/wordprocessingCanvas" xmlns:cx="http://schemas.microsoft.com/office/drawing/2014/chartex" xmlns:cx1="http://schemas.microsoft.com/office/drawing/2015/9/8/chartex" xmlns:cx2="http://schemas.microsoft.com/office/drawing/2015/10/21/chartex" xmlns:cx3="http://schemas.microsoft.com/office/drawing/2016/5/9/chartex" xmlns:cx4="http://schemas.microsoft.com/office/drawing/2016/5/10/chartex" xmlns:cx5="http://schemas.microsoft.com/office/drawing/2016/5/11/chartex" xmlns:cx6="http://schemas.microsoft.com/office/drawing/2016/5/12/chartex" xmlns:cx7="http://schemas.microsoft.com/office/drawing/2016/5/13/chartex" xmlns:cx8="http://schemas.microsoft.com/office/drawing/2016/5/14/chartex" xmlns:mc="http://schemas.openxmlformats.org/markup-compatibility/2006" xmlns:aink="http://schemas.microsoft.com/office/drawing/2016/ink" xmlns:am3d="http://schemas.microsoft.com/office/drawing/2017/model3d" xmlns:o="urn:schemas-microsoft-com:office:office" xmlns:oel="http://schemas.microsoft.com/office/2019/extlst" xmlns:r="http://schemas.openxmlformats.org/officeDocument/2006/relationships" xmlns:m="http://schemas.openxmlformats.org/officeDocument/2006/math" xmlns:v="urn:schemas-microsoft-com:vml" xmlns:wp14="http://schemas.microsoft.com/office/word/2010/wordprocessingDrawing" xmlns:wp="http://schemas.openxmlformats.org/drawingml/2006/wordprocessingDrawing" xmlns:w10="urn:schemas-microsoft-com:office:word" xmlns:w="http://schemas.openxmlformats.org/wordprocessingml/2006/main" xmlns:w14="http://schemas.microsoft.com/office/word/2010/wordml" xmlns:w15="http://schemas.microsoft.com/office/word/2012/wordml" xmlns:w16cex="http://schemas.microsoft.com/office/word/2018/wordml/cex" xmlns:w16cid="http://schemas.microsoft.com/office/word/2016/wordml/cid" xmlns:w16="http://schemas.microsoft.com/office/word/2018/wordml" xmlns:w16du="http://schemas.microsoft.com/office/word/2023/wordml/word16du" xmlns:w16sdtdh="http://schemas.microsoft.com/office/word/2020/wordml/sdtdatahash" xmlns:w16sdtfl="http://schemas.microsoft.com/office/word/2024/wordml/sdtformatlock" xmlns:w16se="http://schemas.microsoft.com/office/word/2015/wordml/symex" xmlns:wpg="http://schemas.microsoft.com/office/word/2010/wordprocessingGroup" xmlns:wpi="http://schemas.microsoft.com/office/word/2010/wordprocessingInk" xmlns:wne="http://schemas.microsoft.com/office/word/2006/wordml" xmlns:wps="http://schemas.microsoft.com/office/word/2010/wordprocessingShape" mc:Ignorable="w14 w15 w16se w16cid w16 w16cex w16sdtdh w16sdtfl w16du wp14">
   <w:endnote w:type="separator" w:id="-1">
     <w:p>
       <w:pPr>
@@ -31165,7 +31030,7 @@
 </file>
 
 <file path=word/footer1.xml><?xml version="1.0" encoding="utf-8"?>
-<w:ftr xmlns:wpc="http://schemas.microsoft.com/office/word/2010/wordprocessingCanvas" xmlns:cx="http://schemas.microsoft.com/office/drawing/2014/chartex" xmlns:cx1="http://schemas.microsoft.com/office/drawing/2015/9/8/chartex" xmlns:cx2="http://schemas.microsoft.com/office/drawing/2015/10/21/chartex" xmlns:cx3="http://schemas.microsoft.com/office/drawing/2016/5/9/chartex" xmlns:cx4="http://schemas.microsoft.com/office/drawing/2016/5/10/chartex" xmlns:cx5="http://schemas.microsoft.com/office/drawing/2016/5/11/chartex" xmlns:cx6="http://schemas.microsoft.com/office/drawing/2016/5/12/chartex" xmlns:cx7="http://schemas.microsoft.com/office/drawing/2016/5/13/chartex" xmlns:cx8="http://schemas.microsoft.com/office/drawing/2016/5/14/chartex" xmlns:mc="http://schemas.openxmlformats.org/markup-compatibility/2006" xmlns:aink="http://schemas.microsoft.com/office/drawing/2016/ink" xmlns:am3d="http://schemas.microsoft.com/office/drawing/2017/model3d" xmlns:o="urn:schemas-microsoft-com:office:office" xmlns:r="http://schemas.openxmlformats.org/officeDocument/2006/relationships" xmlns:m="http://schemas.openxmlformats.org/officeDocument/2006/math" xmlns:v="urn:schemas-microsoft-com:vml" xmlns:wp14="http://schemas.microsoft.com/office/word/2010/wordprocessingDrawing" xmlns:wp="http://schemas.openxmlformats.org/drawingml/2006/wordprocessingDrawing" xmlns:w10="urn:schemas-microsoft-com:office:word" xmlns:w="http://schemas.openxmlformats.org/wordprocessingml/2006/main" xmlns:w14="http://schemas.microsoft.com/office/word/2010/wordml" xmlns:w15="http://schemas.microsoft.com/office/word/2012/wordml" xmlns:w16cex="http://schemas.microsoft.com/office/word/2018/wordml/cex" xmlns:w16cid="http://schemas.microsoft.com/office/word/2016/wordml/cid" xmlns:w16="http://schemas.microsoft.com/office/word/2018/wordml" xmlns:w16sdtdh="http://schemas.microsoft.com/office/word/2020/wordml/sdtdatahash" xmlns:w16se="http://schemas.microsoft.com/office/word/2015/wordml/symex" xmlns:wpg="http://schemas.microsoft.com/office/word/2010/wordprocessingGroup" xmlns:wpi="http://schemas.microsoft.com/office/word/2010/wordprocessingInk" xmlns:wne="http://schemas.microsoft.com/office/word/2006/wordml" xmlns:wps="http://schemas.microsoft.com/office/word/2010/wordprocessingShape" mc:Ignorable="w14 w15 w16se w16cid w16 w16cex w16sdtdh wp14">
+<w:ftr xmlns:wpc="http://schemas.microsoft.com/office/word/2010/wordprocessingCanvas" xmlns:cx="http://schemas.microsoft.com/office/drawing/2014/chartex" xmlns:cx1="http://schemas.microsoft.com/office/drawing/2015/9/8/chartex" xmlns:cx2="http://schemas.microsoft.com/office/drawing/2015/10/21/chartex" xmlns:cx3="http://schemas.microsoft.com/office/drawing/2016/5/9/chartex" xmlns:cx4="http://schemas.microsoft.com/office/drawing/2016/5/10/chartex" xmlns:cx5="http://schemas.microsoft.com/office/drawing/2016/5/11/chartex" xmlns:cx6="http://schemas.microsoft.com/office/drawing/2016/5/12/chartex" xmlns:cx7="http://schemas.microsoft.com/office/drawing/2016/5/13/chartex" xmlns:cx8="http://schemas.microsoft.com/office/drawing/2016/5/14/chartex" xmlns:mc="http://schemas.openxmlformats.org/markup-compatibility/2006" xmlns:aink="http://schemas.microsoft.com/office/drawing/2016/ink" xmlns:am3d="http://schemas.microsoft.com/office/drawing/2017/model3d" xmlns:o="urn:schemas-microsoft-com:office:office" xmlns:oel="http://schemas.microsoft.com/office/2019/extlst" xmlns:r="http://schemas.openxmlformats.org/officeDocument/2006/relationships" xmlns:m="http://schemas.openxmlformats.org/officeDocument/2006/math" xmlns:v="urn:schemas-microsoft-com:vml" xmlns:wp14="http://schemas.microsoft.com/office/word/2010/wordprocessingDrawing" xmlns:wp="http://schemas.openxmlformats.org/drawingml/2006/wordprocessingDrawing" xmlns:w10="urn:schemas-microsoft-com:office:word" xmlns:w="http://schemas.openxmlformats.org/wordprocessingml/2006/main" xmlns:w14="http://schemas.microsoft.com/office/word/2010/wordml" xmlns:w15="http://schemas.microsoft.com/office/word/2012/wordml" xmlns:w16cex="http://schemas.microsoft.com/office/word/2018/wordml/cex" xmlns:w16cid="http://schemas.microsoft.com/office/word/2016/wordml/cid" xmlns:w16="http://schemas.microsoft.com/office/word/2018/wordml" xmlns:w16du="http://schemas.microsoft.com/office/word/2023/wordml/word16du" xmlns:w16sdtdh="http://schemas.microsoft.com/office/word/2020/wordml/sdtdatahash" xmlns:w16sdtfl="http://schemas.microsoft.com/office/word/2024/wordml/sdtformatlock" xmlns:w16se="http://schemas.microsoft.com/office/word/2015/wordml/symex" xmlns:wpg="http://schemas.microsoft.com/office/word/2010/wordprocessingGroup" xmlns:wpi="http://schemas.microsoft.com/office/word/2010/wordprocessingInk" xmlns:wne="http://schemas.microsoft.com/office/word/2006/wordml" xmlns:wps="http://schemas.microsoft.com/office/word/2010/wordprocessingShape" mc:Ignorable="w14 w15 w16se w16cid w16 w16cex w16sdtdh w16sdtfl w16du wp14">
   <w:sdt>
     <w:sdtPr>
       <w:id w:val="-1465197936"/>
@@ -31174,7 +31039,6 @@
         <w:docPartUnique/>
       </w:docPartObj>
     </w:sdtPr>
-    <w:sdtEndPr/>
     <w:sdtContent>
       <w:p>
         <w:pPr>
@@ -31318,7 +31182,7 @@
 </file>
 
 <file path=word/footnotes.xml><?xml version="1.0" encoding="utf-8"?>
-<w:footnotes xmlns:wpc="http://schemas.microsoft.com/office/word/2010/wordprocessingCanvas" xmlns:cx="http://schemas.microsoft.com/office/drawing/2014/chartex" xmlns:cx1="http://schemas.microsoft.com/office/drawing/2015/9/8/chartex" xmlns:cx2="http://schemas.microsoft.com/office/drawing/2015/10/21/chartex" xmlns:cx3="http://schemas.microsoft.com/office/drawing/2016/5/9/chartex" xmlns:cx4="http://schemas.microsoft.com/office/drawing/2016/5/10/chartex" xmlns:cx5="http://schemas.microsoft.com/office/drawing/2016/5/11/chartex" xmlns:cx6="http://schemas.microsoft.com/office/drawing/2016/5/12/chartex" xmlns:cx7="http://schemas.microsoft.com/office/drawing/2016/5/13/chartex" xmlns:cx8="http://schemas.microsoft.com/office/drawing/2016/5/14/chartex" xmlns:mc="http://schemas.openxmlformats.org/markup-compatibility/2006" xmlns:aink="http://schemas.microsoft.com/office/drawing/2016/ink" xmlns:am3d="http://schemas.microsoft.com/office/drawing/2017/model3d" xmlns:o="urn:schemas-microsoft-com:office:office" xmlns:r="http://schemas.openxmlformats.org/officeDocument/2006/relationships" xmlns:m="http://schemas.openxmlformats.org/officeDocument/2006/math" xmlns:v="urn:schemas-microsoft-com:vml" xmlns:wp14="http://schemas.microsoft.com/office/word/2010/wordprocessingDrawing" xmlns:wp="http://schemas.openxmlformats.org/drawingml/2006/wordprocessingDrawing" xmlns:w10="urn:schemas-microsoft-com:office:word" xmlns:w="http://schemas.openxmlformats.org/wordprocessingml/2006/main" xmlns:w14="http://schemas.microsoft.com/office/word/2010/wordml" xmlns:w15="http://schemas.microsoft.com/office/word/2012/wordml" xmlns:w16cex="http://schemas.microsoft.com/office/word/2018/wordml/cex" xmlns:w16cid="http://schemas.microsoft.com/office/word/2016/wordml/cid" xmlns:w16="http://schemas.microsoft.com/office/word/2018/wordml" xmlns:w16sdtdh="http://schemas.microsoft.com/office/word/2020/wordml/sdtdatahash" xmlns:w16se="http://schemas.microsoft.com/office/word/2015/wordml/symex" xmlns:wpg="http://schemas.microsoft.com/office/word/2010/wordprocessingGroup" xmlns:wpi="http://schemas.microsoft.com/office/word/2010/wordprocessingInk" xmlns:wne="http://schemas.microsoft.com/office/word/2006/wordml" xmlns:wps="http://schemas.microsoft.com/office/word/2010/wordprocessingShape" mc:Ignorable="w14 w15 w16se w16cid w16 w16cex w16sdtdh wp14">
+<w:footnotes xmlns:wpc="http://schemas.microsoft.com/office/word/2010/wordprocessingCanvas" xmlns:cx="http://schemas.microsoft.com/office/drawing/2014/chartex" xmlns:cx1="http://schemas.microsoft.com/office/drawing/2015/9/8/chartex" xmlns:cx2="http://schemas.microsoft.com/office/drawing/2015/10/21/chartex" xmlns:cx3="http://schemas.microsoft.com/office/drawing/2016/5/9/chartex" xmlns:cx4="http://schemas.microsoft.com/office/drawing/2016/5/10/chartex" xmlns:cx5="http://schemas.microsoft.com/office/drawing/2016/5/11/chartex" xmlns:cx6="http://schemas.microsoft.com/office/drawing/2016/5/12/chartex" xmlns:cx7="http://schemas.microsoft.com/office/drawing/2016/5/13/chartex" xmlns:cx8="http://schemas.microsoft.com/office/drawing/2016/5/14/chartex" xmlns:mc="http://schemas.openxmlformats.org/markup-compatibility/2006" xmlns:aink="http://schemas.microsoft.com/office/drawing/2016/ink" xmlns:am3d="http://schemas.microsoft.com/office/drawing/2017/model3d" xmlns:o="urn:schemas-microsoft-com:office:office" xmlns:oel="http://schemas.microsoft.com/office/2019/extlst" xmlns:r="http://schemas.openxmlformats.org/officeDocument/2006/relationships" xmlns:m="http://schemas.openxmlformats.org/officeDocument/2006/math" xmlns:v="urn:schemas-microsoft-com:vml" xmlns:wp14="http://schemas.microsoft.com/office/word/2010/wordprocessingDrawing" xmlns:wp="http://schemas.openxmlformats.org/drawingml/2006/wordprocessingDrawing" xmlns:w10="urn:schemas-microsoft-com:office:word" xmlns:w="http://schemas.openxmlformats.org/wordprocessingml/2006/main" xmlns:w14="http://schemas.microsoft.com/office/word/2010/wordml" xmlns:w15="http://schemas.microsoft.com/office/word/2012/wordml" xmlns:w16cex="http://schemas.microsoft.com/office/word/2018/wordml/cex" xmlns:w16cid="http://schemas.microsoft.com/office/word/2016/wordml/cid" xmlns:w16="http://schemas.microsoft.com/office/word/2018/wordml" xmlns:w16du="http://schemas.microsoft.com/office/word/2023/wordml/word16du" xmlns:w16sdtdh="http://schemas.microsoft.com/office/word/2020/wordml/sdtdatahash" xmlns:w16sdtfl="http://schemas.microsoft.com/office/word/2024/wordml/sdtformatlock" xmlns:w16se="http://schemas.microsoft.com/office/word/2015/wordml/symex" xmlns:wpg="http://schemas.microsoft.com/office/word/2010/wordprocessingGroup" xmlns:wpi="http://schemas.microsoft.com/office/word/2010/wordprocessingInk" xmlns:wne="http://schemas.microsoft.com/office/word/2006/wordml" xmlns:wps="http://schemas.microsoft.com/office/word/2010/wordprocessingShape" mc:Ignorable="w14 w15 w16se w16cid w16 w16cex w16sdtdh w16sdtfl w16du wp14">
   <w:footnote w:type="separator" w:id="-1">
     <w:p>
       <w:pPr>
@@ -31343,7 +31207,7 @@
 </file>
 
 <file path=word/header1.xml><?xml version="1.0" encoding="utf-8"?>
-<w:hdr xmlns:wpc="http://schemas.microsoft.com/office/word/2010/wordprocessingCanvas" xmlns:cx="http://schemas.microsoft.com/office/drawing/2014/chartex" xmlns:cx1="http://schemas.microsoft.com/office/drawing/2015/9/8/chartex" xmlns:cx2="http://schemas.microsoft.com/office/drawing/2015/10/21/chartex" xmlns:cx3="http://schemas.microsoft.com/office/drawing/2016/5/9/chartex" xmlns:cx4="http://schemas.microsoft.com/office/drawing/2016/5/10/chartex" xmlns:cx5="http://schemas.microsoft.com/office/drawing/2016/5/11/chartex" xmlns:cx6="http://schemas.microsoft.com/office/drawing/2016/5/12/chartex" xmlns:cx7="http://schemas.microsoft.com/office/drawing/2016/5/13/chartex" xmlns:cx8="http://schemas.microsoft.com/office/drawing/2016/5/14/chartex" xmlns:mc="http://schemas.openxmlformats.org/markup-compatibility/2006" xmlns:aink="http://schemas.microsoft.com/office/drawing/2016/ink" xmlns:am3d="http://schemas.microsoft.com/office/drawing/2017/model3d" xmlns:o="urn:schemas-microsoft-com:office:office" xmlns:r="http://schemas.openxmlformats.org/officeDocument/2006/relationships" xmlns:m="http://schemas.openxmlformats.org/officeDocument/2006/math" xmlns:v="urn:schemas-microsoft-com:vml" xmlns:wp14="http://schemas.microsoft.com/office/word/2010/wordprocessingDrawing" xmlns:wp="http://schemas.openxmlformats.org/drawingml/2006/wordprocessingDrawing" xmlns:w10="urn:schemas-microsoft-com:office:word" xmlns:w="http://schemas.openxmlformats.org/wordprocessingml/2006/main" xmlns:w14="http://schemas.microsoft.com/office/word/2010/wordml" xmlns:w15="http://schemas.microsoft.com/office/word/2012/wordml" xmlns:w16cex="http://schemas.microsoft.com/office/word/2018/wordml/cex" xmlns:w16cid="http://schemas.microsoft.com/office/word/2016/wordml/cid" xmlns:w16="http://schemas.microsoft.com/office/word/2018/wordml" xmlns:w16sdtdh="http://schemas.microsoft.com/office/word/2020/wordml/sdtdatahash" xmlns:w16se="http://schemas.microsoft.com/office/word/2015/wordml/symex" xmlns:wpg="http://schemas.microsoft.com/office/word/2010/wordprocessingGroup" xmlns:wpi="http://schemas.microsoft.com/office/word/2010/wordprocessingInk" xmlns:wne="http://schemas.microsoft.com/office/word/2006/wordml" xmlns:wps="http://schemas.microsoft.com/office/word/2010/wordprocessingShape" mc:Ignorable="w14 w15 w16se w16cid w16 w16cex w16sdtdh wp14">
+<w:hdr xmlns:wpc="http://schemas.microsoft.com/office/word/2010/wordprocessingCanvas" xmlns:cx="http://schemas.microsoft.com/office/drawing/2014/chartex" xmlns:cx1="http://schemas.microsoft.com/office/drawing/2015/9/8/chartex" xmlns:cx2="http://schemas.microsoft.com/office/drawing/2015/10/21/chartex" xmlns:cx3="http://schemas.microsoft.com/office/drawing/2016/5/9/chartex" xmlns:cx4="http://schemas.microsoft.com/office/drawing/2016/5/10/chartex" xmlns:cx5="http://schemas.microsoft.com/office/drawing/2016/5/11/chartex" xmlns:cx6="http://schemas.microsoft.com/office/drawing/2016/5/12/chartex" xmlns:cx7="http://schemas.microsoft.com/office/drawing/2016/5/13/chartex" xmlns:cx8="http://schemas.microsoft.com/office/drawing/2016/5/14/chartex" xmlns:mc="http://schemas.openxmlformats.org/markup-compatibility/2006" xmlns:aink="http://schemas.microsoft.com/office/drawing/2016/ink" xmlns:am3d="http://schemas.microsoft.com/office/drawing/2017/model3d" xmlns:o="urn:schemas-microsoft-com:office:office" xmlns:oel="http://schemas.microsoft.com/office/2019/extlst" xmlns:r="http://schemas.openxmlformats.org/officeDocument/2006/relationships" xmlns:m="http://schemas.openxmlformats.org/officeDocument/2006/math" xmlns:v="urn:schemas-microsoft-com:vml" xmlns:wp14="http://schemas.microsoft.com/office/word/2010/wordprocessingDrawing" xmlns:wp="http://schemas.openxmlformats.org/drawingml/2006/wordprocessingDrawing" xmlns:w10="urn:schemas-microsoft-com:office:word" xmlns:w="http://schemas.openxmlformats.org/wordprocessingml/2006/main" xmlns:w14="http://schemas.microsoft.com/office/word/2010/wordml" xmlns:w15="http://schemas.microsoft.com/office/word/2012/wordml" xmlns:w16cex="http://schemas.microsoft.com/office/word/2018/wordml/cex" xmlns:w16cid="http://schemas.microsoft.com/office/word/2016/wordml/cid" xmlns:w16="http://schemas.microsoft.com/office/word/2018/wordml" xmlns:w16du="http://schemas.microsoft.com/office/word/2023/wordml/word16du" xmlns:w16sdtdh="http://schemas.microsoft.com/office/word/2020/wordml/sdtdatahash" xmlns:w16sdtfl="http://schemas.microsoft.com/office/word/2024/wordml/sdtformatlock" xmlns:w16se="http://schemas.microsoft.com/office/word/2015/wordml/symex" xmlns:wpg="http://schemas.microsoft.com/office/word/2010/wordprocessingGroup" xmlns:wpi="http://schemas.microsoft.com/office/word/2010/wordprocessingInk" xmlns:wne="http://schemas.microsoft.com/office/word/2006/wordml" xmlns:wps="http://schemas.microsoft.com/office/word/2010/wordprocessingShape" mc:Ignorable="w14 w15 w16se w16cid w16 w16cex w16sdtdh w16sdtfl w16du wp14">
   <w:p>
     <w:pPr>
       <w:pStyle w:val="Encabezado"/>
@@ -31428,7 +31292,7 @@
 </file>
 
 <file path=word/numbering.xml><?xml version="1.0" encoding="utf-8"?>
-<w:numbering xmlns:wpc="http://schemas.microsoft.com/office/word/2010/wordprocessingCanvas" xmlns:cx="http://schemas.microsoft.com/office/drawing/2014/chartex" xmlns:cx1="http://schemas.microsoft.com/office/drawing/2015/9/8/chartex" xmlns:cx2="http://schemas.microsoft.com/office/drawing/2015/10/21/chartex" xmlns:cx3="http://schemas.microsoft.com/office/drawing/2016/5/9/chartex" xmlns:cx4="http://schemas.microsoft.com/office/drawing/2016/5/10/chartex" xmlns:cx5="http://schemas.microsoft.com/office/drawing/2016/5/11/chartex" xmlns:cx6="http://schemas.microsoft.com/office/drawing/2016/5/12/chartex" xmlns:cx7="http://schemas.microsoft.com/office/drawing/2016/5/13/chartex" xmlns:cx8="http://schemas.microsoft.com/office/drawing/2016/5/14/chartex" xmlns:mc="http://schemas.openxmlformats.org/markup-compatibility/2006" xmlns:aink="http://schemas.microsoft.com/office/drawing/2016/ink" xmlns:am3d="http://schemas.microsoft.com/office/drawing/2017/model3d" xmlns:o="urn:schemas-microsoft-com:office:office" xmlns:r="http://schemas.openxmlformats.org/officeDocument/2006/relationships" xmlns:m="http://schemas.openxmlformats.org/officeDocument/2006/math" xmlns:v="urn:schemas-microsoft-com:vml" xmlns:wp14="http://schemas.microsoft.com/office/word/2010/wordprocessingDrawing" xmlns:wp="http://schemas.openxmlformats.org/drawingml/2006/wordprocessingDrawing" xmlns:w10="urn:schemas-microsoft-com:office:word" xmlns:w="http://schemas.openxmlformats.org/wordprocessingml/2006/main" xmlns:w14="http://schemas.microsoft.com/office/word/2010/wordml" xmlns:w15="http://schemas.microsoft.com/office/word/2012/wordml" xmlns:w16cex="http://schemas.microsoft.com/office/word/2018/wordml/cex" xmlns:w16cid="http://schemas.microsoft.com/office/word/2016/wordml/cid" xmlns:w16="http://schemas.microsoft.com/office/word/2018/wordml" xmlns:w16sdtdh="http://schemas.microsoft.com/office/word/2020/wordml/sdtdatahash" xmlns:w16se="http://schemas.microsoft.com/office/word/2015/wordml/symex" xmlns:wpg="http://schemas.microsoft.com/office/word/2010/wordprocessingGroup" xmlns:wpi="http://schemas.microsoft.com/office/word/2010/wordprocessingInk" xmlns:wne="http://schemas.microsoft.com/office/word/2006/wordml" xmlns:wps="http://schemas.microsoft.com/office/word/2010/wordprocessingShape" mc:Ignorable="w14 w15 w16se w16cid w16 w16cex w16sdtdh wp14">
+<w:numbering xmlns:wpc="http://schemas.microsoft.com/office/word/2010/wordprocessingCanvas" xmlns:cx="http://schemas.microsoft.com/office/drawing/2014/chartex" xmlns:cx1="http://schemas.microsoft.com/office/drawing/2015/9/8/chartex" xmlns:cx2="http://schemas.microsoft.com/office/drawing/2015/10/21/chartex" xmlns:cx3="http://schemas.microsoft.com/office/drawing/2016/5/9/chartex" xmlns:cx4="http://schemas.microsoft.com/office/drawing/2016/5/10/chartex" xmlns:cx5="http://schemas.microsoft.com/office/drawing/2016/5/11/chartex" xmlns:cx6="http://schemas.microsoft.com/office/drawing/2016/5/12/chartex" xmlns:cx7="http://schemas.microsoft.com/office/drawing/2016/5/13/chartex" xmlns:cx8="http://schemas.microsoft.com/office/drawing/2016/5/14/chartex" xmlns:mc="http://schemas.openxmlformats.org/markup-compatibility/2006" xmlns:aink="http://schemas.microsoft.com/office/drawing/2016/ink" xmlns:am3d="http://schemas.microsoft.com/office/drawing/2017/model3d" xmlns:o="urn:schemas-microsoft-com:office:office" xmlns:oel="http://schemas.microsoft.com/office/2019/extlst" xmlns:r="http://schemas.openxmlformats.org/officeDocument/2006/relationships" xmlns:m="http://schemas.openxmlformats.org/officeDocument/2006/math" xmlns:v="urn:schemas-microsoft-com:vml" xmlns:wp14="http://schemas.microsoft.com/office/word/2010/wordprocessingDrawing" xmlns:wp="http://schemas.openxmlformats.org/drawingml/2006/wordprocessingDrawing" xmlns:w10="urn:schemas-microsoft-com:office:word" xmlns:w="http://schemas.openxmlformats.org/wordprocessingml/2006/main" xmlns:w14="http://schemas.microsoft.com/office/word/2010/wordml" xmlns:w15="http://schemas.microsoft.com/office/word/2012/wordml" xmlns:w16cex="http://schemas.microsoft.com/office/word/2018/wordml/cex" xmlns:w16cid="http://schemas.microsoft.com/office/word/2016/wordml/cid" xmlns:w16="http://schemas.microsoft.com/office/word/2018/wordml" xmlns:w16du="http://schemas.microsoft.com/office/word/2023/wordml/word16du" xmlns:w16sdtdh="http://schemas.microsoft.com/office/word/2020/wordml/sdtdatahash" xmlns:w16sdtfl="http://schemas.microsoft.com/office/word/2024/wordml/sdtformatlock" xmlns:w16se="http://schemas.microsoft.com/office/word/2015/wordml/symex" xmlns:wpg="http://schemas.microsoft.com/office/word/2010/wordprocessingGroup" xmlns:wpi="http://schemas.microsoft.com/office/word/2010/wordprocessingInk" xmlns:wne="http://schemas.microsoft.com/office/word/2006/wordml" xmlns:wps="http://schemas.microsoft.com/office/word/2010/wordprocessingShape" mc:Ignorable="w14 w15 w16se w16cid w16 w16cex w16sdtdh w16sdtfl w16du wp14">
   <w:abstractNum w:abstractNumId="0" w15:restartNumberingAfterBreak="0">
     <w:nsid w:val="FFFFFF89"/>
     <w:multiLevelType w:val="singleLevel"/>
@@ -34317,88 +34181,88 @@
       </w:rPr>
     </w:lvl>
   </w:abstractNum>
-  <w:num w:numId="1">
+  <w:num w:numId="1" w16cid:durableId="1080101477">
     <w:abstractNumId w:val="0"/>
   </w:num>
-  <w:num w:numId="2">
+  <w:num w:numId="2" w16cid:durableId="500582432">
     <w:abstractNumId w:val="5"/>
   </w:num>
-  <w:num w:numId="3">
+  <w:num w:numId="3" w16cid:durableId="305211548">
     <w:abstractNumId w:val="15"/>
   </w:num>
-  <w:num w:numId="4">
+  <w:num w:numId="4" w16cid:durableId="1856116015">
     <w:abstractNumId w:val="8"/>
   </w:num>
-  <w:num w:numId="5">
+  <w:num w:numId="5" w16cid:durableId="1764840983">
     <w:abstractNumId w:val="17"/>
   </w:num>
-  <w:num w:numId="6">
+  <w:num w:numId="6" w16cid:durableId="1986079761">
     <w:abstractNumId w:val="14"/>
   </w:num>
-  <w:num w:numId="7">
+  <w:num w:numId="7" w16cid:durableId="1305084740">
     <w:abstractNumId w:val="24"/>
   </w:num>
-  <w:num w:numId="8">
+  <w:num w:numId="8" w16cid:durableId="1084181711">
     <w:abstractNumId w:val="3"/>
   </w:num>
-  <w:num w:numId="9">
+  <w:num w:numId="9" w16cid:durableId="1734549755">
     <w:abstractNumId w:val="22"/>
   </w:num>
-  <w:num w:numId="10">
+  <w:num w:numId="10" w16cid:durableId="839849414">
     <w:abstractNumId w:val="7"/>
   </w:num>
-  <w:num w:numId="11">
+  <w:num w:numId="11" w16cid:durableId="918440553">
     <w:abstractNumId w:val="26"/>
   </w:num>
-  <w:num w:numId="12">
+  <w:num w:numId="12" w16cid:durableId="2131851058">
     <w:abstractNumId w:val="16"/>
   </w:num>
-  <w:num w:numId="13">
+  <w:num w:numId="13" w16cid:durableId="386497634">
     <w:abstractNumId w:val="2"/>
   </w:num>
-  <w:num w:numId="14">
+  <w:num w:numId="14" w16cid:durableId="1990742537">
     <w:abstractNumId w:val="1"/>
   </w:num>
-  <w:num w:numId="15">
+  <w:num w:numId="15" w16cid:durableId="2140293175">
     <w:abstractNumId w:val="9"/>
   </w:num>
-  <w:num w:numId="16">
+  <w:num w:numId="16" w16cid:durableId="1068840215">
     <w:abstractNumId w:val="23"/>
   </w:num>
-  <w:num w:numId="17">
+  <w:num w:numId="17" w16cid:durableId="1841576810">
     <w:abstractNumId w:val="11"/>
   </w:num>
-  <w:num w:numId="18">
+  <w:num w:numId="18" w16cid:durableId="1243567685">
     <w:abstractNumId w:val="21"/>
   </w:num>
-  <w:num w:numId="19">
+  <w:num w:numId="19" w16cid:durableId="1084835415">
     <w:abstractNumId w:val="4"/>
   </w:num>
-  <w:num w:numId="20">
+  <w:num w:numId="20" w16cid:durableId="2087607263">
     <w:abstractNumId w:val="20"/>
   </w:num>
-  <w:num w:numId="21">
+  <w:num w:numId="21" w16cid:durableId="229461818">
     <w:abstractNumId w:val="18"/>
   </w:num>
-  <w:num w:numId="22">
+  <w:num w:numId="22" w16cid:durableId="471483493">
     <w:abstractNumId w:val="19"/>
   </w:num>
-  <w:num w:numId="23">
+  <w:num w:numId="23" w16cid:durableId="463081540">
     <w:abstractNumId w:val="6"/>
   </w:num>
-  <w:num w:numId="24">
+  <w:num w:numId="24" w16cid:durableId="469787445">
     <w:abstractNumId w:val="25"/>
   </w:num>
-  <w:num w:numId="25">
+  <w:num w:numId="25" w16cid:durableId="132984138">
     <w:abstractNumId w:val="27"/>
   </w:num>
-  <w:num w:numId="26">
+  <w:num w:numId="26" w16cid:durableId="379670660">
     <w:abstractNumId w:val="10"/>
   </w:num>
-  <w:num w:numId="27">
+  <w:num w:numId="27" w16cid:durableId="1248880608">
     <w:abstractNumId w:val="13"/>
   </w:num>
-  <w:num w:numId="28">
+  <w:num w:numId="28" w16cid:durableId="1765225069">
     <w:abstractNumId w:val="12"/>
   </w:num>
   <w:numIdMacAtCleanup w:val="23"/>
@@ -34406,7 +34270,7 @@
 </file>
 
 <file path=word/styles.xml><?xml version="1.0" encoding="utf-8"?>
-<w:styles xmlns:mc="http://schemas.openxmlformats.org/markup-compatibility/2006" xmlns:r="http://schemas.openxmlformats.org/officeDocument/2006/relationships" xmlns:w="http://schemas.openxmlformats.org/wordprocessingml/2006/main" xmlns:w14="http://schemas.microsoft.com/office/word/2010/wordml" xmlns:w15="http://schemas.microsoft.com/office/word/2012/wordml" xmlns:w16cex="http://schemas.microsoft.com/office/word/2018/wordml/cex" xmlns:w16cid="http://schemas.microsoft.com/office/word/2016/wordml/cid" xmlns:w16="http://schemas.microsoft.com/office/word/2018/wordml" xmlns:w16sdtdh="http://schemas.microsoft.com/office/word/2020/wordml/sdtdatahash" xmlns:w16se="http://schemas.microsoft.com/office/word/2015/wordml/symex" mc:Ignorable="w14 w15 w16se w16cid w16 w16cex w16sdtdh">
+<w:styles xmlns:mc="http://schemas.openxmlformats.org/markup-compatibility/2006" xmlns:r="http://schemas.openxmlformats.org/officeDocument/2006/relationships" xmlns:w="http://schemas.openxmlformats.org/wordprocessingml/2006/main" xmlns:w14="http://schemas.microsoft.com/office/word/2010/wordml" xmlns:w15="http://schemas.microsoft.com/office/word/2012/wordml" xmlns:w16cex="http://schemas.microsoft.com/office/word/2018/wordml/cex" xmlns:w16cid="http://schemas.microsoft.com/office/word/2016/wordml/cid" xmlns:w16="http://schemas.microsoft.com/office/word/2018/wordml" xmlns:w16du="http://schemas.microsoft.com/office/word/2023/wordml/word16du" xmlns:w16sdtdh="http://schemas.microsoft.com/office/word/2020/wordml/sdtdatahash" xmlns:w16sdtfl="http://schemas.microsoft.com/office/word/2024/wordml/sdtformatlock" xmlns:w16se="http://schemas.microsoft.com/office/word/2015/wordml/symex" mc:Ignorable="w14 w15 w16se w16cid w16 w16cex w16sdtdh w16sdtfl w16du">
   <w:docDefaults>
     <w:rPrDefault>
       <w:rPr>
@@ -35781,7 +35645,7 @@
       <w14:ligatures w14:val="none"/>
     </w:rPr>
   </w:style>
-  <w:style w:type="character" w:styleId="Textoennegrita">
+  <w:style w:type="character" w:styleId="Fuerte">
     <w:name w:val="Strong"/>
     <w:basedOn w:val="Fuentedeprrafopredeter"/>
     <w:uiPriority w:val="22"/>
@@ -36149,6 +36013,10 @@
 </file>
 
 <file path=customXml/item1.xml><?xml version="1.0" encoding="utf-8"?>
+<b:Sources xmlns:b="http://schemas.openxmlformats.org/officeDocument/2006/bibliography" xmlns="http://schemas.openxmlformats.org/officeDocument/2006/bibliography" SelectedStyle="\APASixthEditionOfficeOnline.xsl" StyleName="APA" Version="6"/>
+</file>
+
+<file path=customXml/item2.xml><?xml version="1.0" encoding="utf-8"?>
 <ct:contentTypeSchema xmlns:ct="http://schemas.microsoft.com/office/2006/metadata/contentType" xmlns:ma="http://schemas.microsoft.com/office/2006/metadata/properties/metaAttributes" ct:_="" ma:_="" ma:contentTypeName="Documento" ma:contentTypeID="0x01010005252A1EF3BD024F856B47B579AB5244" ma:contentTypeVersion="11" ma:contentTypeDescription="Crear nuevo documento." ma:contentTypeScope="" ma:versionID="92b81066167b779aaeee7a3d91bad2fd">
   <xsd:schema xmlns:xsd="http://www.w3.org/2001/XMLSchema" xmlns:xs="http://www.w3.org/2001/XMLSchema" xmlns:p="http://schemas.microsoft.com/office/2006/metadata/properties" xmlns:ns2="42760c81-fd8e-4d59-8953-7cdb9f38b14f" xmlns:ns3="67a0edcd-0de5-43ed-8c27-e32f38a00c91" targetNamespace="http://schemas.microsoft.com/office/2006/metadata/properties" ma:root="true" ma:fieldsID="83cd6766d967e870b9368cac1ade74e6" ns2:_="" ns3:_="">
     <xsd:import namespace="42760c81-fd8e-4d59-8953-7cdb9f38b14f"/>
@@ -36343,11 +36211,16 @@
 </ct:contentTypeSchema>
 </file>
 
-<file path=customXml/item2.xml><?xml version="1.0" encoding="utf-8"?>
-<b:Sources xmlns:b="http://schemas.openxmlformats.org/officeDocument/2006/bibliography" xmlns="http://schemas.openxmlformats.org/officeDocument/2006/bibliography" SelectedStyle="\APASixthEditionOfficeOnline.xsl" StyleName="APA" Version="6"/>
+<file path=customXml/item3.xml><?xml version="1.0" encoding="utf-8"?>
+<?mso-contentType ?>
+<FormTemplates xmlns="http://schemas.microsoft.com/sharepoint/v3/contenttype/forms">
+  <Display>DocumentLibraryForm</Display>
+  <Edit>DocumentLibraryForm</Edit>
+  <New>DocumentLibraryForm</New>
+</FormTemplates>
 </file>
 
-<file path=customXml/item3.xml><?xml version="1.0" encoding="utf-8"?>
+<file path=customXml/item4.xml><?xml version="1.0" encoding="utf-8"?>
 <p:properties xmlns:p="http://schemas.microsoft.com/office/2006/metadata/properties" xmlns:xsi="http://www.w3.org/2001/XMLSchema-instance" xmlns:pc="http://schemas.microsoft.com/office/infopath/2007/PartnerControls">
   <documentManagement>
     <TaxCatchAll xmlns="67a0edcd-0de5-43ed-8c27-e32f38a00c91" xsi:nil="true"/>
@@ -36358,20 +36231,7 @@
 </p:properties>
 </file>
 
-<file path=customXml/item4.xml><?xml version="1.0" encoding="utf-8"?>
-<?mso-contentType ?>
-<FormTemplates xmlns="http://schemas.microsoft.com/sharepoint/v3/contenttype/forms">
-  <Display>DocumentLibraryForm</Display>
-  <Edit>DocumentLibraryForm</Edit>
-  <New>DocumentLibraryForm</New>
-</FormTemplates>
-</file>
-
 <file path=customXml/itemProps1.xml><?xml version="1.0" encoding="utf-8"?>
-<ds:datastoreItem xmlns:ds="http://schemas.openxmlformats.org/officeDocument/2006/customXml" ds:itemID="{AFC24A6C-0FE0-4D79-BBB8-D1C90418B206}"/>
-</file>
-
-<file path=customXml/itemProps2.xml><?xml version="1.0" encoding="utf-8"?>
 <ds:datastoreItem xmlns:ds="http://schemas.openxmlformats.org/officeDocument/2006/customXml" ds:itemID="{E8AB44A3-7C62-4BD2-82ED-8ABC209970FA}">
   <ds:schemaRefs>
     <ds:schemaRef ds:uri="http://schemas.openxmlformats.org/officeDocument/2006/bibliography"/>
@@ -36379,21 +36239,40 @@
 </ds:datastoreItem>
 </file>
 
+<file path=customXml/itemProps2.xml><?xml version="1.0" encoding="utf-8"?>
+<ds:datastoreItem xmlns:ds="http://schemas.openxmlformats.org/officeDocument/2006/customXml" ds:itemID="{AFC24A6C-0FE0-4D79-BBB8-D1C90418B206}">
+  <ds:schemaRefs>
+    <ds:schemaRef ds:uri="http://schemas.microsoft.com/office/2006/metadata/contentType"/>
+    <ds:schemaRef ds:uri="http://schemas.microsoft.com/office/2006/metadata/properties/metaAttributes"/>
+    <ds:schemaRef ds:uri="http://www.w3.org/2001/XMLSchema"/>
+    <ds:schemaRef ds:uri="http://schemas.microsoft.com/office/2006/metadata/properties"/>
+    <ds:schemaRef ds:uri="42760c81-fd8e-4d59-8953-7cdb9f38b14f"/>
+    <ds:schemaRef ds:uri="67a0edcd-0de5-43ed-8c27-e32f38a00c91"/>
+    <ds:schemaRef ds:uri="http://schemas.microsoft.com/office/2006/documentManagement/types"/>
+    <ds:schemaRef ds:uri="http://schemas.microsoft.com/office/infopath/2007/PartnerControls"/>
+    <ds:schemaRef ds:uri="http://schemas.openxmlformats.org/package/2006/metadata/core-properties"/>
+    <ds:schemaRef ds:uri="http://purl.org/dc/elements/1.1/"/>
+    <ds:schemaRef ds:uri="http://purl.org/dc/terms/"/>
+    <ds:schemaRef ds:uri="http://schemas.microsoft.com/internal/obd"/>
+  </ds:schemaRefs>
+</ds:datastoreItem>
+</file>
+
 <file path=customXml/itemProps3.xml><?xml version="1.0" encoding="utf-8"?>
-<ds:datastoreItem xmlns:ds="http://schemas.openxmlformats.org/officeDocument/2006/customXml" ds:itemID="{1145D752-ACC1-45E1-AB53-0C756F67FC7F}">
+<ds:datastoreItem xmlns:ds="http://schemas.openxmlformats.org/officeDocument/2006/customXml" ds:itemID="{81CBDEC1-3B00-44ED-AD36-0268077980BA}">
   <ds:schemaRefs>
-    <ds:schemaRef ds:uri="http://schemas.microsoft.com/office/2006/metadata/properties"/>
-    <ds:schemaRef ds:uri="http://schemas.microsoft.com/office/infopath/2007/PartnerControls"/>
-    <ds:schemaRef ds:uri="adccf511-daff-4bcb-9072-914cedbf4c7e"/>
-    <ds:schemaRef ds:uri="a70d3c18-0869-45a1-9f75-4b4b8f0f32be"/>
+    <ds:schemaRef ds:uri="http://schemas.microsoft.com/sharepoint/v3/contenttype/forms"/>
   </ds:schemaRefs>
 </ds:datastoreItem>
 </file>
 
 <file path=customXml/itemProps4.xml><?xml version="1.0" encoding="utf-8"?>
-<ds:datastoreItem xmlns:ds="http://schemas.openxmlformats.org/officeDocument/2006/customXml" ds:itemID="{81CBDEC1-3B00-44ED-AD36-0268077980BA}">
+<ds:datastoreItem xmlns:ds="http://schemas.openxmlformats.org/officeDocument/2006/customXml" ds:itemID="{1145D752-ACC1-45E1-AB53-0C756F67FC7F}">
   <ds:schemaRefs>
-    <ds:schemaRef ds:uri="http://schemas.microsoft.com/sharepoint/v3/contenttype/forms"/>
+    <ds:schemaRef ds:uri="http://schemas.microsoft.com/office/2006/metadata/properties"/>
+    <ds:schemaRef ds:uri="http://schemas.microsoft.com/office/infopath/2007/PartnerControls"/>
+    <ds:schemaRef ds:uri="67a0edcd-0de5-43ed-8c27-e32f38a00c91"/>
+    <ds:schemaRef ds:uri="42760c81-fd8e-4d59-8953-7cdb9f38b14f"/>
   </ds:schemaRefs>
 </ds:datastoreItem>
 </file>
--- a/fuentes/722109_CF3_DU.docx
+++ b/fuentes/722109_CF3_DU.docx
@@ -203,7 +203,7 @@
                 <v:stroke joinstyle="miter"/>
                 <v:path gradientshapeok="t" o:connecttype="rect"/>
               </v:shapetype>
-              <v:shape id="Cuadro de texto 2" o:spid="_x0000_s1026" type="#_x0000_t202" alt="&quot;&quot;" style="position:absolute;left:0;text-align:left;margin-left:-19.05pt;margin-top:34.1pt;width:499.8pt;height:189.2pt;z-index:251663360;visibility:visible;mso-wrap-style:square;mso-width-percent:0;mso-height-percent:0;mso-wrap-distance-left:9pt;mso-wrap-distance-top:3.6pt;mso-wrap-distance-right:9pt;mso-wrap-distance-bottom:3.6pt;mso-position-horizontal:absolute;mso-position-horizontal-relative:text;mso-position-vertical:absolute;mso-position-vertical-relative:text;mso-width-percent:0;mso-height-percent:0;mso-width-relative:margin;mso-height-relative:margin;v-text-anchor:top" o:gfxdata="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" filled="f" stroked="f">
+              <v:shape id="Cuadro de texto 2" o:spid="_x0000_s1026" type="#_x0000_t202" alt="&quot;&quot;" style="position:absolute;left:0;text-align:left;margin-left:-19.05pt;margin-top:34.1pt;width:499.8pt;height:189.2pt;z-index:251663360;visibility:visible;mso-wrap-style:square;mso-width-percent:0;mso-height-percent:0;mso-wrap-distance-left:9pt;mso-wrap-distance-top:3.6pt;mso-wrap-distance-right:9pt;mso-wrap-distance-bottom:3.6pt;mso-position-horizontal:absolute;mso-position-horizontal-relative:text;mso-position-vertical:absolute;mso-position-vertical-relative:text;mso-width-percent:0;mso-height-percent:0;mso-width-relative:margin;mso-height-relative:margin;v-text-anchor:top" o:gfxdata="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" filled="f" stroked="f">
                 <v:textbox>
                   <w:txbxContent>
                     <w:p>
@@ -573,10 +573,9 @@
             <w:rPr>
               <w:rFonts w:eastAsiaTheme="minorEastAsia"/>
               <w:noProof/>
-              <w:kern w:val="0"/>
-              <w:sz w:val="22"/>
+              <w:sz w:val="24"/>
+              <w:szCs w:val="24"/>
               <w:lang w:eastAsia="es-CO"/>
-              <w14:ligatures w14:val="none"/>
             </w:rPr>
           </w:pPr>
           <w:r>
@@ -588,7 +587,7 @@
           <w:r>
             <w:fldChar w:fldCharType="separate"/>
           </w:r>
-          <w:hyperlink w:anchor="_Toc233743706" w:history="1">
+          <w:hyperlink w:anchor="_Toc233820121" w:history="1">
             <w:r>
               <w:rPr>
                 <w:rStyle w:val="Hipervnculo"/>
@@ -615,7 +614,7 @@
                 <w:noProof/>
                 <w:webHidden/>
               </w:rPr>
-              <w:instrText xml:space="preserve"> PAGEREF _Toc233743706 \h </w:instrText>
+              <w:instrText xml:space="preserve"> PAGEREF _Toc233820121 \h </w:instrText>
             </w:r>
             <w:r>
               <w:rPr>
@@ -652,13 +651,12 @@
             <w:rPr>
               <w:rFonts w:eastAsiaTheme="minorEastAsia"/>
               <w:noProof/>
-              <w:kern w:val="0"/>
-              <w:sz w:val="22"/>
+              <w:sz w:val="24"/>
+              <w:szCs w:val="24"/>
               <w:lang w:eastAsia="es-CO"/>
-              <w14:ligatures w14:val="none"/>
             </w:rPr>
           </w:pPr>
-          <w:hyperlink w:anchor="_Toc233743707" w:history="1">
+          <w:hyperlink w:anchor="_Toc233820122" w:history="1">
             <w:r>
               <w:rPr>
                 <w:rStyle w:val="Hipervnculo"/>
@@ -670,10 +668,9 @@
               <w:rPr>
                 <w:rFonts w:eastAsiaTheme="minorEastAsia"/>
                 <w:noProof/>
-                <w:kern w:val="0"/>
-                <w:sz w:val="22"/>
+                <w:sz w:val="24"/>
+                <w:szCs w:val="24"/>
                 <w:lang w:eastAsia="es-CO"/>
-                <w14:ligatures w14:val="none"/>
               </w:rPr>
               <w:tab/>
             </w:r>
@@ -703,7 +700,7 @@
                 <w:noProof/>
                 <w:webHidden/>
               </w:rPr>
-              <w:instrText xml:space="preserve"> PAGEREF _Toc233743707 \h </w:instrText>
+              <w:instrText xml:space="preserve"> PAGEREF _Toc233820122 \h </w:instrText>
             </w:r>
             <w:r>
               <w:rPr>
@@ -740,13 +737,12 @@
             <w:rPr>
               <w:rFonts w:eastAsiaTheme="minorEastAsia"/>
               <w:noProof/>
-              <w:kern w:val="0"/>
-              <w:sz w:val="22"/>
+              <w:sz w:val="24"/>
+              <w:szCs w:val="24"/>
               <w:lang w:eastAsia="es-CO"/>
-              <w14:ligatures w14:val="none"/>
             </w:rPr>
           </w:pPr>
-          <w:hyperlink w:anchor="_Toc233743708" w:history="1">
+          <w:hyperlink w:anchor="_Toc233820123" w:history="1">
             <w:r>
               <w:rPr>
                 <w:rStyle w:val="Hipervnculo"/>
@@ -758,10 +754,9 @@
               <w:rPr>
                 <w:rFonts w:eastAsiaTheme="minorEastAsia"/>
                 <w:noProof/>
-                <w:kern w:val="0"/>
-                <w:sz w:val="22"/>
+                <w:sz w:val="24"/>
+                <w:szCs w:val="24"/>
                 <w:lang w:eastAsia="es-CO"/>
-                <w14:ligatures w14:val="none"/>
               </w:rPr>
               <w:tab/>
             </w:r>
@@ -791,7 +786,7 @@
                 <w:noProof/>
                 <w:webHidden/>
               </w:rPr>
-              <w:instrText xml:space="preserve"> PAGEREF _Toc233743708 \h </w:instrText>
+              <w:instrText xml:space="preserve"> PAGEREF _Toc233820123 \h </w:instrText>
             </w:r>
             <w:r>
               <w:rPr>
@@ -828,13 +823,12 @@
             <w:rPr>
               <w:rFonts w:eastAsiaTheme="minorEastAsia"/>
               <w:noProof/>
-              <w:kern w:val="0"/>
-              <w:sz w:val="22"/>
+              <w:sz w:val="24"/>
+              <w:szCs w:val="24"/>
               <w:lang w:eastAsia="es-CO"/>
-              <w14:ligatures w14:val="none"/>
             </w:rPr>
           </w:pPr>
-          <w:hyperlink w:anchor="_Toc233743709" w:history="1">
+          <w:hyperlink w:anchor="_Toc233820124" w:history="1">
             <w:r>
               <w:rPr>
                 <w:rStyle w:val="Hipervnculo"/>
@@ -846,10 +840,9 @@
               <w:rPr>
                 <w:rFonts w:eastAsiaTheme="minorEastAsia"/>
                 <w:noProof/>
-                <w:kern w:val="0"/>
-                <w:sz w:val="22"/>
+                <w:sz w:val="24"/>
+                <w:szCs w:val="24"/>
                 <w:lang w:eastAsia="es-CO"/>
-                <w14:ligatures w14:val="none"/>
               </w:rPr>
               <w:tab/>
             </w:r>
@@ -879,7 +872,7 @@
                 <w:noProof/>
                 <w:webHidden/>
               </w:rPr>
-              <w:instrText xml:space="preserve"> PAGEREF _Toc233743709 \h </w:instrText>
+              <w:instrText xml:space="preserve"> PAGEREF _Toc233820124 \h </w:instrText>
             </w:r>
             <w:r>
               <w:rPr>
@@ -916,13 +909,12 @@
             <w:rPr>
               <w:rFonts w:eastAsiaTheme="minorEastAsia"/>
               <w:noProof/>
-              <w:kern w:val="0"/>
-              <w:sz w:val="22"/>
+              <w:sz w:val="24"/>
+              <w:szCs w:val="24"/>
               <w:lang w:eastAsia="es-CO"/>
-              <w14:ligatures w14:val="none"/>
             </w:rPr>
           </w:pPr>
-          <w:hyperlink w:anchor="_Toc233743710" w:history="1">
+          <w:hyperlink w:anchor="_Toc233820125" w:history="1">
             <w:r>
               <w:rPr>
                 <w:rStyle w:val="Hipervnculo"/>
@@ -934,10 +926,9 @@
               <w:rPr>
                 <w:rFonts w:eastAsiaTheme="minorEastAsia"/>
                 <w:noProof/>
-                <w:kern w:val="0"/>
-                <w:sz w:val="22"/>
+                <w:sz w:val="24"/>
+                <w:szCs w:val="24"/>
                 <w:lang w:eastAsia="es-CO"/>
-                <w14:ligatures w14:val="none"/>
               </w:rPr>
               <w:tab/>
             </w:r>
@@ -967,7 +958,7 @@
                 <w:noProof/>
                 <w:webHidden/>
               </w:rPr>
-              <w:instrText xml:space="preserve"> PAGEREF _Toc233743710 \h </w:instrText>
+              <w:instrText xml:space="preserve"> PAGEREF _Toc233820125 \h </w:instrText>
             </w:r>
             <w:r>
               <w:rPr>
@@ -1004,13 +995,12 @@
             <w:rPr>
               <w:rFonts w:eastAsiaTheme="minorEastAsia"/>
               <w:noProof/>
-              <w:kern w:val="0"/>
-              <w:sz w:val="22"/>
+              <w:sz w:val="24"/>
+              <w:szCs w:val="24"/>
               <w:lang w:eastAsia="es-CO"/>
-              <w14:ligatures w14:val="none"/>
             </w:rPr>
           </w:pPr>
-          <w:hyperlink w:anchor="_Toc233743711" w:history="1">
+          <w:hyperlink w:anchor="_Toc233820126" w:history="1">
             <w:r>
               <w:rPr>
                 <w:rStyle w:val="Hipervnculo"/>
@@ -1022,10 +1012,9 @@
               <w:rPr>
                 <w:rFonts w:eastAsiaTheme="minorEastAsia"/>
                 <w:noProof/>
-                <w:kern w:val="0"/>
-                <w:sz w:val="22"/>
+                <w:sz w:val="24"/>
+                <w:szCs w:val="24"/>
                 <w:lang w:eastAsia="es-CO"/>
-                <w14:ligatures w14:val="none"/>
               </w:rPr>
               <w:tab/>
             </w:r>
@@ -1055,7 +1044,7 @@
                 <w:noProof/>
                 <w:webHidden/>
               </w:rPr>
-              <w:instrText xml:space="preserve"> PAGEREF _Toc233743711 \h </w:instrText>
+              <w:instrText xml:space="preserve"> PAGEREF _Toc233820126 \h </w:instrText>
             </w:r>
             <w:r>
               <w:rPr>
@@ -1092,13 +1081,12 @@
             <w:rPr>
               <w:rFonts w:eastAsiaTheme="minorEastAsia"/>
               <w:noProof/>
-              <w:kern w:val="0"/>
-              <w:sz w:val="22"/>
+              <w:sz w:val="24"/>
+              <w:szCs w:val="24"/>
               <w:lang w:eastAsia="es-CO"/>
-              <w14:ligatures w14:val="none"/>
             </w:rPr>
           </w:pPr>
-          <w:hyperlink w:anchor="_Toc233743712" w:history="1">
+          <w:hyperlink w:anchor="_Toc233820127" w:history="1">
             <w:r>
               <w:rPr>
                 <w:rStyle w:val="Hipervnculo"/>
@@ -1110,10 +1098,9 @@
               <w:rPr>
                 <w:rFonts w:eastAsiaTheme="minorEastAsia"/>
                 <w:noProof/>
-                <w:kern w:val="0"/>
-                <w:sz w:val="22"/>
+                <w:sz w:val="24"/>
+                <w:szCs w:val="24"/>
                 <w:lang w:eastAsia="es-CO"/>
-                <w14:ligatures w14:val="none"/>
               </w:rPr>
               <w:tab/>
             </w:r>
@@ -1143,7 +1130,7 @@
                 <w:noProof/>
                 <w:webHidden/>
               </w:rPr>
-              <w:instrText xml:space="preserve"> PAGEREF _Toc233743712 \h </w:instrText>
+              <w:instrText xml:space="preserve"> PAGEREF _Toc233820127 \h </w:instrText>
             </w:r>
             <w:r>
               <w:rPr>
@@ -1180,13 +1167,12 @@
             <w:rPr>
               <w:rFonts w:eastAsiaTheme="minorEastAsia"/>
               <w:noProof/>
-              <w:kern w:val="0"/>
-              <w:sz w:val="22"/>
+              <w:sz w:val="24"/>
+              <w:szCs w:val="24"/>
               <w:lang w:eastAsia="es-CO"/>
-              <w14:ligatures w14:val="none"/>
             </w:rPr>
           </w:pPr>
-          <w:hyperlink w:anchor="_Toc233743713" w:history="1">
+          <w:hyperlink w:anchor="_Toc233820128" w:history="1">
             <w:r>
               <w:rPr>
                 <w:rStyle w:val="Hipervnculo"/>
@@ -1198,10 +1184,9 @@
               <w:rPr>
                 <w:rFonts w:eastAsiaTheme="minorEastAsia"/>
                 <w:noProof/>
-                <w:kern w:val="0"/>
-                <w:sz w:val="22"/>
+                <w:sz w:val="24"/>
+                <w:szCs w:val="24"/>
                 <w:lang w:eastAsia="es-CO"/>
-                <w14:ligatures w14:val="none"/>
               </w:rPr>
               <w:tab/>
             </w:r>
@@ -1231,7 +1216,7 @@
                 <w:noProof/>
                 <w:webHidden/>
               </w:rPr>
-              <w:instrText xml:space="preserve"> PAGEREF _Toc233743713 \h </w:instrText>
+              <w:instrText xml:space="preserve"> PAGEREF _Toc233820128 \h </w:instrText>
             </w:r>
             <w:r>
               <w:rPr>
@@ -1268,13 +1253,12 @@
             <w:rPr>
               <w:rFonts w:eastAsiaTheme="minorEastAsia"/>
               <w:noProof/>
-              <w:kern w:val="0"/>
-              <w:sz w:val="22"/>
+              <w:sz w:val="24"/>
+              <w:szCs w:val="24"/>
               <w:lang w:eastAsia="es-CO"/>
-              <w14:ligatures w14:val="none"/>
             </w:rPr>
           </w:pPr>
-          <w:hyperlink w:anchor="_Toc233743714" w:history="1">
+          <w:hyperlink w:anchor="_Toc233820129" w:history="1">
             <w:r>
               <w:rPr>
                 <w:rStyle w:val="Hipervnculo"/>
@@ -1286,10 +1270,9 @@
               <w:rPr>
                 <w:rFonts w:eastAsiaTheme="minorEastAsia"/>
                 <w:noProof/>
-                <w:kern w:val="0"/>
-                <w:sz w:val="22"/>
+                <w:sz w:val="24"/>
+                <w:szCs w:val="24"/>
                 <w:lang w:eastAsia="es-CO"/>
-                <w14:ligatures w14:val="none"/>
               </w:rPr>
               <w:tab/>
             </w:r>
@@ -1319,7 +1302,7 @@
                 <w:noProof/>
                 <w:webHidden/>
               </w:rPr>
-              <w:instrText xml:space="preserve"> PAGEREF _Toc233743714 \h </w:instrText>
+              <w:instrText xml:space="preserve"> PAGEREF _Toc233820129 \h </w:instrText>
             </w:r>
             <w:r>
               <w:rPr>
@@ -1356,13 +1339,12 @@
             <w:rPr>
               <w:rFonts w:eastAsiaTheme="minorEastAsia"/>
               <w:noProof/>
-              <w:kern w:val="0"/>
-              <w:sz w:val="22"/>
+              <w:sz w:val="24"/>
+              <w:szCs w:val="24"/>
               <w:lang w:eastAsia="es-CO"/>
-              <w14:ligatures w14:val="none"/>
             </w:rPr>
           </w:pPr>
-          <w:hyperlink w:anchor="_Toc233743715" w:history="1">
+          <w:hyperlink w:anchor="_Toc233820130" w:history="1">
             <w:r>
               <w:rPr>
                 <w:rStyle w:val="Hipervnculo"/>
@@ -1374,10 +1356,9 @@
               <w:rPr>
                 <w:rFonts w:eastAsiaTheme="minorEastAsia"/>
                 <w:noProof/>
-                <w:kern w:val="0"/>
-                <w:sz w:val="22"/>
+                <w:sz w:val="24"/>
+                <w:szCs w:val="24"/>
                 <w:lang w:eastAsia="es-CO"/>
-                <w14:ligatures w14:val="none"/>
               </w:rPr>
               <w:tab/>
             </w:r>
@@ -1407,7 +1388,7 @@
                 <w:noProof/>
                 <w:webHidden/>
               </w:rPr>
-              <w:instrText xml:space="preserve"> PAGEREF _Toc233743715 \h </w:instrText>
+              <w:instrText xml:space="preserve"> PAGEREF _Toc233820130 \h </w:instrText>
             </w:r>
             <w:r>
               <w:rPr>
@@ -1444,13 +1425,12 @@
             <w:rPr>
               <w:rFonts w:eastAsiaTheme="minorEastAsia"/>
               <w:noProof/>
-              <w:kern w:val="0"/>
-              <w:sz w:val="22"/>
+              <w:sz w:val="24"/>
+              <w:szCs w:val="24"/>
               <w:lang w:eastAsia="es-CO"/>
-              <w14:ligatures w14:val="none"/>
             </w:rPr>
           </w:pPr>
-          <w:hyperlink w:anchor="_Toc233743716" w:history="1">
+          <w:hyperlink w:anchor="_Toc233820131" w:history="1">
             <w:r>
               <w:rPr>
                 <w:rStyle w:val="Hipervnculo"/>
@@ -1462,10 +1442,9 @@
               <w:rPr>
                 <w:rFonts w:eastAsiaTheme="minorEastAsia"/>
                 <w:noProof/>
-                <w:kern w:val="0"/>
-                <w:sz w:val="22"/>
+                <w:sz w:val="24"/>
+                <w:szCs w:val="24"/>
                 <w:lang w:eastAsia="es-CO"/>
-                <w14:ligatures w14:val="none"/>
               </w:rPr>
               <w:tab/>
             </w:r>
@@ -1495,7 +1474,7 @@
                 <w:noProof/>
                 <w:webHidden/>
               </w:rPr>
-              <w:instrText xml:space="preserve"> PAGEREF _Toc233743716 \h </w:instrText>
+              <w:instrText xml:space="preserve"> PAGEREF _Toc233820131 \h </w:instrText>
             </w:r>
             <w:r>
               <w:rPr>
@@ -1515,7 +1494,7 @@
                 <w:noProof/>
                 <w:webHidden/>
               </w:rPr>
-              <w:t>47</w:t>
+              <w:t>49</w:t>
             </w:r>
             <w:r>
               <w:rPr>
@@ -1532,13 +1511,12 @@
             <w:rPr>
               <w:rFonts w:eastAsiaTheme="minorEastAsia"/>
               <w:noProof/>
-              <w:kern w:val="0"/>
-              <w:sz w:val="22"/>
+              <w:sz w:val="24"/>
+              <w:szCs w:val="24"/>
               <w:lang w:eastAsia="es-CO"/>
-              <w14:ligatures w14:val="none"/>
             </w:rPr>
           </w:pPr>
-          <w:hyperlink w:anchor="_Toc233743717" w:history="1">
+          <w:hyperlink w:anchor="_Toc233820132" w:history="1">
             <w:r>
               <w:rPr>
                 <w:rStyle w:val="Hipervnculo"/>
@@ -1550,10 +1528,9 @@
               <w:rPr>
                 <w:rFonts w:eastAsiaTheme="minorEastAsia"/>
                 <w:noProof/>
-                <w:kern w:val="0"/>
-                <w:sz w:val="22"/>
+                <w:sz w:val="24"/>
+                <w:szCs w:val="24"/>
                 <w:lang w:eastAsia="es-CO"/>
-                <w14:ligatures w14:val="none"/>
               </w:rPr>
               <w:tab/>
             </w:r>
@@ -1583,7 +1560,7 @@
                 <w:noProof/>
                 <w:webHidden/>
               </w:rPr>
-              <w:instrText xml:space="preserve"> PAGEREF _Toc233743717 \h </w:instrText>
+              <w:instrText xml:space="preserve"> PAGEREF _Toc233820132 \h </w:instrText>
             </w:r>
             <w:r>
               <w:rPr>
@@ -1603,7 +1580,7 @@
                 <w:noProof/>
                 <w:webHidden/>
               </w:rPr>
-              <w:t>47</w:t>
+              <w:t>49</w:t>
             </w:r>
             <w:r>
               <w:rPr>
@@ -1620,13 +1597,12 @@
             <w:rPr>
               <w:rFonts w:eastAsiaTheme="minorEastAsia"/>
               <w:noProof/>
-              <w:kern w:val="0"/>
-              <w:sz w:val="22"/>
+              <w:sz w:val="24"/>
+              <w:szCs w:val="24"/>
               <w:lang w:eastAsia="es-CO"/>
-              <w14:ligatures w14:val="none"/>
             </w:rPr>
           </w:pPr>
-          <w:hyperlink w:anchor="_Toc233743718" w:history="1">
+          <w:hyperlink w:anchor="_Toc233820133" w:history="1">
             <w:r>
               <w:rPr>
                 <w:rStyle w:val="Hipervnculo"/>
@@ -1638,10 +1614,9 @@
               <w:rPr>
                 <w:rFonts w:eastAsiaTheme="minorEastAsia"/>
                 <w:noProof/>
-                <w:kern w:val="0"/>
-                <w:sz w:val="22"/>
+                <w:sz w:val="24"/>
+                <w:szCs w:val="24"/>
                 <w:lang w:eastAsia="es-CO"/>
-                <w14:ligatures w14:val="none"/>
               </w:rPr>
               <w:tab/>
             </w:r>
@@ -1671,7 +1646,7 @@
                 <w:noProof/>
                 <w:webHidden/>
               </w:rPr>
-              <w:instrText xml:space="preserve"> PAGEREF _Toc233743718 \h </w:instrText>
+              <w:instrText xml:space="preserve"> PAGEREF _Toc233820133 \h </w:instrText>
             </w:r>
             <w:r>
               <w:rPr>
@@ -1691,7 +1666,7 @@
                 <w:noProof/>
                 <w:webHidden/>
               </w:rPr>
-              <w:t>52</w:t>
+              <w:t>56</w:t>
             </w:r>
             <w:r>
               <w:rPr>
@@ -1708,13 +1683,12 @@
             <w:rPr>
               <w:rFonts w:eastAsiaTheme="minorEastAsia"/>
               <w:noProof/>
-              <w:kern w:val="0"/>
-              <w:sz w:val="22"/>
+              <w:sz w:val="24"/>
+              <w:szCs w:val="24"/>
               <w:lang w:eastAsia="es-CO"/>
-              <w14:ligatures w14:val="none"/>
             </w:rPr>
           </w:pPr>
-          <w:hyperlink w:anchor="_Toc233743719" w:history="1">
+          <w:hyperlink w:anchor="_Toc233820134" w:history="1">
             <w:r>
               <w:rPr>
                 <w:rStyle w:val="Hipervnculo"/>
@@ -1726,10 +1700,9 @@
               <w:rPr>
                 <w:rFonts w:eastAsiaTheme="minorEastAsia"/>
                 <w:noProof/>
-                <w:kern w:val="0"/>
-                <w:sz w:val="22"/>
+                <w:sz w:val="24"/>
+                <w:szCs w:val="24"/>
                 <w:lang w:eastAsia="es-CO"/>
-                <w14:ligatures w14:val="none"/>
               </w:rPr>
               <w:tab/>
             </w:r>
@@ -1759,7 +1732,7 @@
                 <w:noProof/>
                 <w:webHidden/>
               </w:rPr>
-              <w:instrText xml:space="preserve"> PAGEREF _Toc233743719 \h </w:instrText>
+              <w:instrText xml:space="preserve"> PAGEREF _Toc233820134 \h </w:instrText>
             </w:r>
             <w:r>
               <w:rPr>
@@ -1779,7 +1752,7 @@
                 <w:noProof/>
                 <w:webHidden/>
               </w:rPr>
-              <w:t>56</w:t>
+              <w:t>59</w:t>
             </w:r>
             <w:r>
               <w:rPr>
@@ -1796,13 +1769,12 @@
             <w:rPr>
               <w:rFonts w:eastAsiaTheme="minorEastAsia"/>
               <w:noProof/>
-              <w:kern w:val="0"/>
-              <w:sz w:val="22"/>
+              <w:sz w:val="24"/>
+              <w:szCs w:val="24"/>
               <w:lang w:eastAsia="es-CO"/>
-              <w14:ligatures w14:val="none"/>
             </w:rPr>
           </w:pPr>
-          <w:hyperlink w:anchor="_Toc233743720" w:history="1">
+          <w:hyperlink w:anchor="_Toc233820135" w:history="1">
             <w:r>
               <w:rPr>
                 <w:rStyle w:val="Hipervnculo"/>
@@ -1814,10 +1786,9 @@
               <w:rPr>
                 <w:rFonts w:eastAsiaTheme="minorEastAsia"/>
                 <w:noProof/>
-                <w:kern w:val="0"/>
-                <w:sz w:val="22"/>
+                <w:sz w:val="24"/>
+                <w:szCs w:val="24"/>
                 <w:lang w:eastAsia="es-CO"/>
-                <w14:ligatures w14:val="none"/>
               </w:rPr>
               <w:tab/>
             </w:r>
@@ -1847,7 +1818,7 @@
                 <w:noProof/>
                 <w:webHidden/>
               </w:rPr>
-              <w:instrText xml:space="preserve"> PAGEREF _Toc233743720 \h </w:instrText>
+              <w:instrText xml:space="preserve"> PAGEREF _Toc233820135 \h </w:instrText>
             </w:r>
             <w:r>
               <w:rPr>
@@ -1867,7 +1838,7 @@
                 <w:noProof/>
                 <w:webHidden/>
               </w:rPr>
-              <w:t>61</w:t>
+              <w:t>64</w:t>
             </w:r>
             <w:r>
               <w:rPr>
@@ -1884,13 +1855,12 @@
             <w:rPr>
               <w:rFonts w:eastAsiaTheme="minorEastAsia"/>
               <w:noProof/>
-              <w:kern w:val="0"/>
-              <w:sz w:val="22"/>
+              <w:sz w:val="24"/>
+              <w:szCs w:val="24"/>
               <w:lang w:eastAsia="es-CO"/>
-              <w14:ligatures w14:val="none"/>
             </w:rPr>
           </w:pPr>
-          <w:hyperlink w:anchor="_Toc233743721" w:history="1">
+          <w:hyperlink w:anchor="_Toc233820136" w:history="1">
             <w:r>
               <w:rPr>
                 <w:rStyle w:val="Hipervnculo"/>
@@ -1902,10 +1872,9 @@
               <w:rPr>
                 <w:rFonts w:eastAsiaTheme="minorEastAsia"/>
                 <w:noProof/>
-                <w:kern w:val="0"/>
-                <w:sz w:val="22"/>
+                <w:sz w:val="24"/>
+                <w:szCs w:val="24"/>
                 <w:lang w:eastAsia="es-CO"/>
-                <w14:ligatures w14:val="none"/>
               </w:rPr>
               <w:tab/>
             </w:r>
@@ -1935,7 +1904,7 @@
                 <w:noProof/>
                 <w:webHidden/>
               </w:rPr>
-              <w:instrText xml:space="preserve"> PAGEREF _Toc233743721 \h </w:instrText>
+              <w:instrText xml:space="preserve"> PAGEREF _Toc233820136 \h </w:instrText>
             </w:r>
             <w:r>
               <w:rPr>
@@ -1955,7 +1924,7 @@
                 <w:noProof/>
                 <w:webHidden/>
               </w:rPr>
-              <w:t>67</w:t>
+              <w:t>69</w:t>
             </w:r>
             <w:r>
               <w:rPr>
@@ -1972,13 +1941,12 @@
             <w:rPr>
               <w:rFonts w:eastAsiaTheme="minorEastAsia"/>
               <w:noProof/>
-              <w:kern w:val="0"/>
-              <w:sz w:val="22"/>
+              <w:sz w:val="24"/>
+              <w:szCs w:val="24"/>
               <w:lang w:eastAsia="es-CO"/>
-              <w14:ligatures w14:val="none"/>
             </w:rPr>
           </w:pPr>
-          <w:hyperlink w:anchor="_Toc233743722" w:history="1">
+          <w:hyperlink w:anchor="_Toc233820137" w:history="1">
             <w:r>
               <w:rPr>
                 <w:rStyle w:val="Hipervnculo"/>
@@ -2005,7 +1973,7 @@
                 <w:noProof/>
                 <w:webHidden/>
               </w:rPr>
-              <w:instrText xml:space="preserve"> PAGEREF _Toc233743722 \h </w:instrText>
+              <w:instrText xml:space="preserve"> PAGEREF _Toc233820137 \h </w:instrText>
             </w:r>
             <w:r>
               <w:rPr>
@@ -2025,7 +1993,7 @@
                 <w:noProof/>
                 <w:webHidden/>
               </w:rPr>
-              <w:t>68</w:t>
+              <w:t>71</w:t>
             </w:r>
             <w:r>
               <w:rPr>
@@ -2042,13 +2010,12 @@
             <w:rPr>
               <w:rFonts w:eastAsiaTheme="minorEastAsia"/>
               <w:noProof/>
-              <w:kern w:val="0"/>
-              <w:sz w:val="22"/>
+              <w:sz w:val="24"/>
+              <w:szCs w:val="24"/>
               <w:lang w:eastAsia="es-CO"/>
-              <w14:ligatures w14:val="none"/>
             </w:rPr>
           </w:pPr>
-          <w:hyperlink w:anchor="_Toc233743723" w:history="1">
+          <w:hyperlink w:anchor="_Toc233820138" w:history="1">
             <w:r>
               <w:rPr>
                 <w:rStyle w:val="Hipervnculo"/>
@@ -2075,7 +2042,7 @@
                 <w:noProof/>
                 <w:webHidden/>
               </w:rPr>
-              <w:instrText xml:space="preserve"> PAGEREF _Toc233743723 \h </w:instrText>
+              <w:instrText xml:space="preserve"> PAGEREF _Toc233820138 \h </w:instrText>
             </w:r>
             <w:r>
               <w:rPr>
@@ -2095,7 +2062,7 @@
                 <w:noProof/>
                 <w:webHidden/>
               </w:rPr>
-              <w:t>70</w:t>
+              <w:t>73</w:t>
             </w:r>
             <w:r>
               <w:rPr>
@@ -2112,13 +2079,12 @@
             <w:rPr>
               <w:rFonts w:eastAsiaTheme="minorEastAsia"/>
               <w:noProof/>
-              <w:kern w:val="0"/>
-              <w:sz w:val="22"/>
+              <w:sz w:val="24"/>
+              <w:szCs w:val="24"/>
               <w:lang w:eastAsia="es-CO"/>
-              <w14:ligatures w14:val="none"/>
             </w:rPr>
           </w:pPr>
-          <w:hyperlink w:anchor="_Toc233743724" w:history="1">
+          <w:hyperlink w:anchor="_Toc233820139" w:history="1">
             <w:r>
               <w:rPr>
                 <w:rStyle w:val="Hipervnculo"/>
@@ -2145,7 +2111,7 @@
                 <w:noProof/>
                 <w:webHidden/>
               </w:rPr>
-              <w:instrText xml:space="preserve"> PAGEREF _Toc233743724 \h </w:instrText>
+              <w:instrText xml:space="preserve"> PAGEREF _Toc233820139 \h </w:instrText>
             </w:r>
             <w:r>
               <w:rPr>
@@ -2165,7 +2131,7 @@
                 <w:noProof/>
                 <w:webHidden/>
               </w:rPr>
-              <w:t>78</w:t>
+              <w:t>81</w:t>
             </w:r>
             <w:r>
               <w:rPr>
@@ -2182,13 +2148,12 @@
             <w:rPr>
               <w:rFonts w:eastAsiaTheme="minorEastAsia"/>
               <w:noProof/>
-              <w:kern w:val="0"/>
-              <w:sz w:val="22"/>
+              <w:sz w:val="24"/>
+              <w:szCs w:val="24"/>
               <w:lang w:eastAsia="es-CO"/>
-              <w14:ligatures w14:val="none"/>
             </w:rPr>
           </w:pPr>
-          <w:hyperlink w:anchor="_Toc233743725" w:history="1">
+          <w:hyperlink w:anchor="_Toc233820140" w:history="1">
             <w:r>
               <w:rPr>
                 <w:rStyle w:val="Hipervnculo"/>
@@ -2215,7 +2180,7 @@
                 <w:noProof/>
                 <w:webHidden/>
               </w:rPr>
-              <w:instrText xml:space="preserve"> PAGEREF _Toc233743725 \h </w:instrText>
+              <w:instrText xml:space="preserve"> PAGEREF _Toc233820140 \h </w:instrText>
             </w:r>
             <w:r>
               <w:rPr>
@@ -2235,7 +2200,7 @@
                 <w:noProof/>
                 <w:webHidden/>
               </w:rPr>
-              <w:t>81</w:t>
+              <w:t>84</w:t>
             </w:r>
             <w:r>
               <w:rPr>
@@ -2265,7 +2230,7 @@
       <w:pPr>
         <w:pStyle w:val="Titulosgenerales"/>
       </w:pPr>
-      <w:bookmarkStart w:id="0" w:name="_Toc233743706"/>
+      <w:bookmarkStart w:id="0" w:name="_Toc233820121"/>
       <w:r>
         <w:lastRenderedPageBreak/>
         <w:t>Introducción</w:t>
@@ -2274,7 +2239,19 @@
     </w:p>
     <w:p>
       <w:r>
-        <w:t>En el contexto del final de la segunda guerra mundial en 1945, se crea la más grande organización internacional, la Organización de las Naciones Unidas ONU, en respuesta a la preocupación por la paz, estabilidad y desarrollo de los países miembros y del mundo. Producto del primer período de asambleas en 1947, surge la iniciativa de conformar una comisión encargada de los temas relacionados con el desarrollo de América Latina y el Caribe.</w:t>
+        <w:t xml:space="preserve">En el contexto del final de la segunda guerra mundial en 1945, se crea la más grande organización internacional, la Organización de las Naciones Unidas </w:t>
+      </w:r>
+      <w:r>
+        <w:t>(</w:t>
+      </w:r>
+      <w:r>
+        <w:t>ONU</w:t>
+      </w:r>
+      <w:r>
+        <w:t>)</w:t>
+      </w:r>
+      <w:r>
+        <w:t>, en respuesta a la preocupación por la paz, estabilidad y desarrollo de los países miembros y del mundo. Producto del primer período de asambleas en 1947, surge la iniciativa de conformar una comisión encargada de los temas relacionados con el desarrollo de América Latina y el Caribe.</w:t>
       </w:r>
     </w:p>
     <w:p>
@@ -2303,6 +2280,7 @@
     <w:p>
       <w:pPr>
         <w:pStyle w:val="Video"/>
+        <w:jc w:val="left"/>
         <w:rPr>
           <w:noProof/>
         </w:rPr>
@@ -2332,9 +2310,9 @@
           <w:noProof/>
         </w:rPr>
         <w:drawing>
-          <wp:inline distT="0" distB="0" distL="0" distR="0" wp14:anchorId="746463F8" wp14:editId="4D83C29E">
-            <wp:extent cx="5043220" cy="2838202"/>
-            <wp:effectExtent l="0" t="0" r="5080" b="635"/>
+          <wp:inline distT="0" distB="0" distL="0" distR="0" wp14:anchorId="746463F8" wp14:editId="4F6C4705">
+            <wp:extent cx="4680000" cy="2633791"/>
+            <wp:effectExtent l="0" t="0" r="6350" b="0"/>
             <wp:docPr id="10" name="Imagen 10">
               <a:extLst xmlns:a="http://schemas.openxmlformats.org/drawingml/2006/main">
                 <a:ext uri="{C183D7F6-B498-43B3-948B-1728B52AA6E4}">
@@ -2376,7 +2354,7 @@
                   <pic:spPr bwMode="auto">
                     <a:xfrm>
                       <a:off x="0" y="0"/>
-                      <a:ext cx="5063416" cy="2849568"/>
+                      <a:ext cx="4680000" cy="2633791"/>
                     </a:xfrm>
                     <a:prstGeom prst="rect">
                       <a:avLst/>
@@ -2462,52 +2440,44 @@
           </w:tcPr>
           <w:p>
             <w:pPr>
-              <w:pStyle w:val="Video"/>
-              <w:numPr>
-                <w:ilvl w:val="0"/>
-                <w:numId w:val="0"/>
-              </w:numPr>
-              <w:ind w:left="306"/>
-              <w:jc w:val="left"/>
+              <w:ind w:firstLine="0"/>
               <w:rPr>
                 <w:b/>
-                <w:lang w:val="es-419"/>
-              </w:rPr>
-            </w:pPr>
-            <w:r>
-              <w:rPr>
-                <w:b/>
-                <w:lang w:val="es-419"/>
-              </w:rPr>
-              <w:t xml:space="preserve">Transcripción </w:t>
-            </w:r>
-            <w:r>
-              <w:rPr>
-                <w:b/>
-                <w:lang w:val="es-419"/>
-              </w:rPr>
-              <w:t>del video</w:t>
-            </w:r>
-            <w:r>
-              <w:rPr>
-                <w:b/>
-                <w:lang w:val="es-419"/>
-              </w:rPr>
-              <w:t xml:space="preserve">. </w:t>
-            </w:r>
-            <w:r>
-              <w:rPr>
                 <w:bCs/>
                 <w:lang w:val="es-419"/>
               </w:rPr>
-              <w:t>F</w:t>
-            </w:r>
-            <w:r>
-              <w:rPr>
+            </w:pPr>
+            <w:r>
+              <w:rPr>
+                <w:b/>
                 <w:bCs/>
                 <w:lang w:val="es-419"/>
               </w:rPr>
-              <w:t>ormulación de proyectos agropecuarios bajo el enfoque metodológico de marco lógico.</w:t>
+              <w:t xml:space="preserve">Transcripción </w:t>
+            </w:r>
+            <w:r>
+              <w:rPr>
+                <w:b/>
+                <w:bCs/>
+                <w:lang w:val="es-419"/>
+              </w:rPr>
+              <w:t>del video</w:t>
+            </w:r>
+            <w:r>
+              <w:rPr>
+                <w:b/>
+                <w:bCs/>
+                <w:lang w:val="es-419"/>
+              </w:rPr>
+              <w:t>. F</w:t>
+            </w:r>
+            <w:r>
+              <w:rPr>
+                <w:b/>
+                <w:bCs/>
+                <w:lang w:val="es-419"/>
+              </w:rPr>
+              <w:t>ormulación de proyectos agropecuarios bajo el enfoque metodológico de marco lógico</w:t>
             </w:r>
           </w:p>
         </w:tc>
@@ -2581,7 +2551,31 @@
               <w:rPr>
                 <w:lang w:val="es-419"/>
               </w:rPr>
-              <w:t xml:space="preserve"> en 1948 se fundó la comisión económica para América Latina</w:t>
+              <w:t xml:space="preserve"> en 1948 se fundó la </w:t>
+            </w:r>
+            <w:r>
+              <w:rPr>
+                <w:lang w:val="es-419"/>
+              </w:rPr>
+              <w:t>C</w:t>
+            </w:r>
+            <w:r>
+              <w:rPr>
+                <w:lang w:val="es-419"/>
+              </w:rPr>
+              <w:t xml:space="preserve">omisión </w:t>
+            </w:r>
+            <w:r>
+              <w:rPr>
+                <w:lang w:val="es-419"/>
+              </w:rPr>
+              <w:t>E</w:t>
+            </w:r>
+            <w:r>
+              <w:rPr>
+                <w:lang w:val="es-419"/>
+              </w:rPr>
+              <w:t>conómica para América Latina</w:t>
             </w:r>
             <w:r>
               <w:rPr>
@@ -3418,7 +3412,7 @@
       <w:pPr>
         <w:pStyle w:val="Ttulo1"/>
       </w:pPr>
-      <w:bookmarkStart w:id="1" w:name="_Toc233743707"/>
+      <w:bookmarkStart w:id="1" w:name="_Toc233820122"/>
       <w:r>
         <w:lastRenderedPageBreak/>
         <w:t xml:space="preserve">Generalidades del </w:t>
@@ -4939,7 +4933,7 @@
       <w:pPr>
         <w:pStyle w:val="Ttulo1"/>
       </w:pPr>
-      <w:bookmarkStart w:id="2" w:name="_Toc233743708"/>
+      <w:bookmarkStart w:id="2" w:name="_Toc233820123"/>
       <w:r>
         <w:lastRenderedPageBreak/>
         <w:t>Etapa de análisis</w:t>
@@ -4963,7 +4957,7 @@
       <w:pPr>
         <w:pStyle w:val="Ttulo2"/>
       </w:pPr>
-      <w:bookmarkStart w:id="3" w:name="_Toc233743709"/>
+      <w:bookmarkStart w:id="3" w:name="_Toc233820124"/>
       <w:r>
         <w:t>Análisis del contexto en torno a la problemática de la ruralidad</w:t>
       </w:r>
@@ -5033,7 +5027,7 @@
       <w:pPr>
         <w:pStyle w:val="Ttulo2"/>
       </w:pPr>
-      <w:bookmarkStart w:id="4" w:name="_Toc233743710"/>
+      <w:bookmarkStart w:id="4" w:name="_Toc233820125"/>
       <w:r>
         <w:t>Análisis de información secundaria</w:t>
       </w:r>
@@ -5427,7 +5421,7 @@
       <w:pPr>
         <w:pStyle w:val="Ttulo2"/>
       </w:pPr>
-      <w:bookmarkStart w:id="5" w:name="_Toc233743711"/>
+      <w:bookmarkStart w:id="5" w:name="_Toc233820126"/>
       <w:r>
         <w:t>Análisis de actores involucrados</w:t>
       </w:r>
@@ -6053,7 +6047,7 @@
       <w:pPr>
         <w:pStyle w:val="Ttulo2"/>
       </w:pPr>
-      <w:bookmarkStart w:id="6" w:name="_Toc233743712"/>
+      <w:bookmarkStart w:id="6" w:name="_Toc233820127"/>
       <w:r>
         <w:t>D</w:t>
       </w:r>
@@ -6154,7 +6148,21 @@
         <w:rPr>
           <w:lang w:val="es-419" w:eastAsia="es-CO"/>
         </w:rPr>
-        <w:t>(por ejemplo la a</w:t>
+        <w:t xml:space="preserve">(por </w:t>
+      </w:r>
+      <w:proofErr w:type="gramStart"/>
+      <w:r>
+        <w:rPr>
+          <w:lang w:val="es-419" w:eastAsia="es-CO"/>
+        </w:rPr>
+        <w:t>ejemplo</w:t>
+      </w:r>
+      <w:proofErr w:type="gramEnd"/>
+      <w:r>
+        <w:rPr>
+          <w:lang w:val="es-419" w:eastAsia="es-CO"/>
+        </w:rPr>
+        <w:t xml:space="preserve"> la a</w:t>
       </w:r>
       <w:r>
         <w:rPr>
@@ -6360,7 +6368,13 @@
         <w:rPr>
           <w:lang w:val="es-419" w:eastAsia="es-CO"/>
         </w:rPr>
-        <w:t>Consecuencias socioeconómicas derivadas de la pandemia por el virus Sars-COV-2</w:t>
+        <w:t xml:space="preserve">Consecuencias socioeconómicas derivadas de la pandemia por el virus </w:t>
+      </w:r>
+      <w:r>
+        <w:rPr>
+          <w:lang w:val="es-419" w:eastAsia="es-CO"/>
+        </w:rPr>
+        <w:t>SARS-CoV-2</w:t>
       </w:r>
       <w:r>
         <w:rPr>
@@ -6398,7 +6412,7 @@
       <w:pPr>
         <w:pStyle w:val="Ttulo2"/>
       </w:pPr>
-      <w:bookmarkStart w:id="7" w:name="_Toc233743713"/>
+      <w:bookmarkStart w:id="7" w:name="_Toc233820128"/>
       <w:r>
         <w:t>Identificación de problemas a partir de información primaria</w:t>
       </w:r>
@@ -6801,19 +6815,65 @@
         </w:rPr>
         <w:t xml:space="preserve">Existen otras metodologías, por </w:t>
       </w:r>
-      <w:proofErr w:type="gramStart"/>
-      <w:r>
-        <w:rPr>
-          <w:lang w:val="es-419" w:eastAsia="es-CO"/>
-        </w:rPr>
-        <w:t>ejemplo</w:t>
-      </w:r>
-      <w:proofErr w:type="gramEnd"/>
-      <w:r>
-        <w:rPr>
-          <w:lang w:val="es-419" w:eastAsia="es-CO"/>
-        </w:rPr>
-        <w:t xml:space="preserve"> la propuesta hecha por Orlando Fals Borda en 1977, denominada “Investigación-Acción-Participación” (IAP), que centraliza la persona y no el objeto de la investigación. Otras metodologías pueden enfocarse a grupos pequeños como los familiares, es el caso de la Planificación Predial Participativa (PPP) o a organizaciones y empresas rurales como el “Índice de Capacidades Organizacionales de la Unión Europea” (ICO) y la “Medición del Emprendimiento Rural” (MER) de la FAO que incorporan todas las distintas áreas que componen una organización formal.</w:t>
+      <w:r>
+        <w:rPr>
+          <w:lang w:val="es-419" w:eastAsia="es-CO"/>
+        </w:rPr>
+        <w:t>ejemplo,</w:t>
+      </w:r>
+      <w:r>
+        <w:rPr>
+          <w:lang w:val="es-419" w:eastAsia="es-CO"/>
+        </w:rPr>
+        <w:t xml:space="preserve"> la propuesta hecha por Orlando Fals Borda en 1977, denominada “Investigación</w:t>
+      </w:r>
+      <w:r>
+        <w:rPr>
+          <w:lang w:val="es-419" w:eastAsia="es-CO"/>
+        </w:rPr>
+        <w:t xml:space="preserve"> </w:t>
+      </w:r>
+      <w:r>
+        <w:rPr>
+          <w:lang w:val="es-419" w:eastAsia="es-CO"/>
+        </w:rPr>
+        <w:t>-</w:t>
+      </w:r>
+      <w:r>
+        <w:rPr>
+          <w:lang w:val="es-419" w:eastAsia="es-CO"/>
+        </w:rPr>
+        <w:t xml:space="preserve"> </w:t>
+      </w:r>
+      <w:r>
+        <w:rPr>
+          <w:lang w:val="es-419" w:eastAsia="es-CO"/>
+        </w:rPr>
+        <w:t>Acción</w:t>
+      </w:r>
+      <w:r>
+        <w:rPr>
+          <w:lang w:val="es-419" w:eastAsia="es-CO"/>
+        </w:rPr>
+        <w:t xml:space="preserve"> </w:t>
+      </w:r>
+      <w:r>
+        <w:rPr>
+          <w:lang w:val="es-419" w:eastAsia="es-CO"/>
+        </w:rPr>
+        <w:t>-</w:t>
+      </w:r>
+      <w:r>
+        <w:rPr>
+          <w:lang w:val="es-419" w:eastAsia="es-CO"/>
+        </w:rPr>
+        <w:t xml:space="preserve"> </w:t>
+      </w:r>
+      <w:r>
+        <w:rPr>
+          <w:lang w:val="es-419" w:eastAsia="es-CO"/>
+        </w:rPr>
+        <w:t>Participación” (IAP), que centraliza la persona y no el objeto de la investigación. Otras metodologías pueden enfocarse a grupos pequeños como los familiares, es el caso de la Planificación Predial Participativa (PPP) o a organizaciones y empresas rurales como el “Índice de Capacidades Organizacionales de la Unión Europea” (ICO) y la “Medición del Emprendimiento Rural” (MER) de la FAO que incorporan todas las distintas áreas que componen una organización formal.</w:t>
       </w:r>
     </w:p>
     <w:p>
@@ -6832,7 +6892,19 @@
         <w:rPr>
           <w:lang w:val="es-419" w:eastAsia="es-CO"/>
         </w:rPr>
-        <w:t xml:space="preserve"> – </w:t>
+        <w:t xml:space="preserve"> </w:t>
+      </w:r>
+      <w:r>
+        <w:rPr>
+          <w:lang w:val="es-419" w:eastAsia="es-CO"/>
+        </w:rPr>
+        <w:t>-</w:t>
+      </w:r>
+      <w:r>
+        <w:rPr>
+          <w:lang w:val="es-419" w:eastAsia="es-CO"/>
+        </w:rPr>
+        <w:t xml:space="preserve"> </w:t>
       </w:r>
       <w:r>
         <w:rPr>
@@ -8216,7 +8288,7 @@
                 <w:sz w:val="22"/>
                 <w:szCs w:val="22"/>
               </w:rPr>
-              <w:t>’</w:t>
+              <w:t>”</w:t>
             </w:r>
           </w:p>
         </w:tc>
@@ -9056,7 +9128,72 @@
                 <w:sz w:val="22"/>
                 <w:szCs w:val="22"/>
               </w:rPr>
-              <w:t xml:space="preserve">Análisis de pro y contra (juego de sí señor – no señor) </w:t>
+              <w:lastRenderedPageBreak/>
+              <w:t>Análisis de pro</w:t>
+            </w:r>
+            <w:r>
+              <w:rPr>
+                <w:rFonts w:asciiTheme="minorHAnsi" w:hAnsiTheme="minorHAnsi" w:cstheme="minorHAnsi"/>
+                <w:sz w:val="22"/>
+                <w:szCs w:val="22"/>
+              </w:rPr>
+              <w:t>s</w:t>
+            </w:r>
+            <w:r>
+              <w:rPr>
+                <w:rFonts w:asciiTheme="minorHAnsi" w:hAnsiTheme="minorHAnsi" w:cstheme="minorHAnsi"/>
+                <w:sz w:val="22"/>
+                <w:szCs w:val="22"/>
+              </w:rPr>
+              <w:t xml:space="preserve"> y contra</w:t>
+            </w:r>
+            <w:r>
+              <w:rPr>
+                <w:rFonts w:asciiTheme="minorHAnsi" w:hAnsiTheme="minorHAnsi" w:cstheme="minorHAnsi"/>
+                <w:sz w:val="22"/>
+                <w:szCs w:val="22"/>
+              </w:rPr>
+              <w:t>s</w:t>
+            </w:r>
+            <w:r>
+              <w:rPr>
+                <w:rFonts w:asciiTheme="minorHAnsi" w:hAnsiTheme="minorHAnsi" w:cstheme="minorHAnsi"/>
+                <w:sz w:val="22"/>
+                <w:szCs w:val="22"/>
+              </w:rPr>
+              <w:t xml:space="preserve"> (juego de </w:t>
+            </w:r>
+            <w:r>
+              <w:rPr>
+                <w:rFonts w:asciiTheme="minorHAnsi" w:hAnsiTheme="minorHAnsi" w:cstheme="minorHAnsi"/>
+                <w:sz w:val="22"/>
+                <w:szCs w:val="22"/>
+              </w:rPr>
+              <w:t>“</w:t>
+            </w:r>
+            <w:r>
+              <w:rPr>
+                <w:rFonts w:asciiTheme="minorHAnsi" w:hAnsiTheme="minorHAnsi" w:cstheme="minorHAnsi"/>
+                <w:sz w:val="22"/>
+                <w:szCs w:val="22"/>
+              </w:rPr>
+              <w:t>sí señor – no señor</w:t>
+            </w:r>
+            <w:r>
+              <w:rPr>
+                <w:rFonts w:asciiTheme="minorHAnsi" w:hAnsiTheme="minorHAnsi" w:cstheme="minorHAnsi"/>
+                <w:sz w:val="22"/>
+                <w:szCs w:val="22"/>
+              </w:rPr>
+              <w:t>”</w:t>
+            </w:r>
+            <w:r>
+              <w:rPr>
+                <w:rFonts w:asciiTheme="minorHAnsi" w:hAnsiTheme="minorHAnsi" w:cstheme="minorHAnsi"/>
+                <w:sz w:val="22"/>
+                <w:szCs w:val="22"/>
+              </w:rPr>
+              <w:t xml:space="preserve">) </w:t>
             </w:r>
           </w:p>
           <w:p>
@@ -9085,7 +9222,6 @@
                 <w:sz w:val="22"/>
                 <w:szCs w:val="22"/>
               </w:rPr>
-              <w:lastRenderedPageBreak/>
               <w:t>Análisis de impacto</w:t>
             </w:r>
           </w:p>
@@ -9568,7 +9704,7 @@
       <w:pPr>
         <w:pStyle w:val="Ttulo2"/>
       </w:pPr>
-      <w:bookmarkStart w:id="8" w:name="_Toc233743714"/>
+      <w:bookmarkStart w:id="8" w:name="_Toc233820129"/>
       <w:r>
         <w:t>Priorización de problemas a través de la herramienta “Matriz de Vester”</w:t>
       </w:r>
@@ -9597,14 +9733,14 @@
         <w:rPr>
           <w:lang w:val="es-419" w:eastAsia="es-CO"/>
         </w:rPr>
-        <w:t xml:space="preserve">En el segundo caso, donde no se tiene definido el problema central, es necesario como siguiente paso analizar la relación entre los problemas de forma bidireccional; es decir, escudriñar en la correlación entre los distintos problemas (aquí variables) a fin de </w:t>
+        <w:t xml:space="preserve">En el segundo caso, donde no se tiene definido el problema central, es necesario como siguiente paso analizar la relación entre los problemas de forma bidireccional; es </w:t>
       </w:r>
       <w:r>
         <w:rPr>
           <w:lang w:val="es-419" w:eastAsia="es-CO"/>
         </w:rPr>
         <w:lastRenderedPageBreak/>
-        <w:t>establecer el grado de influencia y/o dependencia entre ellos, el método, desarrollado por el alemán Frederic Vester (1925</w:t>
+        <w:t>decir, escudriñar en la correlación entre los distintos problemas (aquí variables) a fin de establecer el grado de influencia y/o dependencia entre ellos, el método, desarrollado por el alemán Frederic Vester (1925</w:t>
       </w:r>
       <w:r>
         <w:rPr>
@@ -9697,7 +9833,14 @@
         <w:rPr>
           <w:lang w:val="es-419" w:eastAsia="es-CO"/>
         </w:rPr>
-        <w:t>Un error que se presenta frecuentemente en la definición del problema central, surge cuando este se describe como la falta o ausencia de una solución frente a una necesidad experimentada por la población. Este hecho sucede frecuentemente con intervenciones que conllevan la construcción de diferentes tipos de infraestructura pública o la adquisición de equipos. El definir la situación problemática de esta forma, conlleva dos debilidades en la formulación del proyecto: se limita y condiciona la solución a esa sola alternativa y se ignoran las condiciones que afectan realmente a la población en cuanto a su bienestar y el mejoramiento de las condiciones de vida</w:t>
+        <w:t xml:space="preserve">Un error que se presenta frecuentemente en la definición del problema central, surge cuando este se describe como la falta o ausencia de una solución frente a una necesidad experimentada por la población. Este hecho sucede frecuentemente con intervenciones que conllevan la construcción de diferentes tipos de infraestructura pública o la adquisición de equipos. El definir la situación problemática de esta forma, conlleva dos debilidades en la formulación del proyecto: se limita y condiciona la solución a esa sola alternativa y se ignoran las condiciones que afectan realmente a la </w:t>
+      </w:r>
+      <w:r>
+        <w:rPr>
+          <w:lang w:val="es-419" w:eastAsia="es-CO"/>
+        </w:rPr>
+        <w:lastRenderedPageBreak/>
+        <w:t>población en cuanto a su bienestar y el mejoramiento de las condiciones de vida</w:t>
       </w:r>
       <w:r>
         <w:rPr>
@@ -9733,7 +9876,6 @@
           <w:shd w:val="clear" w:color="auto" w:fill="auto"/>
           <w:lang w:val="es-CO"/>
         </w:rPr>
-        <w:lastRenderedPageBreak/>
         <w:t>Recomendaciones para la correcta definición de un problema</w:t>
       </w:r>
     </w:p>
@@ -9750,10 +9892,10 @@
           <w:lang w:val="es-419" w:eastAsia="es-CO"/>
         </w:rPr>
         <w:drawing>
-          <wp:inline distT="0" distB="0" distL="0" distR="0" wp14:anchorId="2AD86D07" wp14:editId="2D7BB818">
+          <wp:inline distT="0" distB="0" distL="0" distR="0" wp14:anchorId="2AD86D07" wp14:editId="09EB459A">
             <wp:extent cx="4805917" cy="1844389"/>
             <wp:effectExtent l="0" t="0" r="0" b="3810"/>
-            <wp:docPr id="20" name="Imagen 20" descr="Muestra los aspectos para identificar problemáticas, según: &#10;La aplicación de una política de desarrollo.  Ej. Agenda 2030  o el Plan Nacional. Recuperación de infraestructura. Necesidades o carencias en la población afectada. Bajos niveles de desarrollo. Condiciones de vida deficitarias. Efectos de la globalización de la economía y de tratados comerciales internacionales. "/>
+            <wp:docPr id="20" name="Imagen 20" descr="Se detalla un ejemplo de forma incorrecta y de la forma correcta de un problema, los errores y los aciertos; hay diferentes grados de complejidad en los problemas, desde los mas simples hasta los que son casi imposibles."/>
             <wp:cNvGraphicFramePr>
               <a:graphicFrameLocks xmlns:a="http://schemas.openxmlformats.org/drawingml/2006/main" noChangeAspect="1"/>
             </wp:cNvGraphicFramePr>
@@ -9761,7 +9903,7 @@
               <a:graphicData uri="http://schemas.openxmlformats.org/drawingml/2006/picture">
                 <pic:pic xmlns:pic="http://schemas.openxmlformats.org/drawingml/2006/picture">
                   <pic:nvPicPr>
-                    <pic:cNvPr id="20" name="Imagen 20" descr="Muestra los aspectos para identificar problemáticas, según: &#10;La aplicación de una política de desarrollo.  Ej. Agenda 2030  o el Plan Nacional. Recuperación de infraestructura. Necesidades o carencias en la población afectada. Bajos niveles de desarrollo. Condiciones de vida deficitarias. Efectos de la globalización de la economía y de tratados comerciales internacionales. "/>
+                    <pic:cNvPr id="20" name="Imagen 20" descr="Se detalla un ejemplo de forma incorrecta y de la forma correcta de un problema, los errores y los aciertos; hay diferentes grados de complejidad en los problemas, desde los mas simples hasta los que son casi imposibles."/>
                     <pic:cNvPicPr/>
                   </pic:nvPicPr>
                   <pic:blipFill>
@@ -9904,6 +10046,21 @@
     </w:p>
     <w:p>
       <w:pPr>
+        <w:spacing w:before="0" w:after="160" w:line="259" w:lineRule="auto"/>
+        <w:ind w:firstLine="0"/>
+        <w:rPr>
+          <w:lang w:val="es-419" w:eastAsia="es-CO"/>
+        </w:rPr>
+      </w:pPr>
+      <w:r>
+        <w:rPr>
+          <w:lang w:val="es-419" w:eastAsia="es-CO"/>
+        </w:rPr>
+        <w:br w:type="page"/>
+      </w:r>
+    </w:p>
+    <w:p>
+      <w:pPr>
         <w:pStyle w:val="Tabla"/>
         <w:tabs>
           <w:tab w:val="left" w:pos="993"/>
@@ -9916,6 +10073,7 @@
         <w:rPr>
           <w:lang w:val="es-419" w:eastAsia="es-CO"/>
         </w:rPr>
+        <w:lastRenderedPageBreak/>
         <w:t>Ejemplo de estructura de la matriz de influencia-dependencia (</w:t>
       </w:r>
       <w:proofErr w:type="spellStart"/>
@@ -10237,7 +10395,6 @@
                 <w:rFonts w:asciiTheme="minorHAnsi" w:hAnsiTheme="minorHAnsi" w:cstheme="minorHAnsi"/>
                 <w:szCs w:val="28"/>
               </w:rPr>
-              <w:lastRenderedPageBreak/>
               <w:t>Problema 2</w:t>
             </w:r>
           </w:p>
@@ -10771,7 +10928,19 @@
         <w:rPr>
           <w:lang w:val="es-419" w:eastAsia="es-CO"/>
         </w:rPr>
-        <w:t>: s</w:t>
+        <w:t>.</w:t>
+      </w:r>
+      <w:r>
+        <w:rPr>
+          <w:lang w:val="es-419" w:eastAsia="es-CO"/>
+        </w:rPr>
+        <w:t xml:space="preserve"> </w:t>
+      </w:r>
+      <w:r>
+        <w:rPr>
+          <w:lang w:val="es-419" w:eastAsia="es-CO"/>
+        </w:rPr>
+        <w:t>S</w:t>
       </w:r>
       <w:r>
         <w:rPr>
@@ -10791,14 +10960,14 @@
         <w:rPr>
           <w:lang w:val="es-419" w:eastAsia="es-CO"/>
         </w:rPr>
-        <w:t xml:space="preserve"> al terminar de asignar valores, no más del 30 % de ellos corresponde a un valor de tres (3); caso contrario, existe un sesgo atribuible a la falta de definición de los problemas o a la consideración de causas indirectas entre ellos. Se puede hacer esta pregunta cada vez que se confronten los problemas: ¿Cómo influye el problema 1 sobre el problema 2?; ¿Cómo influye el problema 1 sobre el problema 3?, y así sucesivamente… el orden </w:t>
+        <w:t xml:space="preserve"> al terminar de asignar valores, no más del 30 % de ellos corresponde a un valor de tres (3); caso contrario, existe un sesgo atribuible a la falta de definición de los problemas o a la consideración de causas indirectas entre ellos. Se puede hacer esta pregunta cada </w:t>
       </w:r>
       <w:r>
         <w:rPr>
           <w:lang w:val="es-419" w:eastAsia="es-CO"/>
         </w:rPr>
         <w:lastRenderedPageBreak/>
-        <w:t>se establece en las filas, de superior a inferior. Para el valor a asignarse puede usar la siguiente escala:</w:t>
+        <w:t>vez que se confronten los problemas: ¿Cómo influye el problema 1 sobre el problema 2?; ¿Cómo influye el problema 1 sobre el problema 3?, y así sucesivamente… el orden se establece en las filas, de superior a inferior. Para el valor a asignarse puede usar la siguiente escala:</w:t>
       </w:r>
     </w:p>
     <w:p>
@@ -18302,7 +18471,7 @@
       <w:pPr>
         <w:pStyle w:val="Ttulo2"/>
       </w:pPr>
-      <w:bookmarkStart w:id="9" w:name="_Toc233743715"/>
+      <w:bookmarkStart w:id="9" w:name="_Toc233820130"/>
       <w:r>
         <w:t>Análisis causa-efecto a través de la "metodología de árboles"</w:t>
       </w:r>
@@ -18318,7 +18487,55 @@
         <w:rPr>
           <w:lang w:val="es-419" w:eastAsia="es-CO"/>
         </w:rPr>
-        <w:t>El problema central ya definido anteriormente es el punto de partida del análisis a efectuar con la herramienta de árboles, aunque existan otras herramientas de análisis causa-efecto como el método del “diagrama de flechas” (ADM) el “método de la ruta crítica” (CPM) el “método del diagrama de precedencias” (PDM) “la técnica de revisión y evaluación de programas” (PERT) que son métodos complejos usados sobre todo en análisis en el contexto de la industria; además, hay otros más amigables como pueden ser el “diagrama de Pareto” o el “diagrama de Ishikawa” (espina de pescado); de todos estos el “método de árboles” es el que resulta, en efecto, más conveniente para su aplicación en el EML.</w:t>
+        <w:t>El problema central ya definido anteriormente es el punto de partida del análisis a efectuar con la herramienta de árboles, aunque existan otras herramientas de análisis causa-efecto como el método del “diagrama de flechas” (ADM)</w:t>
+      </w:r>
+      <w:r>
+        <w:rPr>
+          <w:lang w:val="es-419" w:eastAsia="es-CO"/>
+        </w:rPr>
+        <w:t>,</w:t>
+      </w:r>
+      <w:r>
+        <w:rPr>
+          <w:lang w:val="es-419" w:eastAsia="es-CO"/>
+        </w:rPr>
+        <w:t xml:space="preserve"> el “método de la ruta crítica” (CPM)</w:t>
+      </w:r>
+      <w:r>
+        <w:rPr>
+          <w:lang w:val="es-419" w:eastAsia="es-CO"/>
+        </w:rPr>
+        <w:t>,</w:t>
+      </w:r>
+      <w:r>
+        <w:rPr>
+          <w:lang w:val="es-419" w:eastAsia="es-CO"/>
+        </w:rPr>
+        <w:t xml:space="preserve"> el “método del diagrama de precedencias” (PDM)</w:t>
+      </w:r>
+      <w:r>
+        <w:rPr>
+          <w:lang w:val="es-419" w:eastAsia="es-CO"/>
+        </w:rPr>
+        <w:t xml:space="preserve"> y </w:t>
+      </w:r>
+      <w:r>
+        <w:rPr>
+          <w:lang w:val="es-419" w:eastAsia="es-CO"/>
+        </w:rPr>
+        <w:t>“la técnica de revisión y evaluación de programas” (PERT)</w:t>
+      </w:r>
+      <w:r>
+        <w:rPr>
+          <w:lang w:val="es-419" w:eastAsia="es-CO"/>
+        </w:rPr>
+        <w:t>,</w:t>
+      </w:r>
+      <w:r>
+        <w:rPr>
+          <w:lang w:val="es-419" w:eastAsia="es-CO"/>
+        </w:rPr>
+        <w:t xml:space="preserve"> que son métodos complejos usados sobre todo en análisis en el contexto de la industria; además, hay otros más amigables como pueden ser el “diagrama de Pareto” o el “diagrama de Ishikawa” (espina de pescado); de todos estos el “método de árboles” es el que resulta, en efecto, más conveniente para su aplicación en el EML.</w:t>
       </w:r>
     </w:p>
     <w:p>
@@ -18499,10 +18716,10 @@
           <w:lang w:val="es-419" w:eastAsia="es-CO"/>
         </w:rPr>
         <w:drawing>
-          <wp:inline distT="0" distB="0" distL="0" distR="0" wp14:anchorId="256931A5" wp14:editId="264F9AD2">
+          <wp:inline distT="0" distB="0" distL="0" distR="0" wp14:anchorId="256931A5" wp14:editId="57C7CCEE">
             <wp:extent cx="4561367" cy="1274227"/>
             <wp:effectExtent l="0" t="0" r="0" b="2540"/>
-            <wp:docPr id="23" name="Imagen 23" descr="Se muestra un ejemplo de causa y efecto, así:&#10;Desconocimiento de las fuentes de información de precios de mercado. Capacidad limitada de negociación de bienes y / o servicios. Capacidad limitada de negociación de bienes y / o servicios."/>
+            <wp:docPr id="23" name="Imagen 23" descr="Se muestra un ejemplo de causa y efecto, así:&#10;Desconocimiento de las fuentes de información de precios de mercado. Capacidad limitada de negociación de bienes y / o servicios."/>
             <wp:cNvGraphicFramePr>
               <a:graphicFrameLocks xmlns:a="http://schemas.openxmlformats.org/drawingml/2006/main" noChangeAspect="1"/>
             </wp:cNvGraphicFramePr>
@@ -18510,7 +18727,7 @@
               <a:graphicData uri="http://schemas.openxmlformats.org/drawingml/2006/picture">
                 <pic:pic xmlns:pic="http://schemas.openxmlformats.org/drawingml/2006/picture">
                   <pic:nvPicPr>
-                    <pic:cNvPr id="23" name="Imagen 23" descr="Se muestra un ejemplo de causa y efecto, así:&#10;Desconocimiento de las fuentes de información de precios de mercado. Capacidad limitada de negociación de bienes y / o servicios. Capacidad limitada de negociación de bienes y / o servicios."/>
+                    <pic:cNvPr id="23" name="Imagen 23" descr="Se muestra un ejemplo de causa y efecto, así:&#10;Desconocimiento de las fuentes de información de precios de mercado. Capacidad limitada de negociación de bienes y / o servicios."/>
                     <pic:cNvPicPr/>
                   </pic:nvPicPr>
                   <pic:blipFill>
@@ -18806,9 +19023,9 @@
           <w:lang w:val="es-419" w:eastAsia="es-CO"/>
         </w:rPr>
         <w:drawing>
-          <wp:inline distT="0" distB="0" distL="0" distR="0" wp14:anchorId="184B4B3C" wp14:editId="4362A1EC">
-            <wp:extent cx="4880344" cy="1300348"/>
-            <wp:effectExtent l="0" t="0" r="0" b="0"/>
+          <wp:inline distT="0" distB="0" distL="0" distR="0" wp14:anchorId="184B4B3C" wp14:editId="64BCB584">
+            <wp:extent cx="4607007" cy="1227518"/>
+            <wp:effectExtent l="0" t="0" r="3175" b="0"/>
             <wp:docPr id="3" name="Imagen 3" descr="Causas indirectas. Inadecuada tradición del manejo de residuos en la fuente. Inapropiado sistema de recolección para el transporte selectivo. Reducida aplicación de tecnología en el proceso de reciclaje. Informalidad y dispersión de los recuperadores."/>
             <wp:cNvGraphicFramePr>
               <a:graphicFrameLocks xmlns:a="http://schemas.openxmlformats.org/drawingml/2006/main" noChangeAspect="1"/>
@@ -18829,7 +19046,7 @@
                   <pic:spPr>
                     <a:xfrm>
                       <a:off x="0" y="0"/>
-                      <a:ext cx="4922654" cy="1311621"/>
+                      <a:ext cx="4652073" cy="1239526"/>
                     </a:xfrm>
                     <a:prstGeom prst="rect">
                       <a:avLst/>
@@ -18967,9 +19184,9 @@
           <w:lang w:val="es-419" w:eastAsia="es-CO"/>
         </w:rPr>
         <w:drawing>
-          <wp:inline distT="0" distB="0" distL="0" distR="0" wp14:anchorId="4C7258F3" wp14:editId="2B208EAA">
-            <wp:extent cx="4933507" cy="2410848"/>
-            <wp:effectExtent l="0" t="0" r="635" b="8890"/>
+          <wp:inline distT="0" distB="0" distL="0" distR="0" wp14:anchorId="4C7258F3" wp14:editId="5A19E7FB">
+            <wp:extent cx="5856642" cy="2861953"/>
+            <wp:effectExtent l="0" t="0" r="0" b="0"/>
             <wp:docPr id="4" name="Imagen 4" descr="Se detalla en la figura un ejemplo de árbol de problemas, según sus efectos (ramas), problemas (tronco) y causas (raíces)."/>
             <wp:cNvGraphicFramePr>
               <a:graphicFrameLocks xmlns:a="http://schemas.openxmlformats.org/drawingml/2006/main" noChangeAspect="1"/>
@@ -18990,7 +19207,7 @@
                   <pic:spPr>
                     <a:xfrm>
                       <a:off x="0" y="0"/>
-                      <a:ext cx="4952163" cy="2419964"/>
+                      <a:ext cx="5918415" cy="2892140"/>
                     </a:xfrm>
                     <a:prstGeom prst="rect">
                       <a:avLst/>
@@ -19035,18 +19252,284 @@
         <w:t>Nota. Tomado de la guía de proyectos del DNP (2016).</w:t>
       </w:r>
     </w:p>
-    <w:p>
-      <w:pPr>
-        <w:rPr>
-          <w:lang w:val="es-419" w:eastAsia="es-CO"/>
-        </w:rPr>
-      </w:pPr>
+    <w:tbl>
+      <w:tblPr>
+        <w:tblStyle w:val="Tablaconcuadrcula"/>
+        <w:tblW w:w="0" w:type="auto"/>
+        <w:tblLook w:val="04A0" w:firstRow="1" w:lastRow="0" w:firstColumn="1" w:lastColumn="0" w:noHBand="0" w:noVBand="1"/>
+      </w:tblPr>
+      <w:tblGrid>
+        <w:gridCol w:w="9962"/>
+      </w:tblGrid>
+      <w:tr>
+        <w:tc>
+          <w:tcPr>
+            <w:tcW w:w="9962" w:type="dxa"/>
+          </w:tcPr>
+          <w:p>
+            <w:pPr>
+              <w:spacing w:line="240" w:lineRule="auto"/>
+              <w:ind w:firstLine="0"/>
+              <w:rPr>
+                <w:b/>
+                <w:bCs/>
+                <w:lang w:val="es-419"/>
+              </w:rPr>
+            </w:pPr>
+            <w:r>
+              <w:rPr>
+                <w:b/>
+                <w:bCs/>
+                <w:lang w:val="es-419"/>
+              </w:rPr>
+              <w:lastRenderedPageBreak/>
+              <w:t xml:space="preserve">Descripción de la figura. </w:t>
+            </w:r>
+            <w:r>
+              <w:rPr>
+                <w:b/>
+                <w:bCs/>
+                <w:lang w:val="es-419"/>
+              </w:rPr>
+              <w:t>Ejemplo de árbol de problemas</w:t>
+            </w:r>
+          </w:p>
+        </w:tc>
+      </w:tr>
+      <w:tr>
+        <w:tc>
+          <w:tcPr>
+            <w:tcW w:w="9962" w:type="dxa"/>
+          </w:tcPr>
+          <w:p>
+            <w:pPr>
+              <w:rPr>
+                <w:b/>
+                <w:bCs/>
+              </w:rPr>
+            </w:pPr>
+            <w:r>
+              <w:rPr>
+                <w:b/>
+                <w:bCs/>
+              </w:rPr>
+              <w:t>Efectos (Ramas)</w:t>
+            </w:r>
+          </w:p>
+          <w:p>
+            <w:pPr>
+              <w:pStyle w:val="Prrafodelista"/>
+              <w:numPr>
+                <w:ilvl w:val="0"/>
+                <w:numId w:val="30"/>
+              </w:numPr>
+            </w:pPr>
+            <w:r>
+              <w:t>Aumento de impactos ambientales (contaminación fuentes y GEI).</w:t>
+            </w:r>
+          </w:p>
+          <w:p>
+            <w:pPr>
+              <w:pStyle w:val="Prrafodelista"/>
+              <w:numPr>
+                <w:ilvl w:val="0"/>
+                <w:numId w:val="30"/>
+              </w:numPr>
+            </w:pPr>
+            <w:r>
+              <w:t>Mayor valor de la tarifa de aseo para los usuarios.</w:t>
+            </w:r>
+          </w:p>
+          <w:p>
+            <w:pPr>
+              <w:pStyle w:val="Prrafodelista"/>
+              <w:numPr>
+                <w:ilvl w:val="0"/>
+                <w:numId w:val="30"/>
+              </w:numPr>
+            </w:pPr>
+            <w:r>
+              <w:t>Alto uso de recursos para obtención de materias primas.</w:t>
+            </w:r>
+          </w:p>
+          <w:p>
+            <w:pPr>
+              <w:pStyle w:val="Prrafodelista"/>
+              <w:numPr>
+                <w:ilvl w:val="0"/>
+                <w:numId w:val="30"/>
+              </w:numPr>
+            </w:pPr>
+            <w:r>
+              <w:t>Aumento del volumen de toneladas dispuestas en relleno.</w:t>
+            </w:r>
+          </w:p>
+          <w:p>
+            <w:pPr>
+              <w:pStyle w:val="Prrafodelista"/>
+              <w:numPr>
+                <w:ilvl w:val="0"/>
+                <w:numId w:val="30"/>
+              </w:numPr>
+            </w:pPr>
+            <w:r>
+              <w:t>Pérdida de ingresos por ventas potenciales.</w:t>
+            </w:r>
+          </w:p>
+          <w:p>
+            <w:pPr>
+              <w:rPr>
+                <w:b/>
+                <w:bCs/>
+              </w:rPr>
+            </w:pPr>
+            <w:r>
+              <w:rPr>
+                <w:b/>
+                <w:bCs/>
+              </w:rPr>
+              <w:t>Problema (Tronco)</w:t>
+            </w:r>
+          </w:p>
+          <w:p>
+            <w:pPr>
+              <w:pStyle w:val="Prrafodelista"/>
+              <w:numPr>
+                <w:ilvl w:val="0"/>
+                <w:numId w:val="31"/>
+              </w:numPr>
+            </w:pPr>
+            <w:r>
+              <w:t>Bajo aprovechamiento de los residuos sólidos domiciliarios de la zona urbana del municipio de XXX, departamento de XXX.</w:t>
+            </w:r>
+          </w:p>
+          <w:p>
+            <w:pPr>
+              <w:rPr>
+                <w:b/>
+                <w:bCs/>
+              </w:rPr>
+            </w:pPr>
+            <w:r>
+              <w:rPr>
+                <w:b/>
+                <w:bCs/>
+              </w:rPr>
+              <w:t>Causas (Raíces)</w:t>
+            </w:r>
+          </w:p>
+          <w:p>
+            <w:pPr>
+              <w:pStyle w:val="Prrafodelista"/>
+              <w:numPr>
+                <w:ilvl w:val="0"/>
+                <w:numId w:val="31"/>
+              </w:numPr>
+            </w:pPr>
+            <w:r>
+              <w:t>Deficientes prácticas de separación de materiales.</w:t>
+            </w:r>
+          </w:p>
+          <w:p>
+            <w:pPr>
+              <w:pStyle w:val="Prrafodelista"/>
+              <w:numPr>
+                <w:ilvl w:val="0"/>
+                <w:numId w:val="31"/>
+              </w:numPr>
+            </w:pPr>
+            <w:r>
+              <w:t>Ineficientes espacios para la valorización de residuos sólidos.</w:t>
+            </w:r>
+          </w:p>
+          <w:p>
+            <w:pPr>
+              <w:pStyle w:val="Prrafodelista"/>
+              <w:numPr>
+                <w:ilvl w:val="0"/>
+                <w:numId w:val="31"/>
+              </w:numPr>
+            </w:pPr>
+            <w:r>
+              <w:t>Inadecuada tradición del manejo de residuos en la fuente.</w:t>
+            </w:r>
+          </w:p>
+          <w:p>
+            <w:pPr>
+              <w:pStyle w:val="Prrafodelista"/>
+              <w:numPr>
+                <w:ilvl w:val="0"/>
+                <w:numId w:val="31"/>
+              </w:numPr>
+            </w:pPr>
+            <w:r>
+              <w:t>Inapropiado sistema de recolección para el transporte selectivo.</w:t>
+            </w:r>
+          </w:p>
+          <w:p>
+            <w:pPr>
+              <w:pStyle w:val="Prrafodelista"/>
+              <w:numPr>
+                <w:ilvl w:val="0"/>
+                <w:numId w:val="31"/>
+              </w:numPr>
+            </w:pPr>
+            <w:r>
+              <w:t>Reducida aplicación de tecnología en el proceso de reciclaje.</w:t>
+            </w:r>
+          </w:p>
+          <w:p>
+            <w:pPr>
+              <w:pStyle w:val="Prrafodelista"/>
+              <w:numPr>
+                <w:ilvl w:val="0"/>
+                <w:numId w:val="31"/>
+              </w:numPr>
+            </w:pPr>
+            <w:r>
+              <w:t>Informalidad y dispersión de los recuperadores.</w:t>
+            </w:r>
+          </w:p>
+          <w:p>
+            <w:r>
+              <w:rPr>
+                <w:b/>
+                <w:bCs/>
+              </w:rPr>
+              <w:t>Fin de la descripción de la figura</w:t>
+            </w:r>
+            <w:r>
+              <w:t>.</w:t>
+            </w:r>
+          </w:p>
+          <w:p>
+            <w:pPr>
+              <w:rPr>
+                <w:lang w:val="es-419"/>
+              </w:rPr>
+            </w:pPr>
+          </w:p>
+        </w:tc>
+      </w:tr>
+    </w:tbl>
+    <w:p>
+      <w:pPr>
+        <w:rPr>
+          <w:lang w:val="es-419" w:eastAsia="es-CO"/>
+        </w:rPr>
+      </w:pPr>
+      <w:r>
+        <w:rPr>
+          <w:lang w:val="es-419" w:eastAsia="es-CO"/>
+        </w:rPr>
+        <w:t xml:space="preserve">Para avanzar en la elaboración de la propuesta se debe realizar una descripción más completa del problema usando todos los elementos definidos como causas y </w:t>
+      </w:r>
       <w:r>
         <w:rPr>
           <w:lang w:val="es-419" w:eastAsia="es-CO"/>
         </w:rPr>
         <w:lastRenderedPageBreak/>
-        <w:t>Para avanzar en la elaboración de la propuesta se debe realizar una descripción más completa del problema usando todos los elementos definidos como causas y efectos, reforzando estas ideas con información documentada de la zona de estudio, los antecedentes del problema y de anteriores intervenciones, factores agravantes, prospectivas (estimaciones de los efectos por la prolongación del problema en el tiempo), condiciones actuales del problema y demás datos que refuercen la idea del problema central. El ejemplo tomado del documento oficial del DNP que usamos anteriormente reza así:</w:t>
+        <w:t>efectos, reforzando estas ideas con información documentada de la zona de estudio, los antecedentes del problema y de anteriores intervenciones, factores agravantes, prospectivas (estimaciones de los efectos por la prolongación del problema en el tiempo), condiciones actuales del problema y demás datos que refuercen la idea del problema central. El ejemplo tomado del documento oficial del DNP que usamos anteriormente reza así:</w:t>
       </w:r>
     </w:p>
     <w:p>
@@ -19098,20 +19581,20 @@
         <w:rPr>
           <w:lang w:val="es-419" w:eastAsia="es-CO"/>
         </w:rPr>
+        <w:t xml:space="preserve">La situación tiende a agravarse en la medida que crece anualmente la generación de residuos en aproximadamente un 3 % anual sin que el plástico, el papel, el vidrio, los metales y los residuos orgánicos se aprovechen y se reincorporen al ciclo productivo. </w:t>
+      </w:r>
+    </w:p>
+    <w:p>
+      <w:pPr>
+        <w:rPr>
+          <w:lang w:val="es-419" w:eastAsia="es-CO"/>
+        </w:rPr>
+      </w:pPr>
+      <w:r>
+        <w:rPr>
+          <w:lang w:val="es-419" w:eastAsia="es-CO"/>
+        </w:rPr>
         <w:lastRenderedPageBreak/>
-        <w:t xml:space="preserve">La situación tiende a agravarse en la medida que crece anualmente la generación de residuos en aproximadamente un 3 % anual sin que el plástico, el papel, el vidrio, los metales y los residuos orgánicos se aprovechen y se reincorporen al ciclo productivo. </w:t>
-      </w:r>
-    </w:p>
-    <w:p>
-      <w:pPr>
-        <w:rPr>
-          <w:lang w:val="es-419" w:eastAsia="es-CO"/>
-        </w:rPr>
-      </w:pPr>
-      <w:r>
-        <w:rPr>
-          <w:lang w:val="es-419" w:eastAsia="es-CO"/>
-        </w:rPr>
         <w:t>Esto implica una mayor explotación de los recursos naturales para la obtención de estas materias primas y está llevando progresivamente al agotamiento de la vida útil del relleno sanitario donde se disponen los residuos con consecuencias negativas para el medio ambiente y la salud pública. Los afluentes se ven contaminados por la escorrentía de los lixiviados de los materiales orgánicos, la atmósfera por la emisión de gases de efecto invernadero (GEI) y las personas de la zona por la presencia de vectores de transmisión de enfermedades.</w:t>
       </w:r>
     </w:p>
@@ -19139,6 +19622,108 @@
           <w:lang w:val="es-419" w:eastAsia="es-CO"/>
         </w:rPr>
         <w:t>Como se puede observar, las magnitudes que hacen cuenta de factores problemáticos resultan muy útiles para dimensionar el problema y sus efectos, y más adelante serán variables susceptibles de convertirse en indicadores de gestión, tema que se abordará un poco más adelante.</w:t>
+      </w:r>
+    </w:p>
+    <w:p>
+      <w:pPr>
+        <w:rPr>
+          <w:b/>
+          <w:bCs/>
+          <w:lang w:val="es-419" w:eastAsia="es-CO"/>
+        </w:rPr>
+      </w:pPr>
+      <w:r>
+        <w:rPr>
+          <w:b/>
+          <w:bCs/>
+          <w:lang w:val="es-419" w:eastAsia="es-CO"/>
+        </w:rPr>
+        <w:t>Árbol de objetivos</w:t>
+      </w:r>
+    </w:p>
+    <w:p>
+      <w:pPr>
+        <w:rPr>
+          <w:lang w:val="es-419" w:eastAsia="es-CO"/>
+        </w:rPr>
+      </w:pPr>
+      <w:r>
+        <w:rPr>
+          <w:lang w:val="es-419" w:eastAsia="es-CO"/>
+        </w:rPr>
+        <w:t xml:space="preserve">Bajo la misma lógica causal y al igual que en el ejercicio de árbol de problemas, en el árbol de objetivos se procede en primer lugar a redactar cada acción o hecho desde su redacción negativa a su versión opuesta positiva, expresando las mismas </w:t>
+      </w:r>
+      <w:proofErr w:type="gramStart"/>
+      <w:r>
+        <w:rPr>
+          <w:lang w:val="es-419" w:eastAsia="es-CO"/>
+        </w:rPr>
+        <w:t>condiciones</w:t>
+      </w:r>
+      <w:proofErr w:type="gramEnd"/>
+      <w:r>
+        <w:rPr>
+          <w:lang w:val="es-419" w:eastAsia="es-CO"/>
+        </w:rPr>
+        <w:t xml:space="preserve"> </w:t>
+      </w:r>
+      <w:r>
+        <w:rPr>
+          <w:lang w:val="es-419" w:eastAsia="es-CO"/>
+        </w:rPr>
+        <w:t>pero de la manera deseada o esperada.</w:t>
+      </w:r>
+    </w:p>
+    <w:p>
+      <w:pPr>
+        <w:rPr>
+          <w:lang w:val="es-419" w:eastAsia="es-CO"/>
+        </w:rPr>
+      </w:pPr>
+      <w:r>
+        <w:rPr>
+          <w:lang w:val="es-419" w:eastAsia="es-CO"/>
+        </w:rPr>
+        <w:lastRenderedPageBreak/>
+        <w:t>Esta "transmutación" de los problemas se realiza bajo el mismo esquema de árbol, conservando el sentido y lógica causal del relacionamiento de los problemas.</w:t>
+      </w:r>
+    </w:p>
+    <w:p>
+      <w:pPr>
+        <w:rPr>
+          <w:lang w:val="es-419" w:eastAsia="es-CO"/>
+        </w:rPr>
+      </w:pPr>
+      <w:r>
+        <w:rPr>
+          <w:lang w:val="es-419" w:eastAsia="es-CO"/>
+        </w:rPr>
+        <w:t>Así, el problema central se convierte en el objetivo central o “propósito” del árbol de objetivos y más adelante será el objetivo general o “fin” del proyecto; abajo las causas directas se tornarán en “medios” para lograr el propósito en el árbol de objetivos y que se pueden entender como “objetivos específicos” del proyecto; más abajo las causas indirectas se convertirán en “productos y resultados” del árbol de objetivos y darán lugar a los “componentes” del proyecto y en caso de haber establecido ya causas de tercer nivel, estaremos hablando en este paso de las actividades en que se desagregan los distintos componentes del proyecto.</w:t>
+      </w:r>
+    </w:p>
+    <w:p>
+      <w:pPr>
+        <w:rPr>
+          <w:lang w:val="es-419" w:eastAsia="es-CO"/>
+        </w:rPr>
+      </w:pPr>
+      <w:r>
+        <w:rPr>
+          <w:lang w:val="es-419" w:eastAsia="es-CO"/>
+        </w:rPr>
+        <w:t>Hasta aquí hablamos de la parte inferior del árbol. Los efectos directos en la parte superior del árbol corresponden con los fines últimos a los que contribuirá el proyecto. Una recomendación muy importante es que los objetivos deben ser alcanzables, no se debe plantear</w:t>
+      </w:r>
+      <w:r>
+        <w:rPr>
+          <w:lang w:val="es-419" w:eastAsia="es-CO"/>
+        </w:rPr>
+        <w:t>,</w:t>
+      </w:r>
+      <w:r>
+        <w:rPr>
+          <w:lang w:val="es-419" w:eastAsia="es-CO"/>
+        </w:rPr>
+        <w:t xml:space="preserve"> por ejemplo, acabar con el hambre en la región o llevar a la población hacia altos niveles de desarrollo pues estos planteamientos deben ser muy objetivos, sensatos y mesurados. En caso de ejecutarse el proyecto, serán compromisos adquiridos a los cuales debe respaldar una garantía de cumplimiento.</w:t>
       </w:r>
     </w:p>
     <w:p>
@@ -19155,117 +19740,6 @@
         </w:rPr>
         <w:br w:type="page"/>
       </w:r>
-    </w:p>
-    <w:p>
-      <w:pPr>
-        <w:rPr>
-          <w:b/>
-          <w:bCs/>
-          <w:lang w:val="es-419" w:eastAsia="es-CO"/>
-        </w:rPr>
-      </w:pPr>
-      <w:r>
-        <w:rPr>
-          <w:b/>
-          <w:bCs/>
-          <w:lang w:val="es-419" w:eastAsia="es-CO"/>
-        </w:rPr>
-        <w:lastRenderedPageBreak/>
-        <w:t>Árbol de objetivos</w:t>
-      </w:r>
-    </w:p>
-    <w:p>
-      <w:pPr>
-        <w:rPr>
-          <w:lang w:val="es-419" w:eastAsia="es-CO"/>
-        </w:rPr>
-      </w:pPr>
-      <w:r>
-        <w:rPr>
-          <w:lang w:val="es-419" w:eastAsia="es-CO"/>
-        </w:rPr>
-        <w:t xml:space="preserve">Bajo la misma lógica causal y al igual que en el ejercicio de árbol de problemas, en el árbol de objetivos se procede en primer lugar a redactar cada acción o hecho desde su redacción negativa a su versión opuesta positiva, expresando las mismas </w:t>
-      </w:r>
-      <w:proofErr w:type="gramStart"/>
-      <w:r>
-        <w:rPr>
-          <w:lang w:val="es-419" w:eastAsia="es-CO"/>
-        </w:rPr>
-        <w:t>condiciones</w:t>
-      </w:r>
-      <w:proofErr w:type="gramEnd"/>
-      <w:r>
-        <w:rPr>
-          <w:lang w:val="es-419" w:eastAsia="es-CO"/>
-        </w:rPr>
-        <w:t xml:space="preserve"> </w:t>
-      </w:r>
-      <w:r>
-        <w:rPr>
-          <w:lang w:val="es-419" w:eastAsia="es-CO"/>
-        </w:rPr>
-        <w:t>pero de la manera deseada o esperada.</w:t>
-      </w:r>
-    </w:p>
-    <w:p>
-      <w:pPr>
-        <w:rPr>
-          <w:lang w:val="es-419" w:eastAsia="es-CO"/>
-        </w:rPr>
-      </w:pPr>
-      <w:r>
-        <w:rPr>
-          <w:lang w:val="es-419" w:eastAsia="es-CO"/>
-        </w:rPr>
-        <w:t>Esta "transmutación" de los problemas se realiza bajo el mismo esquema de árbol, conservando el sentido y lógica causal del relacionamiento de los problemas.</w:t>
-      </w:r>
-    </w:p>
-    <w:p>
-      <w:pPr>
-        <w:rPr>
-          <w:lang w:val="es-419" w:eastAsia="es-CO"/>
-        </w:rPr>
-      </w:pPr>
-      <w:r>
-        <w:rPr>
-          <w:lang w:val="es-419" w:eastAsia="es-CO"/>
-        </w:rPr>
-        <w:t>Así, el problema central se convierte en el objetivo central o “propósito” del árbol de objetivos y más adelante será el objetivo general o “fin” del proyecto; abajo las causas directas se tornarán en “medios” para lograr el propósito en el árbol de objetivos y que se pueden entender como “objetivos específicos” del proyecto; más abajo las causas indirectas se convertirán en “productos y resultados” del árbol de objetivos y darán lugar a los “componentes” del proyecto y en caso de haber establecido ya causas de tercer nivel, estaremos hablando en este paso de las actividades en que se desagregan los distintos componentes del proyecto.</w:t>
-      </w:r>
-    </w:p>
-    <w:p>
-      <w:pPr>
-        <w:rPr>
-          <w:lang w:val="es-419" w:eastAsia="es-CO"/>
-        </w:rPr>
-      </w:pPr>
-      <w:r>
-        <w:rPr>
-          <w:lang w:val="es-419" w:eastAsia="es-CO"/>
-        </w:rPr>
-        <w:t xml:space="preserve">Hasta aquí hablamos de la parte inferior del árbol. Los efectos directos en la parte superior del árbol corresponden con los fines últimos a los que contribuirá el proyecto. Una recomendación muy importante es que los objetivos deben ser alcanzables, no se debe </w:t>
-      </w:r>
-      <w:proofErr w:type="gramStart"/>
-      <w:r>
-        <w:rPr>
-          <w:lang w:val="es-419" w:eastAsia="es-CO"/>
-        </w:rPr>
-        <w:t>plantear</w:t>
-      </w:r>
-      <w:proofErr w:type="gramEnd"/>
-      <w:r>
-        <w:rPr>
-          <w:lang w:val="es-419" w:eastAsia="es-CO"/>
-        </w:rPr>
-        <w:t xml:space="preserve"> por ejemplo, acabar con el hambre en la región o llevar a la población hacia altos niveles de desarrollo pues estos planteamientos deben ser muy objetivos, sensatos y mesurados. En caso de ejecutarse el proyecto, serán compromisos adquiridos a los cuales debe respaldar una garantía de cumplimiento.</w:t>
-      </w:r>
-    </w:p>
-    <w:p>
-      <w:pPr>
-        <w:rPr>
-          <w:lang w:val="es-419" w:eastAsia="es-CO"/>
-        </w:rPr>
-      </w:pPr>
     </w:p>
     <w:p>
       <w:pPr>
@@ -19306,9 +19780,9 @@
           <w:lang w:val="es-419" w:eastAsia="es-CO"/>
         </w:rPr>
         <w:drawing>
-          <wp:inline distT="0" distB="0" distL="0" distR="0" wp14:anchorId="26D80134" wp14:editId="39198A36">
-            <wp:extent cx="4670461" cy="2775098"/>
-            <wp:effectExtent l="0" t="0" r="0" b="6350"/>
+          <wp:inline distT="0" distB="0" distL="0" distR="0" wp14:anchorId="26D80134" wp14:editId="341120A2">
+            <wp:extent cx="5236346" cy="3111335"/>
+            <wp:effectExtent l="0" t="0" r="2540" b="0"/>
             <wp:docPr id="5" name="Imagen 5" descr="Se detalla en la figura un ejemplo de árbol de objetivos."/>
             <wp:cNvGraphicFramePr>
               <a:graphicFrameLocks xmlns:a="http://schemas.openxmlformats.org/drawingml/2006/main" noChangeAspect="1"/>
@@ -19329,7 +19803,7 @@
                   <pic:spPr>
                     <a:xfrm>
                       <a:off x="0" y="0"/>
-                      <a:ext cx="4702992" cy="2794427"/>
+                      <a:ext cx="5298239" cy="3148111"/>
                     </a:xfrm>
                     <a:prstGeom prst="rect">
                       <a:avLst/>
@@ -19356,27 +19830,242 @@
         <w:t>Nota. Tomado de la guía de proyectos del DNP (2016).</w:t>
       </w:r>
     </w:p>
-    <w:p>
-      <w:pPr>
-        <w:rPr>
-          <w:lang w:val="es-419" w:eastAsia="es-CO"/>
-        </w:rPr>
-      </w:pPr>
-      <w:r>
-        <w:rPr>
-          <w:lang w:val="es-419" w:eastAsia="es-CO"/>
-        </w:rPr>
+    <w:tbl>
+      <w:tblPr>
+        <w:tblStyle w:val="Tablaconcuadrcula"/>
+        <w:tblW w:w="0" w:type="auto"/>
+        <w:tblLook w:val="04A0" w:firstRow="1" w:lastRow="0" w:firstColumn="1" w:lastColumn="0" w:noHBand="0" w:noVBand="1"/>
+      </w:tblPr>
+      <w:tblGrid>
+        <w:gridCol w:w="9962"/>
+      </w:tblGrid>
+      <w:tr>
+        <w:tc>
+          <w:tcPr>
+            <w:tcW w:w="9962" w:type="dxa"/>
+          </w:tcPr>
+          <w:p>
+            <w:pPr>
+              <w:spacing w:line="240" w:lineRule="auto"/>
+              <w:ind w:firstLine="0"/>
+              <w:rPr>
+                <w:b/>
+                <w:bCs/>
+                <w:lang w:val="es-419"/>
+              </w:rPr>
+            </w:pPr>
+            <w:r>
+              <w:rPr>
+                <w:b/>
+                <w:bCs/>
+                <w:lang w:val="es-419"/>
+              </w:rPr>
+              <w:t xml:space="preserve">Descripción de la figura. </w:t>
+            </w:r>
+            <w:r>
+              <w:rPr>
+                <w:b/>
+                <w:bCs/>
+                <w:lang w:val="es-419"/>
+              </w:rPr>
+              <w:t xml:space="preserve">Ejemplo de árbol de </w:t>
+            </w:r>
+            <w:r>
+              <w:rPr>
+                <w:b/>
+                <w:bCs/>
+                <w:lang w:val="es-419"/>
+              </w:rPr>
+              <w:t>objetivos</w:t>
+            </w:r>
+          </w:p>
+        </w:tc>
+      </w:tr>
+      <w:tr>
+        <w:tc>
+          <w:tcPr>
+            <w:tcW w:w="9962" w:type="dxa"/>
+          </w:tcPr>
+          <w:p>
+            <w:pPr>
+              <w:pStyle w:val="Prrafodelista"/>
+              <w:numPr>
+                <w:ilvl w:val="0"/>
+                <w:numId w:val="32"/>
+              </w:numPr>
+            </w:pPr>
+            <w:r>
+              <w:t>Disminuir los impactos ambientales (contaminación fuentes y GEI).</w:t>
+            </w:r>
+          </w:p>
+          <w:p>
+            <w:pPr>
+              <w:pStyle w:val="Prrafodelista"/>
+              <w:numPr>
+                <w:ilvl w:val="0"/>
+                <w:numId w:val="32"/>
+              </w:numPr>
+            </w:pPr>
+            <w:r>
+              <w:t>Reducir el valor de la tarifa de aseo para los usuarios.</w:t>
+            </w:r>
+          </w:p>
+          <w:p>
+            <w:pPr>
+              <w:pStyle w:val="Prrafodelista"/>
+              <w:numPr>
+                <w:ilvl w:val="0"/>
+                <w:numId w:val="32"/>
+              </w:numPr>
+            </w:pPr>
+            <w:r>
+              <w:t>Reducir el uso de recursos para obtención de materias primas.</w:t>
+            </w:r>
+          </w:p>
+          <w:p>
+            <w:pPr>
+              <w:pStyle w:val="Prrafodelista"/>
+              <w:numPr>
+                <w:ilvl w:val="0"/>
+                <w:numId w:val="32"/>
+              </w:numPr>
+            </w:pPr>
+            <w:r>
+              <w:t>Disminuir el volumen de toneladas dispuestas en relleno.</w:t>
+            </w:r>
+          </w:p>
+          <w:p>
+            <w:pPr>
+              <w:pStyle w:val="Prrafodelista"/>
+              <w:numPr>
+                <w:ilvl w:val="0"/>
+                <w:numId w:val="32"/>
+              </w:numPr>
+            </w:pPr>
+            <w:r>
+              <w:t>Generar ingresos por la venta de materiales.</w:t>
+            </w:r>
+          </w:p>
+          <w:p>
+            <w:pPr>
+              <w:pStyle w:val="Prrafodelista"/>
+              <w:numPr>
+                <w:ilvl w:val="0"/>
+                <w:numId w:val="32"/>
+              </w:numPr>
+            </w:pPr>
+            <w:r>
+              <w:t>Aumentar el aprovechamiento de los residuos sólidos domiciliarios de la zona urbana del municipio XXX, del departamento de XXX.</w:t>
+            </w:r>
+          </w:p>
+          <w:p>
+            <w:pPr>
+              <w:pStyle w:val="Prrafodelista"/>
+              <w:numPr>
+                <w:ilvl w:val="0"/>
+                <w:numId w:val="32"/>
+              </w:numPr>
+            </w:pPr>
+            <w:r>
+              <w:t>Mejorar las prácticas de separación de materiales.</w:t>
+            </w:r>
+          </w:p>
+          <w:p>
+            <w:pPr>
+              <w:pStyle w:val="Prrafodelista"/>
+              <w:numPr>
+                <w:ilvl w:val="0"/>
+                <w:numId w:val="32"/>
+              </w:numPr>
+            </w:pPr>
+            <w:r>
+              <w:t>Implementar espacios eficientes para la valorización de residuos sólidos.</w:t>
+            </w:r>
+          </w:p>
+          <w:p>
+            <w:pPr>
+              <w:pStyle w:val="Prrafodelista"/>
+              <w:numPr>
+                <w:ilvl w:val="0"/>
+                <w:numId w:val="32"/>
+              </w:numPr>
+            </w:pPr>
+            <w:r>
+              <w:t>Adoptar hábitos de clasificación de residuos en la fuente.</w:t>
+            </w:r>
+          </w:p>
+          <w:p>
+            <w:pPr>
+              <w:pStyle w:val="Prrafodelista"/>
+              <w:numPr>
+                <w:ilvl w:val="0"/>
+                <w:numId w:val="32"/>
+              </w:numPr>
+            </w:pPr>
+            <w:r>
+              <w:lastRenderedPageBreak/>
+              <w:t>Ajustar el sistema de recolección para el transporte selectivo.</w:t>
+            </w:r>
+          </w:p>
+          <w:p>
+            <w:pPr>
+              <w:pStyle w:val="Prrafodelista"/>
+              <w:numPr>
+                <w:ilvl w:val="0"/>
+                <w:numId w:val="32"/>
+              </w:numPr>
+            </w:pPr>
+            <w:r>
+              <w:t>Apropiar nuevas tecnologías en el proceso del reciclaje.</w:t>
+            </w:r>
+          </w:p>
+          <w:p>
+            <w:pPr>
+              <w:pStyle w:val="Prrafodelista"/>
+              <w:numPr>
+                <w:ilvl w:val="0"/>
+                <w:numId w:val="32"/>
+              </w:numPr>
+            </w:pPr>
+            <w:r>
+              <w:t>Fortalecer la organización de los recuperadores.</w:t>
+            </w:r>
+          </w:p>
+          <w:p>
+            <w:r>
+              <w:rPr>
+                <w:b/>
+                <w:bCs/>
+              </w:rPr>
+              <w:t>Fin de la descripción de la figura</w:t>
+            </w:r>
+            <w:r>
+              <w:t>.</w:t>
+            </w:r>
+          </w:p>
+          <w:p>
+            <w:pPr>
+              <w:rPr>
+                <w:lang w:val="es-419"/>
+              </w:rPr>
+            </w:pPr>
+          </w:p>
+        </w:tc>
+      </w:tr>
+    </w:tbl>
+    <w:p>
+      <w:pPr>
+        <w:rPr>
+          <w:lang w:val="es-419" w:eastAsia="es-CO"/>
+        </w:rPr>
+      </w:pPr>
+      <w:r>
+        <w:rPr>
+          <w:lang w:val="es-419" w:eastAsia="es-CO"/>
+        </w:rPr>
+        <w:lastRenderedPageBreak/>
         <w:t>Para finalizar este ejercicio correctamente se hace necesaria una validación, lo que comprende una revisión de las relaciones entre las hipótesis planteadas, detectar y corregir posibles inconsistencias y de ser necesario, eliminar o adicionar nuevos elementos si se considera relevante, siempre y cuando se justifique debidamente. En toda situación, en la medida en que el ejercicio de análisis de problemas haya sido acertado, las acciones también lo serán, así como las alternativas correspondientes. Aquí se evidencia la importancia de una buena planeación y la justificación de la proporción de esta tarea dentro del proyecto general.</w:t>
       </w:r>
-    </w:p>
-    <w:p>
-      <w:pPr>
-        <w:spacing w:before="0" w:after="160" w:line="259" w:lineRule="auto"/>
-        <w:ind w:firstLine="0"/>
-        <w:rPr>
-          <w:lang w:val="es-419" w:eastAsia="es-CO"/>
-        </w:rPr>
-      </w:pPr>
       <w:r>
         <w:rPr>
           <w:lang w:val="es-419" w:eastAsia="es-CO"/>
@@ -19388,7 +20077,7 @@
       <w:pPr>
         <w:pStyle w:val="Ttulo1"/>
       </w:pPr>
-      <w:bookmarkStart w:id="10" w:name="_Toc233743716"/>
+      <w:bookmarkStart w:id="10" w:name="_Toc233820131"/>
       <w:r>
         <w:lastRenderedPageBreak/>
         <w:t>Etapa de planificación</w:t>
@@ -19524,7 +20213,7 @@
       <w:pPr>
         <w:pStyle w:val="Ttulo2"/>
       </w:pPr>
-      <w:bookmarkStart w:id="11" w:name="_Toc233743717"/>
+      <w:bookmarkStart w:id="11" w:name="_Toc233820132"/>
       <w:r>
         <w:t>Análisis de alternativas</w:t>
       </w:r>
@@ -19728,16 +20417,344 @@
         <w:t>Nota. Tomado de la guía de proyectos del DNP (2016).</w:t>
       </w:r>
     </w:p>
-    <w:p>
-      <w:pPr>
-        <w:rPr>
-          <w:lang w:val="es-419" w:eastAsia="es-CO"/>
-        </w:rPr>
-      </w:pPr>
-      <w:r>
-        <w:rPr>
-          <w:lang w:val="es-419" w:eastAsia="es-CO"/>
-        </w:rPr>
+    <w:tbl>
+      <w:tblPr>
+        <w:tblStyle w:val="Tablaconcuadrcula"/>
+        <w:tblW w:w="0" w:type="auto"/>
+        <w:tblLook w:val="04A0" w:firstRow="1" w:lastRow="0" w:firstColumn="1" w:lastColumn="0" w:noHBand="0" w:noVBand="1"/>
+      </w:tblPr>
+      <w:tblGrid>
+        <w:gridCol w:w="9962"/>
+      </w:tblGrid>
+      <w:tr>
+        <w:tc>
+          <w:tcPr>
+            <w:tcW w:w="9962" w:type="dxa"/>
+          </w:tcPr>
+          <w:p>
+            <w:pPr>
+              <w:spacing w:line="240" w:lineRule="auto"/>
+              <w:ind w:firstLine="0"/>
+              <w:rPr>
+                <w:b/>
+                <w:bCs/>
+                <w:lang w:val="es-419"/>
+              </w:rPr>
+            </w:pPr>
+            <w:r>
+              <w:rPr>
+                <w:b/>
+                <w:bCs/>
+                <w:lang w:val="es-419"/>
+              </w:rPr>
+              <w:t>Descripción de la figura.</w:t>
+            </w:r>
+            <w:r>
+              <w:rPr>
+                <w:b/>
+                <w:bCs/>
+                <w:lang w:val="es-419"/>
+              </w:rPr>
+              <w:t xml:space="preserve"> </w:t>
+            </w:r>
+            <w:r>
+              <w:rPr>
+                <w:b/>
+                <w:bCs/>
+                <w:lang w:val="es-419"/>
+              </w:rPr>
+              <w:t>Ejemplo de propuesta de acción</w:t>
+            </w:r>
+          </w:p>
+        </w:tc>
+      </w:tr>
+      <w:tr>
+        <w:tc>
+          <w:tcPr>
+            <w:tcW w:w="9962" w:type="dxa"/>
+          </w:tcPr>
+          <w:p>
+            <w:pPr>
+              <w:ind w:left="709" w:firstLine="0"/>
+              <w:rPr>
+                <w:b/>
+                <w:bCs/>
+              </w:rPr>
+            </w:pPr>
+            <w:r>
+              <w:rPr>
+                <w:b/>
+                <w:bCs/>
+              </w:rPr>
+              <w:t>Objetivo general</w:t>
+            </w:r>
+          </w:p>
+          <w:p>
+            <w:pPr>
+              <w:ind w:left="709" w:firstLine="0"/>
+            </w:pPr>
+            <w:r>
+              <w:t>Aumentar el aprovechamiento de los residuos sólidos domiciliarios de la zona urbana del municipio XXX, del departamento de XXX.</w:t>
+            </w:r>
+          </w:p>
+          <w:p>
+            <w:pPr>
+              <w:ind w:left="709" w:firstLine="0"/>
+            </w:pPr>
+            <w:r>
+              <w:rPr>
+                <w:b/>
+                <w:bCs/>
+              </w:rPr>
+              <w:t>Objetivo específico 1</w:t>
+            </w:r>
+            <w:r>
+              <w:t>. Mejorar las prácticas de separación de materiales.</w:t>
+            </w:r>
+          </w:p>
+          <w:p>
+            <w:pPr>
+              <w:ind w:left="709" w:firstLine="0"/>
+            </w:pPr>
+            <w:r>
+              <w:t>Las acciones de intervención puntuales son:</w:t>
+            </w:r>
+          </w:p>
+          <w:p>
+            <w:pPr>
+              <w:rPr>
+                <w:b/>
+                <w:bCs/>
+              </w:rPr>
+            </w:pPr>
+            <w:r>
+              <w:rPr>
+                <w:b/>
+                <w:bCs/>
+              </w:rPr>
+              <w:t>Separación en la fuente:</w:t>
+            </w:r>
+          </w:p>
+          <w:p>
+            <w:pPr>
+              <w:ind w:left="709" w:firstLine="0"/>
+            </w:pPr>
+          </w:p>
+          <w:p>
+            <w:pPr>
+              <w:pStyle w:val="Prrafodelista"/>
+              <w:numPr>
+                <w:ilvl w:val="0"/>
+                <w:numId w:val="35"/>
+              </w:numPr>
+            </w:pPr>
+            <w:r>
+              <w:t xml:space="preserve">Campañas de sensibilización (puerta a puerta, </w:t>
+            </w:r>
+            <w:proofErr w:type="spellStart"/>
+            <w:r>
+              <w:t>PRAEs</w:t>
+            </w:r>
+            <w:proofErr w:type="spellEnd"/>
+            <w:r>
+              <w:t>, PROCEDA).</w:t>
+            </w:r>
+          </w:p>
+          <w:p>
+            <w:pPr>
+              <w:pStyle w:val="Prrafodelista"/>
+              <w:numPr>
+                <w:ilvl w:val="0"/>
+                <w:numId w:val="35"/>
+              </w:numPr>
+            </w:pPr>
+            <w:r>
+              <w:t>Reglamentación e implementación de incentivos y sanciones.</w:t>
+            </w:r>
+          </w:p>
+          <w:p>
+            <w:r>
+              <w:rPr>
+                <w:b/>
+                <w:bCs/>
+              </w:rPr>
+              <w:t>Separación y recolección</w:t>
+            </w:r>
+            <w:r>
+              <w:t>:</w:t>
+            </w:r>
+          </w:p>
+          <w:p>
+            <w:pPr>
+              <w:pStyle w:val="Prrafodelista"/>
+              <w:numPr>
+                <w:ilvl w:val="0"/>
+                <w:numId w:val="35"/>
+              </w:numPr>
+            </w:pPr>
+            <w:r>
+              <w:t>Adecuación de rutas según días definidos por tipo de material.</w:t>
+            </w:r>
+          </w:p>
+          <w:p>
+            <w:pPr>
+              <w:pStyle w:val="Prrafodelista"/>
+              <w:numPr>
+                <w:ilvl w:val="0"/>
+                <w:numId w:val="35"/>
+              </w:numPr>
+            </w:pPr>
+            <w:r>
+              <w:t>Implementación de rutas selectivas utilizando vehículos recolectores con compartimientos mixtos.</w:t>
+            </w:r>
+          </w:p>
+          <w:p>
+            <w:pPr>
+              <w:pStyle w:val="Prrafodelista"/>
+              <w:numPr>
+                <w:ilvl w:val="0"/>
+                <w:numId w:val="35"/>
+              </w:numPr>
+            </w:pPr>
+            <w:r>
+              <w:t>Recolección realizada por recuperadores en vehículos de tracción animal.</w:t>
+            </w:r>
+          </w:p>
+          <w:p>
+            <w:pPr>
+              <w:ind w:left="709" w:firstLine="0"/>
+            </w:pPr>
+            <w:r>
+              <w:t>Tipo: C (para las acciones 1 y 2) y E (para las acciones 3, 4 y 5).</w:t>
+            </w:r>
+          </w:p>
+          <w:p>
+            <w:pPr>
+              <w:ind w:left="709" w:firstLine="0"/>
+            </w:pPr>
+            <w:r>
+              <w:rPr>
+                <w:b/>
+                <w:bCs/>
+              </w:rPr>
+              <w:t>Objetivo específico 2</w:t>
+            </w:r>
+            <w:r>
+              <w:t>. Implementar espacios eficientes para la valorización de residuos sólidos.</w:t>
+            </w:r>
+          </w:p>
+          <w:p>
+            <w:pPr>
+              <w:ind w:left="709" w:firstLine="0"/>
+            </w:pPr>
+            <w:r>
+              <w:t>Las acciones de intervención puntuales son:</w:t>
+            </w:r>
+          </w:p>
+          <w:p>
+            <w:pPr>
+              <w:ind w:left="709" w:firstLine="0"/>
+              <w:rPr>
+                <w:b/>
+                <w:bCs/>
+              </w:rPr>
+            </w:pPr>
+            <w:r>
+              <w:rPr>
+                <w:b/>
+                <w:bCs/>
+              </w:rPr>
+              <w:t>Infraestructura:</w:t>
+            </w:r>
+          </w:p>
+          <w:p>
+            <w:pPr>
+              <w:pStyle w:val="Prrafodelista"/>
+              <w:numPr>
+                <w:ilvl w:val="0"/>
+                <w:numId w:val="35"/>
+              </w:numPr>
+            </w:pPr>
+            <w:r>
+              <w:t>Construcción y dotación de estación de aprovechamiento (orgánicos e inorgánicos).</w:t>
+            </w:r>
+          </w:p>
+          <w:p>
+            <w:pPr>
+              <w:pStyle w:val="Prrafodelista"/>
+              <w:numPr>
+                <w:ilvl w:val="0"/>
+                <w:numId w:val="35"/>
+              </w:numPr>
+            </w:pPr>
+            <w:r>
+              <w:t>Construcción de planta incineradora (de residuos orgánicos) para generación de energía.</w:t>
+            </w:r>
+          </w:p>
+          <w:p>
+            <w:pPr>
+              <w:ind w:left="709" w:firstLine="0"/>
+            </w:pPr>
+            <w:r>
+              <w:t>Tipo: E.</w:t>
+            </w:r>
+          </w:p>
+          <w:p>
+            <w:r>
+              <w:t>N</w:t>
+            </w:r>
+            <w:r>
+              <w:t xml:space="preserve"> 1,</w:t>
+            </w:r>
+            <w:r>
+              <w:t xml:space="preserve"> 2; pasan 1, </w:t>
+            </w:r>
+            <w:r>
+              <w:t>4, 6 y 7.</w:t>
+            </w:r>
+            <w:r>
+              <w:t xml:space="preserve"> </w:t>
+            </w:r>
+          </w:p>
+          <w:p>
+            <w:pPr>
+              <w:rPr>
+                <w:lang w:val="es-419"/>
+              </w:rPr>
+            </w:pPr>
+            <w:r>
+              <w:rPr>
+                <w:b/>
+                <w:bCs/>
+              </w:rPr>
+              <w:t>Fin de la descripción de la figura</w:t>
+            </w:r>
+            <w:r>
+              <w:t>.</w:t>
+            </w:r>
+          </w:p>
+        </w:tc>
+      </w:tr>
+    </w:tbl>
+    <w:p>
+      <w:pPr>
+        <w:ind w:left="707"/>
+        <w:rPr>
+          <w:lang w:val="es-419" w:eastAsia="es-CO"/>
+        </w:rPr>
+      </w:pPr>
+    </w:p>
+    <w:p>
+      <w:pPr>
+        <w:rPr>
+          <w:lang w:val="es-419" w:eastAsia="es-CO"/>
+        </w:rPr>
+      </w:pPr>
+      <w:r>
+        <w:rPr>
+          <w:lang w:val="es-419" w:eastAsia="es-CO"/>
+        </w:rPr>
+        <w:lastRenderedPageBreak/>
         <w:t>Como tercer paso, los autores de la guía del ejemplo del DNP recomiendan realizar un filtro de las actividades, determinando su viabilidad técnica, financiera o legal</w:t>
       </w:r>
       <w:r>
@@ -19826,7 +20843,6 @@
           <w:bCs/>
           <w:lang w:val="es-419" w:eastAsia="es-CO"/>
         </w:rPr>
-        <w:lastRenderedPageBreak/>
         <w:t>Alternativa 1:</w:t>
       </w:r>
       <w:r>
@@ -19919,6 +20935,21 @@
     </w:p>
     <w:p>
       <w:pPr>
+        <w:spacing w:before="0" w:after="160" w:line="259" w:lineRule="auto"/>
+        <w:ind w:firstLine="0"/>
+        <w:rPr>
+          <w:lang w:val="es-419" w:eastAsia="es-CO"/>
+        </w:rPr>
+      </w:pPr>
+      <w:r>
+        <w:rPr>
+          <w:lang w:val="es-419" w:eastAsia="es-CO"/>
+        </w:rPr>
+        <w:br w:type="page"/>
+      </w:r>
+    </w:p>
+    <w:p>
+      <w:pPr>
         <w:rPr>
           <w:b/>
           <w:bCs/>
@@ -19931,6 +20962,7 @@
           <w:bCs/>
           <w:lang w:val="es-419" w:eastAsia="es-CO"/>
         </w:rPr>
+        <w:lastRenderedPageBreak/>
         <w:t>Objetivo 2</w:t>
       </w:r>
     </w:p>
@@ -20005,14 +21037,7 @@
         <w:rPr>
           <w:lang w:val="es-419" w:eastAsia="es-CO"/>
         </w:rPr>
-        <w:t xml:space="preserve">Como aclaración, aunque la situación ideal parece que conlleva la atención a todas y cada una de las causas identificadas, esto no es estrictamente necesario (DNP, </w:t>
-      </w:r>
-      <w:r>
-        <w:rPr>
-          <w:lang w:val="es-419" w:eastAsia="es-CO"/>
-        </w:rPr>
-        <w:lastRenderedPageBreak/>
-        <w:t>2016). También es importante tener en cuenta la forma correcta de redactar objetivos siguiendo la regla general:</w:t>
+        <w:t>Como aclaración, aunque la situación ideal parece que conlleva la atención a todas y cada una de las causas identificadas, esto no es estrictamente necesario (DNP, 2016). También es importante tener en cuenta la forma correcta de redactar objetivos siguiendo la regla general:</w:t>
       </w:r>
     </w:p>
     <w:p>
@@ -20072,6 +21097,7 @@
         <w:rPr>
           <w:lang w:val="es-419" w:eastAsia="es-CO"/>
         </w:rPr>
+        <w:lastRenderedPageBreak/>
         <w:t>Matriz de selección de alternativa óptima</w:t>
       </w:r>
     </w:p>
@@ -20823,7 +21849,6 @@
                 <w:rFonts w:asciiTheme="minorHAnsi" w:hAnsiTheme="minorHAnsi" w:cstheme="minorHAnsi"/>
                 <w:sz w:val="20"/>
               </w:rPr>
-              <w:lastRenderedPageBreak/>
               <w:t>Menor costo</w:t>
             </w:r>
           </w:p>
@@ -22033,8 +23058,9 @@
       <w:pPr>
         <w:pStyle w:val="Ttulo2"/>
       </w:pPr>
-      <w:bookmarkStart w:id="12" w:name="_Toc233743718"/>
-      <w:r>
+      <w:bookmarkStart w:id="12" w:name="_Toc233820133"/>
+      <w:r>
+        <w:lastRenderedPageBreak/>
         <w:t>Matriz de marco lógico</w:t>
       </w:r>
       <w:bookmarkEnd w:id="12"/>
@@ -22049,14 +23075,7 @@
         <w:rPr>
           <w:lang w:val="es-419" w:eastAsia="es-CO"/>
         </w:rPr>
-        <w:t xml:space="preserve">En este punto ya se tienen todos los insumos para el inicio de la construcción de la matriz de marco lógico (MML). Según la FAO en 2017, el marco lógico es una matriz de doble entrada que posee dos momentos: la relación de causa-efecto, que ayuda a organizar la información de manera lógica y secuencial en sentido vertical y la </w:t>
-      </w:r>
-      <w:r>
-        <w:rPr>
-          <w:lang w:val="es-419" w:eastAsia="es-CO"/>
-        </w:rPr>
-        <w:lastRenderedPageBreak/>
-        <w:t>estructura cuatro por cuatro que completa el esquema agregándole el sentido horizontal.</w:t>
+        <w:t>En este punto ya se tienen todos los insumos para el inicio de la construcción de la matriz de marco lógico (MML). Según la FAO en 2017, el marco lógico es una matriz de doble entrada que posee dos momentos: la relación de causa-efecto, que ayuda a organizar la información de manera lógica y secuencial en sentido vertical y la estructura cuatro por cuatro que completa el esquema agregándole el sentido horizontal.</w:t>
       </w:r>
     </w:p>
     <w:p>
@@ -22513,6 +23532,7 @@
         <w:rPr>
           <w:lang w:val="es-419" w:eastAsia="es-CO"/>
         </w:rPr>
+        <w:lastRenderedPageBreak/>
         <w:t xml:space="preserve">En la </w:t>
       </w:r>
       <w:r>
@@ -22573,14 +23593,7 @@
         <w:rPr>
           <w:lang w:val="es-419" w:eastAsia="es-CO"/>
         </w:rPr>
-        <w:t xml:space="preserve"> central del proyecto. De este modo, el propósito debe </w:t>
-      </w:r>
-      <w:r>
-        <w:rPr>
-          <w:lang w:val="es-419" w:eastAsia="es-CO"/>
-        </w:rPr>
-        <w:lastRenderedPageBreak/>
-        <w:t xml:space="preserve">entenderse como un resultado no controlable por el ejecutor. Es, en definitiva, lo que </w:t>
+        <w:t xml:space="preserve"> central del proyecto. De este modo, el propósito debe entenderse como un resultado no controlable por el ejecutor. Es, en definitiva, lo que </w:t>
       </w:r>
       <w:r>
         <w:rPr>
@@ -22678,6 +23691,21 @@
           <w:lang w:val="es-419" w:eastAsia="es-CO"/>
         </w:rPr>
         <w:t>: “el formato cuatro por cuatro, que permite a los equipos de proyecto resaltar gráficamente los objetivos, los resultados y las actividades que se espera generar dentro del ciclo de vida del proyecto. Las 16 celdas que conforman la matriz del marco lógico se encuentran dinámicamente relacionadas por una lógica vertical y horizontal o de causa-efecto; por lo tanto, los cambios que se efectúen en una celda normalmente ocasionarán cambios en el resto de las celdas” (p.17).</w:t>
+      </w:r>
+    </w:p>
+    <w:p>
+      <w:pPr>
+        <w:spacing w:before="0" w:after="160" w:line="259" w:lineRule="auto"/>
+        <w:ind w:firstLine="0"/>
+        <w:rPr>
+          <w:lang w:val="es-419" w:eastAsia="es-CO"/>
+        </w:rPr>
+      </w:pPr>
+      <w:r>
+        <w:rPr>
+          <w:lang w:val="es-419" w:eastAsia="es-CO"/>
+        </w:rPr>
+        <w:br w:type="page"/>
       </w:r>
     </w:p>
     <w:p>
@@ -22695,7 +23723,8 @@
         <w:rPr>
           <w:lang w:val="es-419" w:eastAsia="es-CO"/>
         </w:rPr>
-        <w:t>Relación entre el árbol de problemas, árbol de objetivos y la MML</w:t>
+        <w:lastRenderedPageBreak/>
+        <w:t>Esquema de la matriz de marco lógico</w:t>
       </w:r>
     </w:p>
     <w:tbl>
@@ -22916,7 +23945,6 @@
                 <w:rFonts w:asciiTheme="minorHAnsi" w:hAnsiTheme="minorHAnsi" w:cstheme="minorHAnsi"/>
                 <w:szCs w:val="28"/>
               </w:rPr>
-              <w:lastRenderedPageBreak/>
               <w:t>Propósito (objetivo específico)</w:t>
             </w:r>
           </w:p>
@@ -23244,22 +24272,15 @@
         <w:rPr>
           <w:lang w:val="es-419" w:eastAsia="es-CO"/>
         </w:rPr>
-        <w:t>, 2005). De ahí su importancia y la forma de realizar su lectura, que es de abajo hacia arriba. Las actividades provenientes del nivel tres no se encuentran normalmente incluidas en la MML, pero resulta muy útil considerarlas para alimentar la planeación operativa y los indicadores correspondientes serán objeto de este análisis posterior. El resumen narrativo corresponde a la primera columna de la matriz.</w:t>
-      </w:r>
-    </w:p>
-    <w:p>
-      <w:pPr>
-        <w:rPr>
-          <w:lang w:val="es-419" w:eastAsia="es-CO"/>
-        </w:rPr>
-      </w:pPr>
-    </w:p>
-    <w:p>
-      <w:pPr>
-        <w:rPr>
-          <w:lang w:val="es-419" w:eastAsia="es-CO"/>
-        </w:rPr>
-      </w:pPr>
+        <w:t xml:space="preserve">, 2005). De ahí su importancia y la forma de realizar su lectura, que es de abajo hacia arriba. Las actividades provenientes del nivel tres no se encuentran normalmente incluidas en la MML, pero resulta muy útil considerarlas para alimentar la planeación operativa y los indicadores correspondientes serán objeto de </w:t>
+      </w:r>
+      <w:r>
+        <w:rPr>
+          <w:lang w:val="es-419" w:eastAsia="es-CO"/>
+        </w:rPr>
+        <w:lastRenderedPageBreak/>
+        <w:t>este análisis posterior. El resumen narrativo corresponde a la primera columna de la matriz.</w:t>
+      </w:r>
     </w:p>
     <w:p>
       <w:pPr>
@@ -23353,7 +24374,7 @@
       <w:pPr>
         <w:pStyle w:val="Ttulo2"/>
       </w:pPr>
-      <w:bookmarkStart w:id="13" w:name="_Toc233743719"/>
+      <w:bookmarkStart w:id="13" w:name="_Toc233820134"/>
       <w:r>
         <w:t>Indicadores y medios de verificación</w:t>
       </w:r>
@@ -23425,14 +24446,8 @@
         <w:rPr>
           <w:lang w:val="es-419" w:eastAsia="es-CO"/>
         </w:rPr>
-        <w:t xml:space="preserve">Los indicadores deben poseer ciertas características para que logren eficacia. Para empezar, según la guía para la formulación de proyectos de inversión del sector </w:t>
-      </w:r>
-      <w:r>
-        <w:rPr>
-          <w:lang w:val="es-419" w:eastAsia="es-CO"/>
-        </w:rPr>
         <w:lastRenderedPageBreak/>
-        <w:t xml:space="preserve">agropecuario (FAO, 2017) deben ser independientes en cada nivel para evitar la duplicidad de datos. Sólo se formulan para el cumplimiento de objetivos y resultados; a las actividades se les asigna la ejecución de un presupuesto a manera de indicador. </w:t>
+        <w:t xml:space="preserve">Los indicadores deben poseer ciertas características para que logren eficacia. Para empezar, según la guía para la formulación de proyectos de inversión del sector agropecuario (FAO, 2017) deben ser independientes en cada nivel para evitar la duplicidad de datos. Sólo se formulan para el cumplimiento de objetivos y resultados; a las actividades se les asigna la ejecución de un presupuesto a manera de indicador. </w:t>
       </w:r>
     </w:p>
     <w:p>
@@ -23568,15 +24583,15 @@
         <w:rPr>
           <w:lang w:val="es-419" w:eastAsia="es-CO"/>
         </w:rPr>
-        <w:t>Son descripciones breves de las obras, servicios, estudios y capacitaciones específicas que ofrece el responsable del proyecto, especificando cantidad, calidad y tiempo. Por ejemplo, para un proyecto de educación habría de señalar como indicador 10 escuelas técnicas, ubicadas en diferentes ciudades, cada una con capacidad para 1.000 alumnos por año y con el equipamiento especificado por las normas correspondientes.</w:t>
-      </w:r>
-    </w:p>
-    <w:p>
-      <w:pPr>
-        <w:rPr>
-          <w:lang w:val="es-419" w:eastAsia="es-CO"/>
-        </w:rPr>
-      </w:pPr>
+        <w:t xml:space="preserve">Son descripciones breves de las obras, servicios, estudios y capacitaciones específicas que ofrece el responsable del proyecto, especificando cantidad, calidad y tiempo. Por ejemplo, para un proyecto de educación habría de señalar como indicador 10 escuelas técnicas, ubicadas en diferentes ciudades, cada una con capacidad para </w:t>
+      </w:r>
+      <w:r>
+        <w:rPr>
+          <w:lang w:val="es-419" w:eastAsia="es-CO"/>
+        </w:rPr>
+        <w:lastRenderedPageBreak/>
+        <w:t>1.000 alumnos por año y con el equipamiento especificado por las normas correspondientes.</w:t>
+      </w:r>
     </w:p>
     <w:p>
       <w:pPr>
@@ -23618,7 +24633,7 @@
         <w:pStyle w:val="Prrafodelista"/>
         <w:numPr>
           <w:ilvl w:val="0"/>
-          <w:numId w:val="17"/>
+          <w:numId w:val="29"/>
         </w:numPr>
         <w:rPr>
           <w:lang w:val="es-419" w:eastAsia="es-CO"/>
@@ -23636,7 +24651,7 @@
         <w:pStyle w:val="Prrafodelista"/>
         <w:numPr>
           <w:ilvl w:val="0"/>
-          <w:numId w:val="17"/>
+          <w:numId w:val="29"/>
         </w:numPr>
         <w:rPr>
           <w:lang w:val="es-419" w:eastAsia="es-CO"/>
@@ -23646,7 +24661,20 @@
         <w:rPr>
           <w:lang w:val="es-419" w:eastAsia="es-CO"/>
         </w:rPr>
-        <w:t>Indicadores indirectos: también llamados indicadores proxy, son formas aproximadas de medir determinados objetivos. En ellos, la variable utilizada no tiene una relación directa con el objetivo que se busca medir (FAO, 2017).</w:t>
+        <w:t xml:space="preserve">Indicadores indirectos: también llamados indicadores </w:t>
+      </w:r>
+      <w:r>
+        <w:rPr>
+          <w:rStyle w:val="Extranjerismo"/>
+          <w:lang w:val="es-419" w:eastAsia="es-CO"/>
+        </w:rPr>
+        <w:t>proxy</w:t>
+      </w:r>
+      <w:r>
+        <w:rPr>
+          <w:lang w:val="es-419" w:eastAsia="es-CO"/>
+        </w:rPr>
+        <w:t>, son formas aproximadas de medir determinados objetivos. En ellos, la variable utilizada no tiene una relación directa con el objetivo que se busca medir (FAO, 2017).</w:t>
       </w:r>
     </w:p>
     <w:p>
@@ -23685,14 +24713,14 @@
         <w:rPr>
           <w:lang w:val="es-419" w:eastAsia="es-CO"/>
         </w:rPr>
-        <w:t xml:space="preserve">Para ello se utiliza el esquema desarrollado por la Oficina de Evaluación del Programa de Desarrollo de Naciones Unidas (UNDP, por sus siglas en inglés) que consiste en un cuadro en el cual, primero, se transcribe la primera columna de la matriz del marco lógico a la primera columna del cuadro (el resumen narrativo de objetivos) </w:t>
+        <w:t xml:space="preserve">Para ello se utiliza el esquema desarrollado por la Oficina de Evaluación del Programa de Desarrollo de Naciones Unidas (UNDP, por sus siglas en inglés) que consiste en un cuadro en el cual, primero, se transcribe la primera columna de la matriz </w:t>
       </w:r>
       <w:r>
         <w:rPr>
           <w:lang w:val="es-419" w:eastAsia="es-CO"/>
         </w:rPr>
         <w:lastRenderedPageBreak/>
-        <w:t>después se transcriben de la misma matriz los indicadores por objetivo y por último se definen los criterios aplicables a los indicadores, como:</w:t>
+        <w:t>del marco lógico a la primera columna del cuadro (el resumen narrativo de objetivos) después se transcriben de la misma matriz los indicadores por objetivo y por último se definen los criterios aplicables a los indicadores, como:</w:t>
       </w:r>
     </w:p>
     <w:p>
@@ -24726,7 +25754,7 @@
       <w:pPr>
         <w:pStyle w:val="Ttulo2"/>
       </w:pPr>
-      <w:bookmarkStart w:id="14" w:name="_Toc233743720"/>
+      <w:bookmarkStart w:id="14" w:name="_Toc233820135"/>
       <w:r>
         <w:t>Análisis de riesgos y establecimiento de los supuestos del proyecto</w:t>
       </w:r>
@@ -24833,7 +25861,7 @@
                 <w:sz w:val="22"/>
                 <w:szCs w:val="22"/>
               </w:rPr>
-              <w:t>Tipo (Físico, ergonómico, logístico, biológico, químico, psicosocial, climático, político, legal, logístico, etc.)</w:t>
+              <w:t>Tipo (Físico, ergonómico, logístico, biológico, químico, psicosocial, climático, político, legal, etc.)</w:t>
             </w:r>
           </w:p>
         </w:tc>
@@ -25120,7 +26148,7 @@
                 <w:sz w:val="22"/>
                 <w:szCs w:val="22"/>
               </w:rPr>
-              <w:t>20</w:t>
+              <w:t>12</w:t>
             </w:r>
           </w:p>
         </w:tc>
@@ -25174,27 +26202,9 @@
     </w:p>
     <w:p>
       <w:pPr>
-        <w:spacing w:before="0" w:after="160" w:line="259" w:lineRule="auto"/>
-        <w:ind w:firstLine="0"/>
-        <w:rPr>
-          <w:szCs w:val="28"/>
-          <w:lang w:val="es-419" w:eastAsia="es-CO"/>
-        </w:rPr>
-      </w:pPr>
-      <w:r>
-        <w:rPr>
-          <w:szCs w:val="28"/>
-          <w:lang w:val="es-419" w:eastAsia="es-CO"/>
-        </w:rPr>
-        <w:br w:type="page"/>
-      </w:r>
-    </w:p>
-    <w:p>
-      <w:pPr>
         <w:pStyle w:val="Tabla"/>
       </w:pPr>
       <w:r>
-        <w:lastRenderedPageBreak/>
         <w:t>Modelo de matriz de evaluación de riesgos</w:t>
       </w:r>
     </w:p>
@@ -25804,6 +26814,7 @@
                 <w:sz w:val="22"/>
                 <w:szCs w:val="22"/>
               </w:rPr>
+              <w:lastRenderedPageBreak/>
               <w:t>Probabilidad de ocurrencia</w:t>
             </w:r>
           </w:p>
@@ -26558,12 +27569,6 @@
       </w:pPr>
       <w:r>
         <w:rPr>
-          <w:lang w:val="es-419" w:eastAsia="es-CO"/>
-        </w:rPr>
-        <w:tab/>
-      </w:r>
-      <w:r>
-        <w:rPr>
           <w:b/>
           <w:bCs/>
           <w:lang w:val="es-419" w:eastAsia="es-CO"/>
@@ -26589,7 +27594,6 @@
           <w:bCs/>
           <w:lang w:val="es-419" w:eastAsia="es-CO"/>
         </w:rPr>
-        <w:lastRenderedPageBreak/>
         <w:t>Riesgo grave</w:t>
       </w:r>
       <w:r>
@@ -26622,7 +27626,7 @@
     </w:p>
     <w:p>
       <w:pPr>
-        <w:ind w:firstLine="0"/>
+        <w:ind w:firstLine="708"/>
         <w:rPr>
           <w:lang w:val="es-419" w:eastAsia="es-CO"/>
         </w:rPr>
@@ -26652,7 +27656,27 @@
         <w:rPr>
           <w:lang w:val="es-419" w:eastAsia="es-CO"/>
         </w:rPr>
-        <w:t>El anterior análisis de riesgos contempla lo que no debe ocurrir para que el proyecto se desarrolle como se ha planeado. En el caso de los supuestos se establecen las condiciones y requisitos para que se puedan realizar las actividades, lograr los objetivos y cumplir finalmente con el propósito del proyecto. Es por estas razones que este análisis se hace posteriormente a la definición de los indicadores y el desglose de las actividades. Es importante tener en cuenta de acuerdo con Ortegón et. al (2005) la forma en que se redactan los supuestos que corresponde a la de un objetivo a alcanzar o mantener por parte de quien fuere necesario a pesar de que estos estén fuera del alcance del ejecutor del proyecto. Ejemplo:</w:t>
+        <w:lastRenderedPageBreak/>
+        <w:t xml:space="preserve">El anterior análisis de riesgos contempla lo que no debe ocurrir para que el proyecto se desarrolle como se ha planeado. En el caso de los supuestos se establecen las condiciones y requisitos para que se puedan realizar las actividades, lograr los objetivos y cumplir finalmente con el propósito del proyecto. Es por estas razones que este análisis se hace posteriormente a la definición de los indicadores y el desglose de las actividades. Es importante tener en cuenta de acuerdo con Ortegón </w:t>
+      </w:r>
+      <w:r>
+        <w:rPr>
+          <w:rStyle w:val="Extranjerismo"/>
+          <w:lang w:val="es-419" w:eastAsia="es-CO"/>
+        </w:rPr>
+        <w:t>et al</w:t>
+      </w:r>
+      <w:r>
+        <w:rPr>
+          <w:lang w:val="es-419" w:eastAsia="es-CO"/>
+        </w:rPr>
+        <w:t>.</w:t>
+      </w:r>
+      <w:r>
+        <w:rPr>
+          <w:lang w:val="es-419" w:eastAsia="es-CO"/>
+        </w:rPr>
+        <w:t xml:space="preserve"> (2005) la forma en que se redactan los supuestos que corresponde a la de un objetivo a alcanzar o mantener por parte de quien fuere necesario a pesar de que estos estén fuera del alcance del ejecutor del proyecto. Ejemplo:</w:t>
       </w:r>
     </w:p>
     <w:p>
@@ -26695,7 +27719,6 @@
           <w:bCs/>
           <w:lang w:val="es-419" w:eastAsia="es-CO"/>
         </w:rPr>
-        <w:lastRenderedPageBreak/>
         <w:t>Comprobación lógica de la MML</w:t>
       </w:r>
     </w:p>
@@ -26715,7 +27738,55 @@
         <w:rPr>
           <w:lang w:val="es-419" w:eastAsia="es-CO"/>
         </w:rPr>
-        <w:t xml:space="preserve"> para efectos de la comprobación de la lógica de la MML, se debe revisar la coherencia de los vínculos causales de abajo hacia arriba de la matriz (actividades-componentes-objetivos-fin) esto es la lógica vertical, con al menos tres criterios que rezan como sigue:</w:t>
+        <w:t xml:space="preserve"> para efectos de la comprobación de la lógica de la MML, se debe revisar la coherencia de los vínculos causales de abajo hacia arriba de la matriz (actividades</w:t>
+      </w:r>
+      <w:r>
+        <w:rPr>
+          <w:lang w:val="es-419" w:eastAsia="es-CO"/>
+        </w:rPr>
+        <w:t xml:space="preserve"> – </w:t>
+      </w:r>
+      <w:r>
+        <w:rPr>
+          <w:lang w:val="es-419" w:eastAsia="es-CO"/>
+        </w:rPr>
+        <w:t>componentes</w:t>
+      </w:r>
+      <w:r>
+        <w:rPr>
+          <w:lang w:val="es-419" w:eastAsia="es-CO"/>
+        </w:rPr>
+        <w:t xml:space="preserve"> – </w:t>
+      </w:r>
+      <w:r>
+        <w:rPr>
+          <w:lang w:val="es-419" w:eastAsia="es-CO"/>
+        </w:rPr>
+        <w:t>objetivos</w:t>
+      </w:r>
+      <w:r>
+        <w:rPr>
+          <w:lang w:val="es-419" w:eastAsia="es-CO"/>
+        </w:rPr>
+        <w:t xml:space="preserve"> – </w:t>
+      </w:r>
+      <w:r>
+        <w:rPr>
+          <w:lang w:val="es-419" w:eastAsia="es-CO"/>
+        </w:rPr>
+        <w:t xml:space="preserve">fin) esto es la lógica vertical, con al menos </w:t>
+      </w:r>
+      <w:r>
+        <w:rPr>
+          <w:lang w:val="es-419" w:eastAsia="es-CO"/>
+        </w:rPr>
+        <w:t>cinco</w:t>
+      </w:r>
+      <w:r>
+        <w:rPr>
+          <w:lang w:val="es-419" w:eastAsia="es-CO"/>
+        </w:rPr>
+        <w:t xml:space="preserve"> criterios que rezan como sigue:</w:t>
       </w:r>
     </w:p>
     <w:p>
@@ -26733,6 +27804,7 @@
         <w:rPr>
           <w:lang w:val="es-419" w:eastAsia="es-CO"/>
         </w:rPr>
+        <w:lastRenderedPageBreak/>
         <w:t>Se indican claramente el fin, propósito, componentes y actividades del proyecto.</w:t>
       </w:r>
     </w:p>
@@ -26805,7 +27877,19 @@
         <w:rPr>
           <w:lang w:val="es-419" w:eastAsia="es-CO"/>
         </w:rPr>
-        <w:t>Si se logra el propósito y se conforman los supuestos a este nivel, se habrá́ contribuido de manera significativa a alcanzar el fin.</w:t>
+        <w:t>Si se logra el propósito y se conforman los supuestos a este nivel, se habrá</w:t>
+      </w:r>
+      <w:r>
+        <w:rPr>
+          <w:lang w:val="es-419" w:eastAsia="es-CO"/>
+        </w:rPr>
+        <w:t xml:space="preserve"> </w:t>
+      </w:r>
+      <w:r>
+        <w:rPr>
+          <w:lang w:val="es-419" w:eastAsia="es-CO"/>
+        </w:rPr>
+        <w:t>contribuido de manera significativa a alcanzar el fin.</w:t>
       </w:r>
     </w:p>
     <w:p>
@@ -26824,13 +27908,37 @@
         <w:rPr>
           <w:lang w:val="es-419" w:eastAsia="es-CO"/>
         </w:rPr>
-        <w:t>-</w:t>
-      </w:r>
-      <w:r>
-        <w:rPr>
-          <w:lang w:val="es-419" w:eastAsia="es-CO"/>
-        </w:rPr>
-        <w:t>indicadores-medios de verificación define lo que se conoce como lógica horizontal en la matriz de marco lógico. Esta puede comprobarse en su lógica a través de los siguientes aspectos:</w:t>
+        <w:t xml:space="preserve"> - </w:t>
+      </w:r>
+      <w:r>
+        <w:rPr>
+          <w:lang w:val="es-419" w:eastAsia="es-CO"/>
+        </w:rPr>
+        <w:t>indicadores</w:t>
+      </w:r>
+      <w:r>
+        <w:rPr>
+          <w:lang w:val="es-419" w:eastAsia="es-CO"/>
+        </w:rPr>
+        <w:t xml:space="preserve"> - </w:t>
+      </w:r>
+      <w:r>
+        <w:rPr>
+          <w:lang w:val="es-419" w:eastAsia="es-CO"/>
+        </w:rPr>
+        <w:t>medios</w:t>
+      </w:r>
+      <w:r>
+        <w:rPr>
+          <w:lang w:val="es-419" w:eastAsia="es-CO"/>
+        </w:rPr>
+        <w:t xml:space="preserve"> </w:t>
+      </w:r>
+      <w:r>
+        <w:rPr>
+          <w:lang w:val="es-419" w:eastAsia="es-CO"/>
+        </w:rPr>
+        <w:t>de verificación define lo que se conoce como lógica horizontal en la matriz de marco lógico. Esta puede comprobarse en su lógica a través de los siguientes aspectos:</w:t>
       </w:r>
     </w:p>
     <w:p>
@@ -26879,8 +27987,22 @@
         <w:rPr>
           <w:lang w:val="es-419" w:eastAsia="es-CO"/>
         </w:rPr>
-        <w:lastRenderedPageBreak/>
         <w:t>La gráfica que sigue nos enseña la forma de lectura global de la MML, la relación entre las distintas partes que componen la matriz y cómo en una sola herramienta se logra visualizar de manera general todo un proyecto, sin duda uno de los aspectos positivos de la metodología.</w:t>
+      </w:r>
+    </w:p>
+    <w:p>
+      <w:pPr>
+        <w:spacing w:before="0" w:after="160" w:line="259" w:lineRule="auto"/>
+        <w:ind w:firstLine="0"/>
+        <w:rPr>
+          <w:lang w:val="es-419" w:eastAsia="es-CO"/>
+        </w:rPr>
+      </w:pPr>
+      <w:r>
+        <w:rPr>
+          <w:lang w:val="es-419" w:eastAsia="es-CO"/>
+        </w:rPr>
+        <w:br w:type="page"/>
       </w:r>
     </w:p>
     <w:p>
@@ -26904,6 +28026,7 @@
           <w:shd w:val="clear" w:color="auto" w:fill="auto"/>
           <w:lang w:val="es-CO"/>
         </w:rPr>
+        <w:lastRenderedPageBreak/>
         <w:t>Forma de lectura y relación de las partes de la MML</w:t>
       </w:r>
     </w:p>
@@ -27033,24 +28156,30 @@
       <w:pPr>
         <w:pStyle w:val="Ttulo2"/>
       </w:pPr>
-      <w:bookmarkStart w:id="15" w:name="_Toc233743721"/>
-      <w:r>
+      <w:bookmarkStart w:id="15" w:name="_Toc233820136"/>
+      <w:r>
+        <w:t>Plan operativo y presupuesto general</w:t>
+      </w:r>
+      <w:bookmarkEnd w:id="15"/>
+    </w:p>
+    <w:p>
+      <w:pPr>
+        <w:rPr>
+          <w:lang w:val="es-419" w:eastAsia="es-CO"/>
+        </w:rPr>
+      </w:pPr>
+      <w:r>
+        <w:rPr>
+          <w:lang w:val="es-419" w:eastAsia="es-CO"/>
+        </w:rPr>
+        <w:t xml:space="preserve">Una vez comprobados y validados los resultados de la aplicación de la metodología del EML en el documento final, el siguiente paso para poder dar inicio a la ejecución, consiste en tomar todas las actividades y realizar una planeación exhaustiva asignando recursos, materiales, responsables, tiempos de ejecución y demás información necesaria que de manera anticipada sea útil para la correcta ejecución del </w:t>
+      </w:r>
+      <w:r>
+        <w:rPr>
+          <w:lang w:val="es-419" w:eastAsia="es-CO"/>
+        </w:rPr>
         <w:lastRenderedPageBreak/>
-        <w:t>Plan operativo y presupuesto general</w:t>
-      </w:r>
-      <w:bookmarkEnd w:id="15"/>
-    </w:p>
-    <w:p>
-      <w:pPr>
-        <w:rPr>
-          <w:lang w:val="es-419" w:eastAsia="es-CO"/>
-        </w:rPr>
-      </w:pPr>
-      <w:r>
-        <w:rPr>
-          <w:lang w:val="es-419" w:eastAsia="es-CO"/>
-        </w:rPr>
-        <w:t>Una vez comprobados y validados los resultados de la aplicación de la metodología del EML en el documento final, el siguiente paso para poder dar inicio a la ejecución, consiste en tomar todas las actividades y realizar una planeación exhaustiva asignando recursos, materiales, responsables, tiempos de ejecución y demás información necesaria que de manera anticipada sea útil para la correcta ejecución del proyecto; además, el presupuesto deberá estar detallado en otro documento que contendrá toda la información del manejo y seguimiento a la ejecución del mismo.</w:t>
+        <w:t>proyecto; además, el presupuesto deberá estar detallado en otro documento que contendrá toda la información del manejo y seguimiento a la ejecución del mismo.</w:t>
       </w:r>
     </w:p>
     <w:p>
@@ -27084,7 +28213,7 @@
       <w:pPr>
         <w:pStyle w:val="Titulosgenerales"/>
       </w:pPr>
-      <w:bookmarkStart w:id="16" w:name="_Toc233743722"/>
+      <w:bookmarkStart w:id="16" w:name="_Toc233820137"/>
       <w:r>
         <w:lastRenderedPageBreak/>
         <w:t>S</w:t>
@@ -27131,6 +28260,15 @@
           <w:lang w:val="es-419" w:eastAsia="es-CO"/>
         </w:rPr>
       </w:pPr>
+    </w:p>
+    <w:p>
+      <w:pPr>
+        <w:ind w:firstLine="0"/>
+        <w:jc w:val="center"/>
+        <w:rPr>
+          <w:lang w:val="es-419" w:eastAsia="es-CO"/>
+        </w:rPr>
+      </w:pPr>
       <w:r>
         <w:rPr>
           <w:noProof/>
@@ -27138,10 +28276,10 @@
         </w:rPr>
         <w:lastRenderedPageBreak/>
         <w:drawing>
-          <wp:inline distT="0" distB="0" distL="0" distR="0" wp14:anchorId="5A44937D" wp14:editId="20F5615E">
-            <wp:extent cx="6332220" cy="6198870"/>
-            <wp:effectExtent l="0" t="0" r="0" b="0"/>
-            <wp:docPr id="1" name="Imagen 1" descr="Se detalla aspectos importantes de la formulación de proyectos agropecuarios bajo el enfoque metodológico de marco lógico, generalidades del enfoque de marco lógico, etapa de análisis, etapa de planificación."/>
+          <wp:inline distT="0" distB="0" distL="0" distR="0" wp14:anchorId="5A12228B" wp14:editId="0DDD2036">
+            <wp:extent cx="6506177" cy="6233337"/>
+            <wp:effectExtent l="0" t="0" r="9525" b="0"/>
+            <wp:docPr id="24652090" name="Imagen 5" descr="Se detalla aspectos importantes de la formulación de proyectos agropecuarios bajo el enfoque metodológico de marco lógico, generalidades del enfoque de marco lógico, etapa de análisis, etapa de planificación."/>
             <wp:cNvGraphicFramePr>
               <a:graphicFrameLocks xmlns:a="http://schemas.openxmlformats.org/drawingml/2006/main" noChangeAspect="1"/>
             </wp:cNvGraphicFramePr>
@@ -27149,23 +28287,33 @@
               <a:graphicData uri="http://schemas.openxmlformats.org/drawingml/2006/picture">
                 <pic:pic xmlns:pic="http://schemas.openxmlformats.org/drawingml/2006/picture">
                   <pic:nvPicPr>
-                    <pic:cNvPr id="1" name="Imagen 1" descr="Se detalla aspectos importantes de la formulación de proyectos agropecuarios bajo el enfoque metodológico de marco lógico, generalidades del enfoque de marco lógico, etapa de análisis, etapa de planificación."/>
-                    <pic:cNvPicPr/>
+                    <pic:cNvPr id="24652090" name="Imagen 5" descr="Se detalla aspectos importantes de la formulación de proyectos agropecuarios bajo el enfoque metodológico de marco lógico, generalidades del enfoque de marco lógico, etapa de análisis, etapa de planificación."/>
+                    <pic:cNvPicPr>
+                      <a:picLocks noChangeAspect="1" noChangeArrowheads="1"/>
+                    </pic:cNvPicPr>
                   </pic:nvPicPr>
                   <pic:blipFill>
-                    <a:blip r:embed="rId29"/>
+                    <a:blip r:embed="rId29">
+                      <a:extLst>
+                        <a:ext uri="{28A0092B-C50C-407E-A947-70E740481C1C}">
+                          <a14:useLocalDpi xmlns:a14="http://schemas.microsoft.com/office/drawing/2010/main" val="0"/>
+                        </a:ext>
+                      </a:extLst>
+                    </a:blip>
+                    <a:srcRect/>
                     <a:stretch>
                       <a:fillRect/>
                     </a:stretch>
                   </pic:blipFill>
-                  <pic:spPr>
+                  <pic:spPr bwMode="auto">
                     <a:xfrm>
                       <a:off x="0" y="0"/>
-                      <a:ext cx="6332220" cy="6198870"/>
+                      <a:ext cx="6516423" cy="6243153"/>
                     </a:xfrm>
                     <a:prstGeom prst="rect">
                       <a:avLst/>
                     </a:prstGeom>
+                    <a:noFill/>
                   </pic:spPr>
                 </pic:pic>
               </a:graphicData>
@@ -27186,7 +28334,7 @@
       <w:pPr>
         <w:pStyle w:val="Titulosgenerales"/>
       </w:pPr>
-      <w:bookmarkStart w:id="17" w:name="_Toc233743723"/>
+      <w:bookmarkStart w:id="17" w:name="_Toc233820138"/>
       <w:r>
         <w:lastRenderedPageBreak/>
         <w:t>Glosario</w:t>
@@ -27339,16 +28487,14 @@
         </w:rPr>
         <w:t xml:space="preserve">: actividad que genera la mayor parte del valor agregado o la actividad cuyo valor agregado supera al de todas las </w:t>
       </w:r>
-      <w:proofErr w:type="spellStart"/>
       <w:r>
         <w:rPr>
           <w:rFonts w:ascii="Calibri" w:hAnsi="Calibri" w:cs="Calibri"/>
           <w:szCs w:val="28"/>
           <w:lang w:val="es-419"/>
         </w:rPr>
-        <w:t>demás</w:t>
-      </w:r>
-      <w:proofErr w:type="spellEnd"/>
+        <w:t>demás</w:t>
+      </w:r>
       <w:r>
         <w:rPr>
           <w:rFonts w:ascii="Calibri" w:hAnsi="Calibri" w:cs="Calibri"/>
@@ -28010,7 +29156,23 @@
           <w:szCs w:val="28"/>
           <w:lang w:val="es-419"/>
         </w:rPr>
-        <w:t xml:space="preserve">: es la etapa en la cual se materializan las acciones que dan como resultado bienes o servicio y culmina cuando el o los productos obtenidos comienzan a generar beneficios. En esta etapa se realizan los procesos de ejecución y seguimiento. La ejecución se desarrolla física y financieramente. Durante este periodo se llevan a cabo las actividades necesarias para la obtención del producto o productos del proyecto. Las actividades deben ser claras, concretas y estar programadas en el tiempo, pues ellas indicarán el monto de recursos que se requiere anualmente para poder lograr el producto en el tiempo estipulado. El seguimiento va de la mano con la ejecución. Este se realiza a los insumos, actividades y productos planteados en la cadena de valor del proyecto a través de indicadores de producto y de gestión que son los que miden el comportamiento físico del proyecto. (Ortegón </w:t>
+        <w:t>: es la etapa en la cual se materializan las acciones que dan como resultado bienes o servicio</w:t>
+      </w:r>
+      <w:r>
+        <w:rPr>
+          <w:rFonts w:ascii="Calibri" w:hAnsi="Calibri" w:cs="Calibri"/>
+          <w:szCs w:val="28"/>
+          <w:lang w:val="es-419"/>
+        </w:rPr>
+        <w:t>s</w:t>
+      </w:r>
+      <w:r>
+        <w:rPr>
+          <w:rFonts w:ascii="Calibri" w:hAnsi="Calibri" w:cs="Calibri"/>
+          <w:szCs w:val="28"/>
+          <w:lang w:val="es-419"/>
+        </w:rPr>
+        <w:t xml:space="preserve"> y culmina cuando el o los productos obtenidos comienzan a generar beneficios. En esta etapa se realizan los procesos de ejecución y seguimiento. La ejecución se desarrolla física y financieramente. Durante este periodo se llevan a cabo las actividades necesarias para la obtención del producto o productos del proyecto. Las actividades deben ser claras, concretas y estar programadas en el tiempo, pues ellas indicarán el monto de recursos que se requiere anualmente para poder lograr el producto en el tiempo estipulado. El seguimiento va de la mano con la ejecución. Este se realiza a los insumos, actividades y productos planteados en la cadena de valor del proyecto a través de indicadores de producto y de gestión que son los que miden el comportamiento físico del proyecto. (Ortegón </w:t>
       </w:r>
       <w:r>
         <w:rPr>
@@ -28141,7 +29303,39 @@
           <w:szCs w:val="28"/>
           <w:lang w:val="es-419"/>
         </w:rPr>
-        <w:t xml:space="preserve">: es a la fase de la preinversión en la cual se identifican la situación actual, la situación esperada y las alternativas de solución para la problemática que se está analizando, que seguidamente pasarán a preparación para iniciar el levantamiento de la información relacionada con los insumos, actividades, costos, tiempos y demás elementos necesarios para obtener el o los productos que las contiene. (Ortegón </w:t>
+        <w:t>: es</w:t>
+      </w:r>
+      <w:r>
+        <w:rPr>
+          <w:rFonts w:ascii="Calibri" w:hAnsi="Calibri" w:cs="Calibri"/>
+          <w:szCs w:val="28"/>
+          <w:lang w:val="es-419"/>
+        </w:rPr>
+        <w:t xml:space="preserve"> </w:t>
+      </w:r>
+      <w:r>
+        <w:rPr>
+          <w:rFonts w:ascii="Calibri" w:hAnsi="Calibri" w:cs="Calibri"/>
+          <w:szCs w:val="28"/>
+          <w:lang w:val="es-419"/>
+        </w:rPr>
+        <w:t>la fase de la preinversión en la cual se identifican la situación actual, la situación esperada y las alternativas de solución para la problemática que se está analizando, que seguidamente pasarán a preparación para iniciar el levantamiento de la información relacionada con los insumos, actividades, costos, tiempos y demás elementos necesarios para obtener el o los productos que las contiene</w:t>
+      </w:r>
+      <w:r>
+        <w:rPr>
+          <w:rFonts w:ascii="Calibri" w:hAnsi="Calibri" w:cs="Calibri"/>
+          <w:szCs w:val="28"/>
+          <w:lang w:val="es-419"/>
+        </w:rPr>
+        <w:t>n</w:t>
+      </w:r>
+      <w:r>
+        <w:rPr>
+          <w:rFonts w:ascii="Calibri" w:hAnsi="Calibri" w:cs="Calibri"/>
+          <w:szCs w:val="28"/>
+          <w:lang w:val="es-419"/>
+        </w:rPr>
+        <w:t xml:space="preserve">. (Ortegón </w:t>
       </w:r>
       <w:r>
         <w:rPr>
@@ -28707,7 +29901,7 @@
           <w:szCs w:val="28"/>
           <w:lang w:val="es-419"/>
         </w:rPr>
-        <w:t xml:space="preserve"> corresponden a la expresión cuantitativa y cualitativa de los logros que se pretenden obtener con el proyecto. Refleja la magnitud o nivel específico de los resultados, es decir, de los productos, efectos o impactos que se esperan alcanzar. Su </w:t>
+        <w:t xml:space="preserve"> corresponde a la expresión cuantitativa y cualitativa de los logros que se pretenden obtener con el proyecto. Refleja la magnitud o nivel específico de los resultados, es decir, de los productos, efectos o impactos que se esperan alcanzar. Su </w:t>
       </w:r>
       <w:r>
         <w:rPr>
@@ -28777,7 +29971,41 @@
           <w:szCs w:val="28"/>
           <w:lang w:val="es-419"/>
         </w:rPr>
-        <w:t xml:space="preserve">: es una herramienta de gestión, que a través de la recolección y análisis continúo de información, le ayuda al gerente del proyecto a controlar los avances durante la fase de ejecución. Se basa en la comparación entre los resultados esperados y el estado de avance de los mismos, lo que permite identificar y valorar posibles problemas y logros de los procesos de ejecución, así como proporcionar información fiable y oportuna, con el fin de hacer ajustes para lograr el objetivo deseado. (Ortegón </w:t>
+        <w:t xml:space="preserve">: es una herramienta de gestión, </w:t>
+      </w:r>
+      <w:proofErr w:type="gramStart"/>
+      <w:r>
+        <w:rPr>
+          <w:rFonts w:ascii="Calibri" w:hAnsi="Calibri" w:cs="Calibri"/>
+          <w:szCs w:val="28"/>
+          <w:lang w:val="es-419"/>
+        </w:rPr>
+        <w:t>que</w:t>
+      </w:r>
+      <w:proofErr w:type="gramEnd"/>
+      <w:r>
+        <w:rPr>
+          <w:rFonts w:ascii="Calibri" w:hAnsi="Calibri" w:cs="Calibri"/>
+          <w:szCs w:val="28"/>
+          <w:lang w:val="es-419"/>
+        </w:rPr>
+        <w:t xml:space="preserve"> a través de la recolección y análisis contin</w:t>
+      </w:r>
+      <w:r>
+        <w:rPr>
+          <w:rFonts w:ascii="Calibri" w:hAnsi="Calibri" w:cs="Calibri"/>
+          <w:szCs w:val="28"/>
+          <w:lang w:val="es-419"/>
+        </w:rPr>
+        <w:t>u</w:t>
+      </w:r>
+      <w:r>
+        <w:rPr>
+          <w:rFonts w:ascii="Calibri" w:hAnsi="Calibri" w:cs="Calibri"/>
+          <w:szCs w:val="28"/>
+          <w:lang w:val="es-419"/>
+        </w:rPr>
+        <w:t xml:space="preserve">o de información, le ayuda al gerente del proyecto a controlar los avances durante la fase de ejecución. Se basa en la comparación entre los resultados esperados y el estado de avance de los mismos, lo que permite identificar y valorar posibles problemas y logros de los procesos de ejecución, así como proporcionar información fiable y oportuna, con el fin de hacer ajustes para lograr el objetivo deseado. (Ortegón </w:t>
       </w:r>
       <w:r>
         <w:rPr>
@@ -29315,7 +30543,7 @@
       <w:pPr>
         <w:pStyle w:val="Titulosgenerales"/>
       </w:pPr>
-      <w:bookmarkStart w:id="18" w:name="_Toc233743724"/>
+      <w:bookmarkStart w:id="18" w:name="_Toc233820139"/>
       <w:r>
         <w:lastRenderedPageBreak/>
         <w:t>Referencias bibliográficas</w:t>
@@ -29328,30 +30556,17 @@
     <w:p>
       <w:bookmarkStart w:id="19" w:name="_Hlk227961183"/>
       <w:r>
-        <w:t xml:space="preserve">Aldunate, E., Córdoba, J. (2015). Formulación de programas con la metodología de marco lógico. Naciones Unidas, Santiago de Chile. </w:t>
+        <w:t xml:space="preserve">Casimiro, L. (2016). Bases metodológicas para la resiliencia socioecológica de fincas familiares en Cuba. [Tesis de doctorado en agroecología]. Universidad de Antioquia. Medellín, Colombia. </w:t>
+      </w:r>
+    </w:p>
+    <w:p>
+      <w:r>
+        <w:t>Castiblanco, C. (s. f.). Indicadores de sustentabilidad opciones de adaptación y mitigación Aspectos Distributivos del cambio climático. Cepal</w:t>
+      </w:r>
+      <w:r>
+        <w:t xml:space="preserve"> </w:t>
       </w:r>
       <w:hyperlink r:id="rId30" w:history="1">
-        <w:r>
-          <w:rPr>
-            <w:rStyle w:val="Hipervnculo"/>
-          </w:rPr>
-          <w:t>https://repositorio.cepal.org/server/api/core/bitstreams/2d86ecfb-f922-49d3-a919-e4fd4d463bd7/content</w:t>
-        </w:r>
-      </w:hyperlink>
-    </w:p>
-    <w:p>
-      <w:r>
-        <w:t xml:space="preserve">Casimiro, L. (2016). Bases metodológicas para la resiliencia socioecológica de fincas familiares en Cuba. [Tesis de doctorado en agroecología]. Universidad de Antioquia. Medellín, Colombia. </w:t>
-      </w:r>
-    </w:p>
-    <w:p>
-      <w:r>
-        <w:t>Castiblanco, C. (s. f.). Indicadores de sustentabilidad opciones de adaptación y mitigación Aspectos Distributivos del cambio climático. Cepal</w:t>
-      </w:r>
-      <w:r>
-        <w:t xml:space="preserve"> </w:t>
-      </w:r>
-      <w:hyperlink r:id="rId31" w:history="1">
         <w:r>
           <w:rPr>
             <w:rStyle w:val="Hipervnculo"/>
@@ -29364,7 +30579,7 @@
       <w:r>
         <w:t xml:space="preserve">Departamento Nacional de Planeación. (2016). Documento Guía del módulo de capacitación virtual en Teoría de Proyectos. Dirección de Inversiones y Finanzas Públicas (DIFP) Subdirección de Proyectos e Información para la Inversión Pública. </w:t>
       </w:r>
-      <w:hyperlink r:id="rId32" w:history="1">
+      <w:hyperlink r:id="rId31" w:history="1">
         <w:r>
           <w:rPr>
             <w:rStyle w:val="Hipervnculo"/>
@@ -29380,16 +30595,12 @@
     </w:p>
     <w:p>
       <w:r>
-        <w:t xml:space="preserve">Geilfus, F. (2002). 80 herramientas para el desarrollo participativo. Diagnóstico, planificación, monitoreo y evaluación. Instituto Interamericano de Cooperación para la </w:t>
-      </w:r>
-      <w:r>
-        <w:lastRenderedPageBreak/>
-        <w:t>Agricultura (IICA).</w:t>
+        <w:t>Geilfus, F. (2002). 80 herramientas para el desarrollo participativo. Diagnóstico, planificación, monitoreo y evaluación. Instituto Interamericano de Cooperación para la Agricultura (IICA).</w:t>
       </w:r>
       <w:r>
         <w:t xml:space="preserve"> </w:t>
       </w:r>
-      <w:hyperlink r:id="rId33" w:history="1">
+      <w:hyperlink r:id="rId32" w:history="1">
         <w:r>
           <w:rPr>
             <w:rStyle w:val="Hipervnculo"/>
@@ -29400,12 +30611,18 @@
     </w:p>
     <w:p>
       <w:r>
-        <w:t>Instituto de Formación Permanente INSFOP. (2008). Diagnóstico rural participativo y planificación comunitaria. FAO-INSFOP-AECID.</w:t>
+        <w:t>Instituto de Formación Permanente INSFOP. (2008). Diagnóstico rural participativo</w:t>
+      </w:r>
+      <w:r>
+        <w:t xml:space="preserve"> (DPR)</w:t>
+      </w:r>
+      <w:r>
+        <w:t xml:space="preserve"> y planificación comunitaria. FAO-INSFOP-AECID.</w:t>
       </w:r>
       <w:r>
         <w:t xml:space="preserve"> </w:t>
       </w:r>
-      <w:hyperlink r:id="rId34" w:history="1">
+      <w:hyperlink r:id="rId33" w:history="1">
         <w:r>
           <w:rPr>
             <w:rStyle w:val="Hipervnculo"/>
@@ -29416,12 +30633,25 @@
     </w:p>
     <w:p>
       <w:r>
-        <w:t>Ministerio de desarrollo agropecuario de Panamá. (2017). Guía para la formulación de proyectos de inversión del sector agropecuario bajo el enfoque de planificación estratégica y gestión por resultados. MIDA-FAO.</w:t>
+        <w:lastRenderedPageBreak/>
+        <w:t xml:space="preserve">Ministerio de </w:t>
+      </w:r>
+      <w:r>
+        <w:t>D</w:t>
+      </w:r>
+      <w:r>
+        <w:t xml:space="preserve">esarrollo </w:t>
+      </w:r>
+      <w:r>
+        <w:t>A</w:t>
+      </w:r>
+      <w:r>
+        <w:t>gropecuario de Panamá. (2017). Guía para la formulación de proyectos de inversión del sector agropecuario bajo el enfoque de planificación estratégica y gestión por resultados. MIDA-FAO.</w:t>
       </w:r>
       <w:r>
         <w:t xml:space="preserve"> </w:t>
       </w:r>
-      <w:hyperlink r:id="rId35" w:history="1">
+      <w:hyperlink r:id="rId34" w:history="1">
         <w:r>
           <w:rPr>
             <w:rStyle w:val="Hipervnculo"/>
@@ -29431,6 +30661,25 @@
       </w:hyperlink>
     </w:p>
     <w:p>
+      <w:r>
+        <w:t xml:space="preserve">Ortegón, E., Pacheco, J. F., &amp; Prieto, A. (2005). Metodología del marco lógico para la planificación, el seguimiento y la evaluación de proyectos y programas.  </w:t>
+      </w:r>
+      <w:hyperlink r:id="rId35" w:history="1">
+        <w:r>
+          <w:rPr>
+            <w:rStyle w:val="Hipervnculo"/>
+          </w:rPr>
+          <w:t>https://repositorio.cepal.org/bitstream/handle/11362/5607/S057518_es.pdf</w:t>
+        </w:r>
+      </w:hyperlink>
+      <w:r>
+        <w:t>.</w:t>
+      </w:r>
+      <w:r>
+        <w:t xml:space="preserve"> </w:t>
+      </w:r>
+    </w:p>
+    <w:p>
       <w:proofErr w:type="spellStart"/>
       <w:r>
         <w:t>Practical</w:t>
@@ -29491,7 +30740,13 @@
         <w:t>Sánchez</w:t>
       </w:r>
       <w:r>
-        <w:t>, f. (2003). Planificación estratégica y gestión pública por objetivos. Naciones Unidas, Santiago de Chile</w:t>
+        <w:t xml:space="preserve">, </w:t>
+      </w:r>
+      <w:r>
+        <w:t>F</w:t>
+      </w:r>
+      <w:r>
+        <w:t>. (2003). Planificación estratégica y gestión pública por objetivos. Naciones Unidas, Santiago de Chile</w:t>
       </w:r>
       <w:r>
         <w:t xml:space="preserve"> </w:t>
@@ -29530,22 +30785,27 @@
         </w:r>
       </w:hyperlink>
     </w:p>
-    <w:p/>
-    <w:p>
+    <w:p>
+      <w:proofErr w:type="spellStart"/>
+      <w:r>
+        <w:t>Sarandón</w:t>
+      </w:r>
+      <w:proofErr w:type="spellEnd"/>
+      <w:r>
+        <w:t xml:space="preserve">, S. (2002). La agricultura como actividad transformadora del ambiente. El Impacto de la Agricultura intensiva de la Revolución Verde. En S. J., Sarandón (Ed.). </w:t>
+      </w:r>
       <w:r>
         <w:lastRenderedPageBreak/>
-        <w:t>Sarandón, S. (2002). La agricultura como actividad transformadora del ambiente. El Impacto de la Agricultura intensiva de la Revolución Verde. En S. J., Sarandón (Ed.). Agroecología: el camino hacia una agricultura sustentable, (pp. 23-48). Ediciones Científicas Americanas.</w:t>
+        <w:t>Agroecología: el camino hacia una agricultura sustentable, (pp. 23-48). Ediciones Científicas Americanas.</w:t>
       </w:r>
     </w:p>
     <w:p>
       <w:r>
         <w:t xml:space="preserve">Sarandón, S. (2009). Biodiversidad, agrobiodiversidad y agricultura sustentable: análisis del Convenio sobre Diversidad Biológica. En M. A. Altieri (Ed). Vertientes del pensamiento agroecológico: fundamentos y aplicaciones. Sociedad Científica Latinoamericana de Agroecología. </w:t>
       </w:r>
-      <w:proofErr w:type="spellStart"/>
-      <w:r>
-        <w:t>Socla</w:t>
-      </w:r>
-      <w:proofErr w:type="spellEnd"/>
+      <w:r>
+        <w:t>SOCLA</w:t>
+      </w:r>
       <w:r>
         <w:t xml:space="preserve"> </w:t>
       </w:r>
@@ -29629,7 +30889,7 @@
       <w:pPr>
         <w:pStyle w:val="Titulosgenerales"/>
       </w:pPr>
-      <w:bookmarkStart w:id="20" w:name="_Toc233743725"/>
+      <w:bookmarkStart w:id="20" w:name="_Toc233820140"/>
       <w:r>
         <w:lastRenderedPageBreak/>
         <w:t>C</w:t>
@@ -30306,7 +31566,21 @@
                 <w:rFonts w:asciiTheme="minorHAnsi" w:hAnsiTheme="minorHAnsi" w:cstheme="minorHAnsi"/>
                 <w:szCs w:val="28"/>
               </w:rPr>
-              <w:t>Centro de diseño y Metrología – Regional Distrito Capital</w:t>
+              <w:t xml:space="preserve">Centro de </w:t>
+            </w:r>
+            <w:r>
+              <w:rPr>
+                <w:rFonts w:asciiTheme="minorHAnsi" w:hAnsiTheme="minorHAnsi" w:cstheme="minorHAnsi"/>
+                <w:szCs w:val="28"/>
+              </w:rPr>
+              <w:t>D</w:t>
+            </w:r>
+            <w:r>
+              <w:rPr>
+                <w:rFonts w:asciiTheme="minorHAnsi" w:hAnsiTheme="minorHAnsi" w:cstheme="minorHAnsi"/>
+                <w:szCs w:val="28"/>
+              </w:rPr>
+              <w:t>iseño y Metrología – Regional Distrito Capital</w:t>
             </w:r>
           </w:p>
         </w:tc>
@@ -30439,7 +31713,35 @@
                 <w:rFonts w:cs="Calibri"/>
                 <w:szCs w:val="24"/>
               </w:rPr>
-              <w:t>Centro Para El Desarrollo Agroecológico Y Agroindustrial Sabanalarga - Regional Atlántico</w:t>
+              <w:t xml:space="preserve">Centro Para </w:t>
+            </w:r>
+            <w:r>
+              <w:rPr>
+                <w:rFonts w:cs="Calibri"/>
+                <w:szCs w:val="24"/>
+              </w:rPr>
+              <w:t>e</w:t>
+            </w:r>
+            <w:r>
+              <w:rPr>
+                <w:rFonts w:cs="Calibri"/>
+                <w:szCs w:val="24"/>
+              </w:rPr>
+              <w:t xml:space="preserve">l Desarrollo Agroecológico </w:t>
+            </w:r>
+            <w:r>
+              <w:rPr>
+                <w:rFonts w:cs="Calibri"/>
+                <w:szCs w:val="24"/>
+              </w:rPr>
+              <w:t>y</w:t>
+            </w:r>
+            <w:r>
+              <w:rPr>
+                <w:rFonts w:cs="Calibri"/>
+                <w:szCs w:val="24"/>
+              </w:rPr>
+              <w:t xml:space="preserve"> Agroindustrial Sabanalarga - Regional Atlántico</w:t>
             </w:r>
           </w:p>
         </w:tc>
@@ -31132,7 +32434,7 @@
                   <v:stroke joinstyle="miter"/>
                   <v:path gradientshapeok="t" o:connecttype="rect"/>
                 </v:shapetype>
-                <v:shape id="_x0000_s1027" type="#_x0000_t202" alt="&quot;&quot;" style="position:absolute;left:0;text-align:left;margin-left:16.1pt;margin-top:.65pt;width:455.15pt;height:41.4pt;z-index:251661312;visibility:visible;mso-wrap-style:square;mso-width-percent:0;mso-height-percent:0;mso-wrap-distance-left:9pt;mso-wrap-distance-top:3.6pt;mso-wrap-distance-right:9pt;mso-wrap-distance-bottom:3.6pt;mso-position-horizontal:absolute;mso-position-horizontal-relative:text;mso-position-vertical:absolute;mso-position-vertical-relative:text;mso-width-percent:0;mso-height-percent:0;mso-width-relative:margin;mso-height-relative:margin;v-text-anchor:top" o:gfxdata="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" stroked="f">
+                <v:shape id="_x0000_s1027" type="#_x0000_t202" alt="&quot;&quot;" style="position:absolute;left:0;text-align:left;margin-left:16.1pt;margin-top:.65pt;width:455.15pt;height:41.4pt;z-index:251661312;visibility:visible;mso-wrap-style:square;mso-width-percent:0;mso-height-percent:0;mso-wrap-distance-left:9pt;mso-wrap-distance-top:3.6pt;mso-wrap-distance-right:9pt;mso-wrap-distance-bottom:3.6pt;mso-position-horizontal:absolute;mso-position-horizontal-relative:text;mso-position-vertical:absolute;mso-position-vertical-relative:text;mso-width-percent:0;mso-height-percent:0;mso-width-relative:margin;mso-height-relative:margin;v-text-anchor:top" o:gfxdata="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" stroked="f">
                   <v:textbox>
                     <w:txbxContent>
                       <w:p>
@@ -31428,95 +32730,9 @@
     </w:lvl>
   </w:abstractNum>
   <w:abstractNum w:abstractNumId="2" w15:restartNumberingAfterBreak="0">
-    <w:nsid w:val="15F16691"/>
+    <w:nsid w:val="0CFC61EB"/>
     <w:multiLevelType w:val="hybridMultilevel"/>
-    <w:tmpl w:val="1C22C782"/>
-    <w:lvl w:ilvl="0" w:tplc="240A0015">
-      <w:start w:val="1"/>
-      <w:numFmt w:val="upperLetter"/>
-      <w:lvlText w:val="%1."/>
-      <w:lvlJc w:val="left"/>
-      <w:pPr>
-        <w:ind w:left="1429" w:hanging="360"/>
-      </w:pPr>
-    </w:lvl>
-    <w:lvl w:ilvl="1" w:tplc="240A0019" w:tentative="1">
-      <w:start w:val="1"/>
-      <w:numFmt w:val="lowerLetter"/>
-      <w:lvlText w:val="%2."/>
-      <w:lvlJc w:val="left"/>
-      <w:pPr>
-        <w:ind w:left="2149" w:hanging="360"/>
-      </w:pPr>
-    </w:lvl>
-    <w:lvl w:ilvl="2" w:tplc="240A001B" w:tentative="1">
-      <w:start w:val="1"/>
-      <w:numFmt w:val="lowerRoman"/>
-      <w:lvlText w:val="%3."/>
-      <w:lvlJc w:val="right"/>
-      <w:pPr>
-        <w:ind w:left="2869" w:hanging="180"/>
-      </w:pPr>
-    </w:lvl>
-    <w:lvl w:ilvl="3" w:tplc="240A000F" w:tentative="1">
-      <w:start w:val="1"/>
-      <w:numFmt w:val="decimal"/>
-      <w:lvlText w:val="%4."/>
-      <w:lvlJc w:val="left"/>
-      <w:pPr>
-        <w:ind w:left="3589" w:hanging="360"/>
-      </w:pPr>
-    </w:lvl>
-    <w:lvl w:ilvl="4" w:tplc="240A0019" w:tentative="1">
-      <w:start w:val="1"/>
-      <w:numFmt w:val="lowerLetter"/>
-      <w:lvlText w:val="%5."/>
-      <w:lvlJc w:val="left"/>
-      <w:pPr>
-        <w:ind w:left="4309" w:hanging="360"/>
-      </w:pPr>
-    </w:lvl>
-    <w:lvl w:ilvl="5" w:tplc="240A001B" w:tentative="1">
-      <w:start w:val="1"/>
-      <w:numFmt w:val="lowerRoman"/>
-      <w:lvlText w:val="%6."/>
-      <w:lvlJc w:val="right"/>
-      <w:pPr>
-        <w:ind w:left="5029" w:hanging="180"/>
-      </w:pPr>
-    </w:lvl>
-    <w:lvl w:ilvl="6" w:tplc="240A000F" w:tentative="1">
-      <w:start w:val="1"/>
-      <w:numFmt w:val="decimal"/>
-      <w:lvlText w:val="%7."/>
-      <w:lvlJc w:val="left"/>
-      <w:pPr>
-        <w:ind w:left="5749" w:hanging="360"/>
-      </w:pPr>
-    </w:lvl>
-    <w:lvl w:ilvl="7" w:tplc="240A0019" w:tentative="1">
-      <w:start w:val="1"/>
-      <w:numFmt w:val="lowerLetter"/>
-      <w:lvlText w:val="%8."/>
-      <w:lvlJc w:val="left"/>
-      <w:pPr>
-        <w:ind w:left="6469" w:hanging="360"/>
-      </w:pPr>
-    </w:lvl>
-    <w:lvl w:ilvl="8" w:tplc="240A001B" w:tentative="1">
-      <w:start w:val="1"/>
-      <w:numFmt w:val="lowerRoman"/>
-      <w:lvlText w:val="%9."/>
-      <w:lvlJc w:val="right"/>
-      <w:pPr>
-        <w:ind w:left="7189" w:hanging="180"/>
-      </w:pPr>
-    </w:lvl>
-  </w:abstractNum>
-  <w:abstractNum w:abstractNumId="3" w15:restartNumberingAfterBreak="0">
-    <w:nsid w:val="16C06CB5"/>
-    <w:multiLevelType w:val="hybridMultilevel"/>
-    <w:tmpl w:val="6DB050AA"/>
+    <w:tmpl w:val="9EEEBA42"/>
     <w:lvl w:ilvl="0" w:tplc="240A0001">
       <w:start w:val="1"/>
       <w:numFmt w:val="bullet"/>
@@ -31626,7 +32842,319 @@
       </w:rPr>
     </w:lvl>
   </w:abstractNum>
+  <w:abstractNum w:abstractNumId="3" w15:restartNumberingAfterBreak="0">
+    <w:nsid w:val="15F16691"/>
+    <w:multiLevelType w:val="hybridMultilevel"/>
+    <w:tmpl w:val="1C22C782"/>
+    <w:lvl w:ilvl="0" w:tplc="240A0015">
+      <w:start w:val="1"/>
+      <w:numFmt w:val="upperLetter"/>
+      <w:lvlText w:val="%1."/>
+      <w:lvlJc w:val="left"/>
+      <w:pPr>
+        <w:ind w:left="1429" w:hanging="360"/>
+      </w:pPr>
+    </w:lvl>
+    <w:lvl w:ilvl="1" w:tplc="240A0019" w:tentative="1">
+      <w:start w:val="1"/>
+      <w:numFmt w:val="lowerLetter"/>
+      <w:lvlText w:val="%2."/>
+      <w:lvlJc w:val="left"/>
+      <w:pPr>
+        <w:ind w:left="2149" w:hanging="360"/>
+      </w:pPr>
+    </w:lvl>
+    <w:lvl w:ilvl="2" w:tplc="240A001B" w:tentative="1">
+      <w:start w:val="1"/>
+      <w:numFmt w:val="lowerRoman"/>
+      <w:lvlText w:val="%3."/>
+      <w:lvlJc w:val="right"/>
+      <w:pPr>
+        <w:ind w:left="2869" w:hanging="180"/>
+      </w:pPr>
+    </w:lvl>
+    <w:lvl w:ilvl="3" w:tplc="240A000F" w:tentative="1">
+      <w:start w:val="1"/>
+      <w:numFmt w:val="decimal"/>
+      <w:lvlText w:val="%4."/>
+      <w:lvlJc w:val="left"/>
+      <w:pPr>
+        <w:ind w:left="3589" w:hanging="360"/>
+      </w:pPr>
+    </w:lvl>
+    <w:lvl w:ilvl="4" w:tplc="240A0019" w:tentative="1">
+      <w:start w:val="1"/>
+      <w:numFmt w:val="lowerLetter"/>
+      <w:lvlText w:val="%5."/>
+      <w:lvlJc w:val="left"/>
+      <w:pPr>
+        <w:ind w:left="4309" w:hanging="360"/>
+      </w:pPr>
+    </w:lvl>
+    <w:lvl w:ilvl="5" w:tplc="240A001B" w:tentative="1">
+      <w:start w:val="1"/>
+      <w:numFmt w:val="lowerRoman"/>
+      <w:lvlText w:val="%6."/>
+      <w:lvlJc w:val="right"/>
+      <w:pPr>
+        <w:ind w:left="5029" w:hanging="180"/>
+      </w:pPr>
+    </w:lvl>
+    <w:lvl w:ilvl="6" w:tplc="240A000F" w:tentative="1">
+      <w:start w:val="1"/>
+      <w:numFmt w:val="decimal"/>
+      <w:lvlText w:val="%7."/>
+      <w:lvlJc w:val="left"/>
+      <w:pPr>
+        <w:ind w:left="5749" w:hanging="360"/>
+      </w:pPr>
+    </w:lvl>
+    <w:lvl w:ilvl="7" w:tplc="240A0019" w:tentative="1">
+      <w:start w:val="1"/>
+      <w:numFmt w:val="lowerLetter"/>
+      <w:lvlText w:val="%8."/>
+      <w:lvlJc w:val="left"/>
+      <w:pPr>
+        <w:ind w:left="6469" w:hanging="360"/>
+      </w:pPr>
+    </w:lvl>
+    <w:lvl w:ilvl="8" w:tplc="240A001B" w:tentative="1">
+      <w:start w:val="1"/>
+      <w:numFmt w:val="lowerRoman"/>
+      <w:lvlText w:val="%9."/>
+      <w:lvlJc w:val="right"/>
+      <w:pPr>
+        <w:ind w:left="7189" w:hanging="180"/>
+      </w:pPr>
+    </w:lvl>
+  </w:abstractNum>
   <w:abstractNum w:abstractNumId="4" w15:restartNumberingAfterBreak="0">
+    <w:nsid w:val="16C06CB5"/>
+    <w:multiLevelType w:val="hybridMultilevel"/>
+    <w:tmpl w:val="6DB050AA"/>
+    <w:lvl w:ilvl="0" w:tplc="240A0001">
+      <w:start w:val="1"/>
+      <w:numFmt w:val="bullet"/>
+      <w:lvlText w:val=""/>
+      <w:lvlJc w:val="left"/>
+      <w:pPr>
+        <w:ind w:left="1429" w:hanging="360"/>
+      </w:pPr>
+      <w:rPr>
+        <w:rFonts w:ascii="Symbol" w:hAnsi="Symbol" w:hint="default"/>
+      </w:rPr>
+    </w:lvl>
+    <w:lvl w:ilvl="1" w:tplc="240A0003" w:tentative="1">
+      <w:start w:val="1"/>
+      <w:numFmt w:val="bullet"/>
+      <w:lvlText w:val="o"/>
+      <w:lvlJc w:val="left"/>
+      <w:pPr>
+        <w:ind w:left="2149" w:hanging="360"/>
+      </w:pPr>
+      <w:rPr>
+        <w:rFonts w:ascii="Courier New" w:hAnsi="Courier New" w:cs="Courier New" w:hint="default"/>
+      </w:rPr>
+    </w:lvl>
+    <w:lvl w:ilvl="2" w:tplc="240A0005" w:tentative="1">
+      <w:start w:val="1"/>
+      <w:numFmt w:val="bullet"/>
+      <w:lvlText w:val=""/>
+      <w:lvlJc w:val="left"/>
+      <w:pPr>
+        <w:ind w:left="2869" w:hanging="360"/>
+      </w:pPr>
+      <w:rPr>
+        <w:rFonts w:ascii="Wingdings" w:hAnsi="Wingdings" w:hint="default"/>
+      </w:rPr>
+    </w:lvl>
+    <w:lvl w:ilvl="3" w:tplc="240A0001" w:tentative="1">
+      <w:start w:val="1"/>
+      <w:numFmt w:val="bullet"/>
+      <w:lvlText w:val=""/>
+      <w:lvlJc w:val="left"/>
+      <w:pPr>
+        <w:ind w:left="3589" w:hanging="360"/>
+      </w:pPr>
+      <w:rPr>
+        <w:rFonts w:ascii="Symbol" w:hAnsi="Symbol" w:hint="default"/>
+      </w:rPr>
+    </w:lvl>
+    <w:lvl w:ilvl="4" w:tplc="240A0003" w:tentative="1">
+      <w:start w:val="1"/>
+      <w:numFmt w:val="bullet"/>
+      <w:lvlText w:val="o"/>
+      <w:lvlJc w:val="left"/>
+      <w:pPr>
+        <w:ind w:left="4309" w:hanging="360"/>
+      </w:pPr>
+      <w:rPr>
+        <w:rFonts w:ascii="Courier New" w:hAnsi="Courier New" w:cs="Courier New" w:hint="default"/>
+      </w:rPr>
+    </w:lvl>
+    <w:lvl w:ilvl="5" w:tplc="240A0005" w:tentative="1">
+      <w:start w:val="1"/>
+      <w:numFmt w:val="bullet"/>
+      <w:lvlText w:val=""/>
+      <w:lvlJc w:val="left"/>
+      <w:pPr>
+        <w:ind w:left="5029" w:hanging="360"/>
+      </w:pPr>
+      <w:rPr>
+        <w:rFonts w:ascii="Wingdings" w:hAnsi="Wingdings" w:hint="default"/>
+      </w:rPr>
+    </w:lvl>
+    <w:lvl w:ilvl="6" w:tplc="240A0001" w:tentative="1">
+      <w:start w:val="1"/>
+      <w:numFmt w:val="bullet"/>
+      <w:lvlText w:val=""/>
+      <w:lvlJc w:val="left"/>
+      <w:pPr>
+        <w:ind w:left="5749" w:hanging="360"/>
+      </w:pPr>
+      <w:rPr>
+        <w:rFonts w:ascii="Symbol" w:hAnsi="Symbol" w:hint="default"/>
+      </w:rPr>
+    </w:lvl>
+    <w:lvl w:ilvl="7" w:tplc="240A0003" w:tentative="1">
+      <w:start w:val="1"/>
+      <w:numFmt w:val="bullet"/>
+      <w:lvlText w:val="o"/>
+      <w:lvlJc w:val="left"/>
+      <w:pPr>
+        <w:ind w:left="6469" w:hanging="360"/>
+      </w:pPr>
+      <w:rPr>
+        <w:rFonts w:ascii="Courier New" w:hAnsi="Courier New" w:cs="Courier New" w:hint="default"/>
+      </w:rPr>
+    </w:lvl>
+    <w:lvl w:ilvl="8" w:tplc="240A0005" w:tentative="1">
+      <w:start w:val="1"/>
+      <w:numFmt w:val="bullet"/>
+      <w:lvlText w:val=""/>
+      <w:lvlJc w:val="left"/>
+      <w:pPr>
+        <w:ind w:left="7189" w:hanging="360"/>
+      </w:pPr>
+      <w:rPr>
+        <w:rFonts w:ascii="Wingdings" w:hAnsi="Wingdings" w:hint="default"/>
+      </w:rPr>
+    </w:lvl>
+  </w:abstractNum>
+  <w:abstractNum w:abstractNumId="5" w15:restartNumberingAfterBreak="0">
+    <w:nsid w:val="1AC64ABB"/>
+    <w:multiLevelType w:val="hybridMultilevel"/>
+    <w:tmpl w:val="59E06D3A"/>
+    <w:lvl w:ilvl="0" w:tplc="240A0003">
+      <w:start w:val="1"/>
+      <w:numFmt w:val="bullet"/>
+      <w:lvlText w:val="o"/>
+      <w:lvlJc w:val="left"/>
+      <w:pPr>
+        <w:ind w:left="2484" w:hanging="360"/>
+      </w:pPr>
+      <w:rPr>
+        <w:rFonts w:ascii="Courier New" w:hAnsi="Courier New" w:cs="Courier New" w:hint="default"/>
+      </w:rPr>
+    </w:lvl>
+    <w:lvl w:ilvl="1" w:tplc="240A0003" w:tentative="1">
+      <w:start w:val="1"/>
+      <w:numFmt w:val="bullet"/>
+      <w:lvlText w:val="o"/>
+      <w:lvlJc w:val="left"/>
+      <w:pPr>
+        <w:ind w:left="3204" w:hanging="360"/>
+      </w:pPr>
+      <w:rPr>
+        <w:rFonts w:ascii="Courier New" w:hAnsi="Courier New" w:cs="Courier New" w:hint="default"/>
+      </w:rPr>
+    </w:lvl>
+    <w:lvl w:ilvl="2" w:tplc="240A0005" w:tentative="1">
+      <w:start w:val="1"/>
+      <w:numFmt w:val="bullet"/>
+      <w:lvlText w:val=""/>
+      <w:lvlJc w:val="left"/>
+      <w:pPr>
+        <w:ind w:left="3924" w:hanging="360"/>
+      </w:pPr>
+      <w:rPr>
+        <w:rFonts w:ascii="Wingdings" w:hAnsi="Wingdings" w:hint="default"/>
+      </w:rPr>
+    </w:lvl>
+    <w:lvl w:ilvl="3" w:tplc="240A0001" w:tentative="1">
+      <w:start w:val="1"/>
+      <w:numFmt w:val="bullet"/>
+      <w:lvlText w:val=""/>
+      <w:lvlJc w:val="left"/>
+      <w:pPr>
+        <w:ind w:left="4644" w:hanging="360"/>
+      </w:pPr>
+      <w:rPr>
+        <w:rFonts w:ascii="Symbol" w:hAnsi="Symbol" w:hint="default"/>
+      </w:rPr>
+    </w:lvl>
+    <w:lvl w:ilvl="4" w:tplc="240A0003" w:tentative="1">
+      <w:start w:val="1"/>
+      <w:numFmt w:val="bullet"/>
+      <w:lvlText w:val="o"/>
+      <w:lvlJc w:val="left"/>
+      <w:pPr>
+        <w:ind w:left="5364" w:hanging="360"/>
+      </w:pPr>
+      <w:rPr>
+        <w:rFonts w:ascii="Courier New" w:hAnsi="Courier New" w:cs="Courier New" w:hint="default"/>
+      </w:rPr>
+    </w:lvl>
+    <w:lvl w:ilvl="5" w:tplc="240A0005" w:tentative="1">
+      <w:start w:val="1"/>
+      <w:numFmt w:val="bullet"/>
+      <w:lvlText w:val=""/>
+      <w:lvlJc w:val="left"/>
+      <w:pPr>
+        <w:ind w:left="6084" w:hanging="360"/>
+      </w:pPr>
+      <w:rPr>
+        <w:rFonts w:ascii="Wingdings" w:hAnsi="Wingdings" w:hint="default"/>
+      </w:rPr>
+    </w:lvl>
+    <w:lvl w:ilvl="6" w:tplc="240A0001" w:tentative="1">
+      <w:start w:val="1"/>
+      <w:numFmt w:val="bullet"/>
+      <w:lvlText w:val=""/>
+      <w:lvlJc w:val="left"/>
+      <w:pPr>
+        <w:ind w:left="6804" w:hanging="360"/>
+      </w:pPr>
+      <w:rPr>
+        <w:rFonts w:ascii="Symbol" w:hAnsi="Symbol" w:hint="default"/>
+      </w:rPr>
+    </w:lvl>
+    <w:lvl w:ilvl="7" w:tplc="240A0003" w:tentative="1">
+      <w:start w:val="1"/>
+      <w:numFmt w:val="bullet"/>
+      <w:lvlText w:val="o"/>
+      <w:lvlJc w:val="left"/>
+      <w:pPr>
+        <w:ind w:left="7524" w:hanging="360"/>
+      </w:pPr>
+      <w:rPr>
+        <w:rFonts w:ascii="Courier New" w:hAnsi="Courier New" w:cs="Courier New" w:hint="default"/>
+      </w:rPr>
+    </w:lvl>
+    <w:lvl w:ilvl="8" w:tplc="240A0005" w:tentative="1">
+      <w:start w:val="1"/>
+      <w:numFmt w:val="bullet"/>
+      <w:lvlText w:val=""/>
+      <w:lvlJc w:val="left"/>
+      <w:pPr>
+        <w:ind w:left="8244" w:hanging="360"/>
+      </w:pPr>
+      <w:rPr>
+        <w:rFonts w:ascii="Wingdings" w:hAnsi="Wingdings" w:hint="default"/>
+      </w:rPr>
+    </w:lvl>
+  </w:abstractNum>
+  <w:abstractNum w:abstractNumId="6" w15:restartNumberingAfterBreak="0">
     <w:nsid w:val="1D9B7DC0"/>
     <w:multiLevelType w:val="hybridMultilevel"/>
     <w:tmpl w:val="FD1A5C18"/>
@@ -31739,7 +33267,120 @@
       </w:rPr>
     </w:lvl>
   </w:abstractNum>
-  <w:abstractNum w:abstractNumId="5" w15:restartNumberingAfterBreak="0">
+  <w:abstractNum w:abstractNumId="7" w15:restartNumberingAfterBreak="0">
+    <w:nsid w:val="1F2053E3"/>
+    <w:multiLevelType w:val="hybridMultilevel"/>
+    <w:tmpl w:val="922ACBF2"/>
+    <w:lvl w:ilvl="0" w:tplc="240A0019">
+      <w:start w:val="1"/>
+      <w:numFmt w:val="lowerLetter"/>
+      <w:lvlText w:val="%1."/>
+      <w:lvlJc w:val="left"/>
+      <w:pPr>
+        <w:ind w:left="1429" w:hanging="360"/>
+      </w:pPr>
+      <w:rPr>
+        <w:rFonts w:hint="default"/>
+      </w:rPr>
+    </w:lvl>
+    <w:lvl w:ilvl="1" w:tplc="FFFFFFFF" w:tentative="1">
+      <w:start w:val="1"/>
+      <w:numFmt w:val="bullet"/>
+      <w:lvlText w:val="o"/>
+      <w:lvlJc w:val="left"/>
+      <w:pPr>
+        <w:ind w:left="2149" w:hanging="360"/>
+      </w:pPr>
+      <w:rPr>
+        <w:rFonts w:ascii="Courier New" w:hAnsi="Courier New" w:cs="Courier New" w:hint="default"/>
+      </w:rPr>
+    </w:lvl>
+    <w:lvl w:ilvl="2" w:tplc="FFFFFFFF" w:tentative="1">
+      <w:start w:val="1"/>
+      <w:numFmt w:val="bullet"/>
+      <w:lvlText w:val=""/>
+      <w:lvlJc w:val="left"/>
+      <w:pPr>
+        <w:ind w:left="2869" w:hanging="360"/>
+      </w:pPr>
+      <w:rPr>
+        <w:rFonts w:ascii="Wingdings" w:hAnsi="Wingdings" w:hint="default"/>
+      </w:rPr>
+    </w:lvl>
+    <w:lvl w:ilvl="3" w:tplc="FFFFFFFF" w:tentative="1">
+      <w:start w:val="1"/>
+      <w:numFmt w:val="bullet"/>
+      <w:lvlText w:val=""/>
+      <w:lvlJc w:val="left"/>
+      <w:pPr>
+        <w:ind w:left="3589" w:hanging="360"/>
+      </w:pPr>
+      <w:rPr>
+        <w:rFonts w:ascii="Symbol" w:hAnsi="Symbol" w:hint="default"/>
+      </w:rPr>
+    </w:lvl>
+    <w:lvl w:ilvl="4" w:tplc="FFFFFFFF" w:tentative="1">
+      <w:start w:val="1"/>
+      <w:numFmt w:val="bullet"/>
+      <w:lvlText w:val="o"/>
+      <w:lvlJc w:val="left"/>
+      <w:pPr>
+        <w:ind w:left="4309" w:hanging="360"/>
+      </w:pPr>
+      <w:rPr>
+        <w:rFonts w:ascii="Courier New" w:hAnsi="Courier New" w:cs="Courier New" w:hint="default"/>
+      </w:rPr>
+    </w:lvl>
+    <w:lvl w:ilvl="5" w:tplc="FFFFFFFF" w:tentative="1">
+      <w:start w:val="1"/>
+      <w:numFmt w:val="bullet"/>
+      <w:lvlText w:val=""/>
+      <w:lvlJc w:val="left"/>
+      <w:pPr>
+        <w:ind w:left="5029" w:hanging="360"/>
+      </w:pPr>
+      <w:rPr>
+        <w:rFonts w:ascii="Wingdings" w:hAnsi="Wingdings" w:hint="default"/>
+      </w:rPr>
+    </w:lvl>
+    <w:lvl w:ilvl="6" w:tplc="FFFFFFFF" w:tentative="1">
+      <w:start w:val="1"/>
+      <w:numFmt w:val="bullet"/>
+      <w:lvlText w:val=""/>
+      <w:lvlJc w:val="left"/>
+      <w:pPr>
+        <w:ind w:left="5749" w:hanging="360"/>
+      </w:pPr>
+      <w:rPr>
+        <w:rFonts w:ascii="Symbol" w:hAnsi="Symbol" w:hint="default"/>
+      </w:rPr>
+    </w:lvl>
+    <w:lvl w:ilvl="7" w:tplc="FFFFFFFF" w:tentative="1">
+      <w:start w:val="1"/>
+      <w:numFmt w:val="bullet"/>
+      <w:lvlText w:val="o"/>
+      <w:lvlJc w:val="left"/>
+      <w:pPr>
+        <w:ind w:left="6469" w:hanging="360"/>
+      </w:pPr>
+      <w:rPr>
+        <w:rFonts w:ascii="Courier New" w:hAnsi="Courier New" w:cs="Courier New" w:hint="default"/>
+      </w:rPr>
+    </w:lvl>
+    <w:lvl w:ilvl="8" w:tplc="FFFFFFFF" w:tentative="1">
+      <w:start w:val="1"/>
+      <w:numFmt w:val="bullet"/>
+      <w:lvlText w:val=""/>
+      <w:lvlJc w:val="left"/>
+      <w:pPr>
+        <w:ind w:left="7189" w:hanging="360"/>
+      </w:pPr>
+      <w:rPr>
+        <w:rFonts w:ascii="Wingdings" w:hAnsi="Wingdings" w:hint="default"/>
+      </w:rPr>
+    </w:lvl>
+  </w:abstractNum>
+  <w:abstractNum w:abstractNumId="8" w15:restartNumberingAfterBreak="0">
     <w:nsid w:val="27412B07"/>
     <w:multiLevelType w:val="hybridMultilevel"/>
     <w:tmpl w:val="C12AF874"/>
@@ -31829,7 +33470,7 @@
       </w:pPr>
     </w:lvl>
   </w:abstractNum>
-  <w:abstractNum w:abstractNumId="6" w15:restartNumberingAfterBreak="0">
+  <w:abstractNum w:abstractNumId="9" w15:restartNumberingAfterBreak="0">
     <w:nsid w:val="2BB31A4C"/>
     <w:multiLevelType w:val="hybridMultilevel"/>
     <w:tmpl w:val="1F6A6ACA"/>
@@ -31942,10 +33583,10 @@
       </w:rPr>
     </w:lvl>
   </w:abstractNum>
-  <w:abstractNum w:abstractNumId="7" w15:restartNumberingAfterBreak="0">
-    <w:nsid w:val="2DFF5886"/>
+  <w:abstractNum w:abstractNumId="10" w15:restartNumberingAfterBreak="0">
+    <w:nsid w:val="2C377BB1"/>
     <w:multiLevelType w:val="hybridMultilevel"/>
-    <w:tmpl w:val="A09E4D00"/>
+    <w:tmpl w:val="0BB47D84"/>
     <w:lvl w:ilvl="0" w:tplc="240A0001">
       <w:start w:val="1"/>
       <w:numFmt w:val="bullet"/>
@@ -32055,7 +33696,206 @@
       </w:rPr>
     </w:lvl>
   </w:abstractNum>
-  <w:abstractNum w:abstractNumId="8" w15:restartNumberingAfterBreak="0">
+  <w:abstractNum w:abstractNumId="11" w15:restartNumberingAfterBreak="0">
+    <w:nsid w:val="2DFF5886"/>
+    <w:multiLevelType w:val="hybridMultilevel"/>
+    <w:tmpl w:val="A09E4D00"/>
+    <w:lvl w:ilvl="0" w:tplc="240A0001">
+      <w:start w:val="1"/>
+      <w:numFmt w:val="bullet"/>
+      <w:lvlText w:val=""/>
+      <w:lvlJc w:val="left"/>
+      <w:pPr>
+        <w:ind w:left="1429" w:hanging="360"/>
+      </w:pPr>
+      <w:rPr>
+        <w:rFonts w:ascii="Symbol" w:hAnsi="Symbol" w:hint="default"/>
+      </w:rPr>
+    </w:lvl>
+    <w:lvl w:ilvl="1" w:tplc="240A0003" w:tentative="1">
+      <w:start w:val="1"/>
+      <w:numFmt w:val="bullet"/>
+      <w:lvlText w:val="o"/>
+      <w:lvlJc w:val="left"/>
+      <w:pPr>
+        <w:ind w:left="2149" w:hanging="360"/>
+      </w:pPr>
+      <w:rPr>
+        <w:rFonts w:ascii="Courier New" w:hAnsi="Courier New" w:cs="Courier New" w:hint="default"/>
+      </w:rPr>
+    </w:lvl>
+    <w:lvl w:ilvl="2" w:tplc="240A0005" w:tentative="1">
+      <w:start w:val="1"/>
+      <w:numFmt w:val="bullet"/>
+      <w:lvlText w:val=""/>
+      <w:lvlJc w:val="left"/>
+      <w:pPr>
+        <w:ind w:left="2869" w:hanging="360"/>
+      </w:pPr>
+      <w:rPr>
+        <w:rFonts w:ascii="Wingdings" w:hAnsi="Wingdings" w:hint="default"/>
+      </w:rPr>
+    </w:lvl>
+    <w:lvl w:ilvl="3" w:tplc="240A0001" w:tentative="1">
+      <w:start w:val="1"/>
+      <w:numFmt w:val="bullet"/>
+      <w:lvlText w:val=""/>
+      <w:lvlJc w:val="left"/>
+      <w:pPr>
+        <w:ind w:left="3589" w:hanging="360"/>
+      </w:pPr>
+      <w:rPr>
+        <w:rFonts w:ascii="Symbol" w:hAnsi="Symbol" w:hint="default"/>
+      </w:rPr>
+    </w:lvl>
+    <w:lvl w:ilvl="4" w:tplc="240A0003" w:tentative="1">
+      <w:start w:val="1"/>
+      <w:numFmt w:val="bullet"/>
+      <w:lvlText w:val="o"/>
+      <w:lvlJc w:val="left"/>
+      <w:pPr>
+        <w:ind w:left="4309" w:hanging="360"/>
+      </w:pPr>
+      <w:rPr>
+        <w:rFonts w:ascii="Courier New" w:hAnsi="Courier New" w:cs="Courier New" w:hint="default"/>
+      </w:rPr>
+    </w:lvl>
+    <w:lvl w:ilvl="5" w:tplc="240A0005" w:tentative="1">
+      <w:start w:val="1"/>
+      <w:numFmt w:val="bullet"/>
+      <w:lvlText w:val=""/>
+      <w:lvlJc w:val="left"/>
+      <w:pPr>
+        <w:ind w:left="5029" w:hanging="360"/>
+      </w:pPr>
+      <w:rPr>
+        <w:rFonts w:ascii="Wingdings" w:hAnsi="Wingdings" w:hint="default"/>
+      </w:rPr>
+    </w:lvl>
+    <w:lvl w:ilvl="6" w:tplc="240A0001" w:tentative="1">
+      <w:start w:val="1"/>
+      <w:numFmt w:val="bullet"/>
+      <w:lvlText w:val=""/>
+      <w:lvlJc w:val="left"/>
+      <w:pPr>
+        <w:ind w:left="5749" w:hanging="360"/>
+      </w:pPr>
+      <w:rPr>
+        <w:rFonts w:ascii="Symbol" w:hAnsi="Symbol" w:hint="default"/>
+      </w:rPr>
+    </w:lvl>
+    <w:lvl w:ilvl="7" w:tplc="240A0003" w:tentative="1">
+      <w:start w:val="1"/>
+      <w:numFmt w:val="bullet"/>
+      <w:lvlText w:val="o"/>
+      <w:lvlJc w:val="left"/>
+      <w:pPr>
+        <w:ind w:left="6469" w:hanging="360"/>
+      </w:pPr>
+      <w:rPr>
+        <w:rFonts w:ascii="Courier New" w:hAnsi="Courier New" w:cs="Courier New" w:hint="default"/>
+      </w:rPr>
+    </w:lvl>
+    <w:lvl w:ilvl="8" w:tplc="240A0005" w:tentative="1">
+      <w:start w:val="1"/>
+      <w:numFmt w:val="bullet"/>
+      <w:lvlText w:val=""/>
+      <w:lvlJc w:val="left"/>
+      <w:pPr>
+        <w:ind w:left="7189" w:hanging="360"/>
+      </w:pPr>
+      <w:rPr>
+        <w:rFonts w:ascii="Wingdings" w:hAnsi="Wingdings" w:hint="default"/>
+      </w:rPr>
+    </w:lvl>
+  </w:abstractNum>
+  <w:abstractNum w:abstractNumId="12" w15:restartNumberingAfterBreak="0">
+    <w:nsid w:val="335168C9"/>
+    <w:multiLevelType w:val="hybridMultilevel"/>
+    <w:tmpl w:val="67EEA9B8"/>
+    <w:lvl w:ilvl="0" w:tplc="240A000F">
+      <w:start w:val="1"/>
+      <w:numFmt w:val="decimal"/>
+      <w:lvlText w:val="%1."/>
+      <w:lvlJc w:val="left"/>
+      <w:pPr>
+        <w:ind w:left="1429" w:hanging="360"/>
+      </w:pPr>
+    </w:lvl>
+    <w:lvl w:ilvl="1" w:tplc="240A0019" w:tentative="1">
+      <w:start w:val="1"/>
+      <w:numFmt w:val="lowerLetter"/>
+      <w:lvlText w:val="%2."/>
+      <w:lvlJc w:val="left"/>
+      <w:pPr>
+        <w:ind w:left="2149" w:hanging="360"/>
+      </w:pPr>
+    </w:lvl>
+    <w:lvl w:ilvl="2" w:tplc="240A001B" w:tentative="1">
+      <w:start w:val="1"/>
+      <w:numFmt w:val="lowerRoman"/>
+      <w:lvlText w:val="%3."/>
+      <w:lvlJc w:val="right"/>
+      <w:pPr>
+        <w:ind w:left="2869" w:hanging="180"/>
+      </w:pPr>
+    </w:lvl>
+    <w:lvl w:ilvl="3" w:tplc="240A000F" w:tentative="1">
+      <w:start w:val="1"/>
+      <w:numFmt w:val="decimal"/>
+      <w:lvlText w:val="%4."/>
+      <w:lvlJc w:val="left"/>
+      <w:pPr>
+        <w:ind w:left="3589" w:hanging="360"/>
+      </w:pPr>
+    </w:lvl>
+    <w:lvl w:ilvl="4" w:tplc="240A0019" w:tentative="1">
+      <w:start w:val="1"/>
+      <w:numFmt w:val="lowerLetter"/>
+      <w:lvlText w:val="%5."/>
+      <w:lvlJc w:val="left"/>
+      <w:pPr>
+        <w:ind w:left="4309" w:hanging="360"/>
+      </w:pPr>
+    </w:lvl>
+    <w:lvl w:ilvl="5" w:tplc="240A001B" w:tentative="1">
+      <w:start w:val="1"/>
+      <w:numFmt w:val="lowerRoman"/>
+      <w:lvlText w:val="%6."/>
+      <w:lvlJc w:val="right"/>
+      <w:pPr>
+        <w:ind w:left="5029" w:hanging="180"/>
+      </w:pPr>
+    </w:lvl>
+    <w:lvl w:ilvl="6" w:tplc="240A000F" w:tentative="1">
+      <w:start w:val="1"/>
+      <w:numFmt w:val="decimal"/>
+      <w:lvlText w:val="%7."/>
+      <w:lvlJc w:val="left"/>
+      <w:pPr>
+        <w:ind w:left="5749" w:hanging="360"/>
+      </w:pPr>
+    </w:lvl>
+    <w:lvl w:ilvl="7" w:tplc="240A0019" w:tentative="1">
+      <w:start w:val="1"/>
+      <w:numFmt w:val="lowerLetter"/>
+      <w:lvlText w:val="%8."/>
+      <w:lvlJc w:val="left"/>
+      <w:pPr>
+        <w:ind w:left="6469" w:hanging="360"/>
+      </w:pPr>
+    </w:lvl>
+    <w:lvl w:ilvl="8" w:tplc="240A001B" w:tentative="1">
+      <w:start w:val="1"/>
+      <w:numFmt w:val="lowerRoman"/>
+      <w:lvlText w:val="%9."/>
+      <w:lvlJc w:val="right"/>
+      <w:pPr>
+        <w:ind w:left="7189" w:hanging="180"/>
+      </w:pPr>
+    </w:lvl>
+  </w:abstractNum>
+  <w:abstractNum w:abstractNumId="13" w15:restartNumberingAfterBreak="0">
     <w:nsid w:val="368E176E"/>
     <w:multiLevelType w:val="hybridMultilevel"/>
     <w:tmpl w:val="BDF054FE"/>
@@ -32149,7 +33989,7 @@
       </w:pPr>
     </w:lvl>
   </w:abstractNum>
-  <w:abstractNum w:abstractNumId="9" w15:restartNumberingAfterBreak="0">
+  <w:abstractNum w:abstractNumId="14" w15:restartNumberingAfterBreak="0">
     <w:nsid w:val="36AF2304"/>
     <w:multiLevelType w:val="hybridMultilevel"/>
     <w:tmpl w:val="674AD9C0"/>
@@ -32235,7 +34075,7 @@
       </w:pPr>
     </w:lvl>
   </w:abstractNum>
-  <w:abstractNum w:abstractNumId="10" w15:restartNumberingAfterBreak="0">
+  <w:abstractNum w:abstractNumId="15" w15:restartNumberingAfterBreak="0">
     <w:nsid w:val="38723232"/>
     <w:multiLevelType w:val="hybridMultilevel"/>
     <w:tmpl w:val="58AEA32E"/>
@@ -32321,7 +34161,120 @@
       </w:pPr>
     </w:lvl>
   </w:abstractNum>
-  <w:abstractNum w:abstractNumId="11" w15:restartNumberingAfterBreak="0">
+  <w:abstractNum w:abstractNumId="16" w15:restartNumberingAfterBreak="0">
+    <w:nsid w:val="3E707E68"/>
+    <w:multiLevelType w:val="hybridMultilevel"/>
+    <w:tmpl w:val="72ACC6D2"/>
+    <w:lvl w:ilvl="0" w:tplc="240A0001">
+      <w:start w:val="1"/>
+      <w:numFmt w:val="bullet"/>
+      <w:lvlText w:val=""/>
+      <w:lvlJc w:val="left"/>
+      <w:pPr>
+        <w:ind w:left="1429" w:hanging="360"/>
+      </w:pPr>
+      <w:rPr>
+        <w:rFonts w:ascii="Symbol" w:hAnsi="Symbol" w:hint="default"/>
+      </w:rPr>
+    </w:lvl>
+    <w:lvl w:ilvl="1" w:tplc="240A0003" w:tentative="1">
+      <w:start w:val="1"/>
+      <w:numFmt w:val="bullet"/>
+      <w:lvlText w:val="o"/>
+      <w:lvlJc w:val="left"/>
+      <w:pPr>
+        <w:ind w:left="2149" w:hanging="360"/>
+      </w:pPr>
+      <w:rPr>
+        <w:rFonts w:ascii="Courier New" w:hAnsi="Courier New" w:cs="Courier New" w:hint="default"/>
+      </w:rPr>
+    </w:lvl>
+    <w:lvl w:ilvl="2" w:tplc="240A0005" w:tentative="1">
+      <w:start w:val="1"/>
+      <w:numFmt w:val="bullet"/>
+      <w:lvlText w:val=""/>
+      <w:lvlJc w:val="left"/>
+      <w:pPr>
+        <w:ind w:left="2869" w:hanging="360"/>
+      </w:pPr>
+      <w:rPr>
+        <w:rFonts w:ascii="Wingdings" w:hAnsi="Wingdings" w:hint="default"/>
+      </w:rPr>
+    </w:lvl>
+    <w:lvl w:ilvl="3" w:tplc="240A0001" w:tentative="1">
+      <w:start w:val="1"/>
+      <w:numFmt w:val="bullet"/>
+      <w:lvlText w:val=""/>
+      <w:lvlJc w:val="left"/>
+      <w:pPr>
+        <w:ind w:left="3589" w:hanging="360"/>
+      </w:pPr>
+      <w:rPr>
+        <w:rFonts w:ascii="Symbol" w:hAnsi="Symbol" w:hint="default"/>
+      </w:rPr>
+    </w:lvl>
+    <w:lvl w:ilvl="4" w:tplc="240A0003" w:tentative="1">
+      <w:start w:val="1"/>
+      <w:numFmt w:val="bullet"/>
+      <w:lvlText w:val="o"/>
+      <w:lvlJc w:val="left"/>
+      <w:pPr>
+        <w:ind w:left="4309" w:hanging="360"/>
+      </w:pPr>
+      <w:rPr>
+        <w:rFonts w:ascii="Courier New" w:hAnsi="Courier New" w:cs="Courier New" w:hint="default"/>
+      </w:rPr>
+    </w:lvl>
+    <w:lvl w:ilvl="5" w:tplc="240A0005" w:tentative="1">
+      <w:start w:val="1"/>
+      <w:numFmt w:val="bullet"/>
+      <w:lvlText w:val=""/>
+      <w:lvlJc w:val="left"/>
+      <w:pPr>
+        <w:ind w:left="5029" w:hanging="360"/>
+      </w:pPr>
+      <w:rPr>
+        <w:rFonts w:ascii="Wingdings" w:hAnsi="Wingdings" w:hint="default"/>
+      </w:rPr>
+    </w:lvl>
+    <w:lvl w:ilvl="6" w:tplc="240A0001" w:tentative="1">
+      <w:start w:val="1"/>
+      <w:numFmt w:val="bullet"/>
+      <w:lvlText w:val=""/>
+      <w:lvlJc w:val="left"/>
+      <w:pPr>
+        <w:ind w:left="5749" w:hanging="360"/>
+      </w:pPr>
+      <w:rPr>
+        <w:rFonts w:ascii="Symbol" w:hAnsi="Symbol" w:hint="default"/>
+      </w:rPr>
+    </w:lvl>
+    <w:lvl w:ilvl="7" w:tplc="240A0003" w:tentative="1">
+      <w:start w:val="1"/>
+      <w:numFmt w:val="bullet"/>
+      <w:lvlText w:val="o"/>
+      <w:lvlJc w:val="left"/>
+      <w:pPr>
+        <w:ind w:left="6469" w:hanging="360"/>
+      </w:pPr>
+      <w:rPr>
+        <w:rFonts w:ascii="Courier New" w:hAnsi="Courier New" w:cs="Courier New" w:hint="default"/>
+      </w:rPr>
+    </w:lvl>
+    <w:lvl w:ilvl="8" w:tplc="240A0005" w:tentative="1">
+      <w:start w:val="1"/>
+      <w:numFmt w:val="bullet"/>
+      <w:lvlText w:val=""/>
+      <w:lvlJc w:val="left"/>
+      <w:pPr>
+        <w:ind w:left="7189" w:hanging="360"/>
+      </w:pPr>
+      <w:rPr>
+        <w:rFonts w:ascii="Wingdings" w:hAnsi="Wingdings" w:hint="default"/>
+      </w:rPr>
+    </w:lvl>
+  </w:abstractNum>
+  <w:abstractNum w:abstractNumId="17" w15:restartNumberingAfterBreak="0">
     <w:nsid w:val="433C1934"/>
     <w:multiLevelType w:val="hybridMultilevel"/>
     <w:tmpl w:val="23885FA8"/>
@@ -32434,7 +34387,7 @@
       </w:rPr>
     </w:lvl>
   </w:abstractNum>
-  <w:abstractNum w:abstractNumId="12" w15:restartNumberingAfterBreak="0">
+  <w:abstractNum w:abstractNumId="18" w15:restartNumberingAfterBreak="0">
     <w:nsid w:val="47832660"/>
     <w:multiLevelType w:val="multilevel"/>
     <w:tmpl w:val="BBD200EE"/>
@@ -32547,7 +34500,7 @@
       </w:rPr>
     </w:lvl>
   </w:abstractNum>
-  <w:abstractNum w:abstractNumId="13" w15:restartNumberingAfterBreak="0">
+  <w:abstractNum w:abstractNumId="19" w15:restartNumberingAfterBreak="0">
     <w:nsid w:val="47AD68E4"/>
     <w:multiLevelType w:val="hybridMultilevel"/>
     <w:tmpl w:val="F7A889FA"/>
@@ -32660,7 +34613,7 @@
       </w:rPr>
     </w:lvl>
   </w:abstractNum>
-  <w:abstractNum w:abstractNumId="14" w15:restartNumberingAfterBreak="0">
+  <w:abstractNum w:abstractNumId="20" w15:restartNumberingAfterBreak="0">
     <w:nsid w:val="4849623C"/>
     <w:multiLevelType w:val="hybridMultilevel"/>
     <w:tmpl w:val="A5AAFBAA"/>
@@ -32746,7 +34699,93 @@
       </w:pPr>
     </w:lvl>
   </w:abstractNum>
-  <w:abstractNum w:abstractNumId="15" w15:restartNumberingAfterBreak="0">
+  <w:abstractNum w:abstractNumId="21" w15:restartNumberingAfterBreak="0">
+    <w:nsid w:val="4DAA34F4"/>
+    <w:multiLevelType w:val="hybridMultilevel"/>
+    <w:tmpl w:val="755A9224"/>
+    <w:lvl w:ilvl="0" w:tplc="240A000F">
+      <w:start w:val="1"/>
+      <w:numFmt w:val="decimal"/>
+      <w:lvlText w:val="%1."/>
+      <w:lvlJc w:val="left"/>
+      <w:pPr>
+        <w:ind w:left="1429" w:hanging="360"/>
+      </w:pPr>
+    </w:lvl>
+    <w:lvl w:ilvl="1" w:tplc="240A0019" w:tentative="1">
+      <w:start w:val="1"/>
+      <w:numFmt w:val="lowerLetter"/>
+      <w:lvlText w:val="%2."/>
+      <w:lvlJc w:val="left"/>
+      <w:pPr>
+        <w:ind w:left="2149" w:hanging="360"/>
+      </w:pPr>
+    </w:lvl>
+    <w:lvl w:ilvl="2" w:tplc="240A001B" w:tentative="1">
+      <w:start w:val="1"/>
+      <w:numFmt w:val="lowerRoman"/>
+      <w:lvlText w:val="%3."/>
+      <w:lvlJc w:val="right"/>
+      <w:pPr>
+        <w:ind w:left="2869" w:hanging="180"/>
+      </w:pPr>
+    </w:lvl>
+    <w:lvl w:ilvl="3" w:tplc="240A000F" w:tentative="1">
+      <w:start w:val="1"/>
+      <w:numFmt w:val="decimal"/>
+      <w:lvlText w:val="%4."/>
+      <w:lvlJc w:val="left"/>
+      <w:pPr>
+        <w:ind w:left="3589" w:hanging="360"/>
+      </w:pPr>
+    </w:lvl>
+    <w:lvl w:ilvl="4" w:tplc="240A0019" w:tentative="1">
+      <w:start w:val="1"/>
+      <w:numFmt w:val="lowerLetter"/>
+      <w:lvlText w:val="%5."/>
+      <w:lvlJc w:val="left"/>
+      <w:pPr>
+        <w:ind w:left="4309" w:hanging="360"/>
+      </w:pPr>
+    </w:lvl>
+    <w:lvl w:ilvl="5" w:tplc="240A001B" w:tentative="1">
+      <w:start w:val="1"/>
+      <w:numFmt w:val="lowerRoman"/>
+      <w:lvlText w:val="%6."/>
+      <w:lvlJc w:val="right"/>
+      <w:pPr>
+        <w:ind w:left="5029" w:hanging="180"/>
+      </w:pPr>
+    </w:lvl>
+    <w:lvl w:ilvl="6" w:tplc="240A000F" w:tentative="1">
+      <w:start w:val="1"/>
+      <w:numFmt w:val="decimal"/>
+      <w:lvlText w:val="%7."/>
+      <w:lvlJc w:val="left"/>
+      <w:pPr>
+        <w:ind w:left="5749" w:hanging="360"/>
+      </w:pPr>
+    </w:lvl>
+    <w:lvl w:ilvl="7" w:tplc="240A0019" w:tentative="1">
+      <w:start w:val="1"/>
+      <w:numFmt w:val="lowerLetter"/>
+      <w:lvlText w:val="%8."/>
+      <w:lvlJc w:val="left"/>
+      <w:pPr>
+        <w:ind w:left="6469" w:hanging="360"/>
+      </w:pPr>
+    </w:lvl>
+    <w:lvl w:ilvl="8" w:tplc="240A001B" w:tentative="1">
+      <w:start w:val="1"/>
+      <w:numFmt w:val="lowerRoman"/>
+      <w:lvlText w:val="%9."/>
+      <w:lvlJc w:val="right"/>
+      <w:pPr>
+        <w:ind w:left="7189" w:hanging="180"/>
+      </w:pPr>
+    </w:lvl>
+  </w:abstractNum>
+  <w:abstractNum w:abstractNumId="22" w15:restartNumberingAfterBreak="0">
     <w:nsid w:val="4EBE1EF6"/>
     <w:multiLevelType w:val="hybridMultilevel"/>
     <w:tmpl w:val="67B4C17E"/>
@@ -32840,7 +34879,7 @@
       </w:pPr>
     </w:lvl>
   </w:abstractNum>
-  <w:abstractNum w:abstractNumId="16" w15:restartNumberingAfterBreak="0">
+  <w:abstractNum w:abstractNumId="23" w15:restartNumberingAfterBreak="0">
     <w:nsid w:val="565B3364"/>
     <w:multiLevelType w:val="hybridMultilevel"/>
     <w:tmpl w:val="E7C03B48"/>
@@ -32953,7 +34992,93 @@
       </w:rPr>
     </w:lvl>
   </w:abstractNum>
-  <w:abstractNum w:abstractNumId="17" w15:restartNumberingAfterBreak="0">
+  <w:abstractNum w:abstractNumId="24" w15:restartNumberingAfterBreak="0">
+    <w:nsid w:val="597D4E32"/>
+    <w:multiLevelType w:val="hybridMultilevel"/>
+    <w:tmpl w:val="92543A6E"/>
+    <w:lvl w:ilvl="0" w:tplc="240A000F">
+      <w:start w:val="1"/>
+      <w:numFmt w:val="decimal"/>
+      <w:lvlText w:val="%1."/>
+      <w:lvlJc w:val="left"/>
+      <w:pPr>
+        <w:ind w:left="1429" w:hanging="360"/>
+      </w:pPr>
+    </w:lvl>
+    <w:lvl w:ilvl="1" w:tplc="240A0019" w:tentative="1">
+      <w:start w:val="1"/>
+      <w:numFmt w:val="lowerLetter"/>
+      <w:lvlText w:val="%2."/>
+      <w:lvlJc w:val="left"/>
+      <w:pPr>
+        <w:ind w:left="2149" w:hanging="360"/>
+      </w:pPr>
+    </w:lvl>
+    <w:lvl w:ilvl="2" w:tplc="240A001B" w:tentative="1">
+      <w:start w:val="1"/>
+      <w:numFmt w:val="lowerRoman"/>
+      <w:lvlText w:val="%3."/>
+      <w:lvlJc w:val="right"/>
+      <w:pPr>
+        <w:ind w:left="2869" w:hanging="180"/>
+      </w:pPr>
+    </w:lvl>
+    <w:lvl w:ilvl="3" w:tplc="240A000F" w:tentative="1">
+      <w:start w:val="1"/>
+      <w:numFmt w:val="decimal"/>
+      <w:lvlText w:val="%4."/>
+      <w:lvlJc w:val="left"/>
+      <w:pPr>
+        <w:ind w:left="3589" w:hanging="360"/>
+      </w:pPr>
+    </w:lvl>
+    <w:lvl w:ilvl="4" w:tplc="240A0019" w:tentative="1">
+      <w:start w:val="1"/>
+      <w:numFmt w:val="lowerLetter"/>
+      <w:lvlText w:val="%5."/>
+      <w:lvlJc w:val="left"/>
+      <w:pPr>
+        <w:ind w:left="4309" w:hanging="360"/>
+      </w:pPr>
+    </w:lvl>
+    <w:lvl w:ilvl="5" w:tplc="240A001B" w:tentative="1">
+      <w:start w:val="1"/>
+      <w:numFmt w:val="lowerRoman"/>
+      <w:lvlText w:val="%6."/>
+      <w:lvlJc w:val="right"/>
+      <w:pPr>
+        <w:ind w:left="5029" w:hanging="180"/>
+      </w:pPr>
+    </w:lvl>
+    <w:lvl w:ilvl="6" w:tplc="240A000F" w:tentative="1">
+      <w:start w:val="1"/>
+      <w:numFmt w:val="decimal"/>
+      <w:lvlText w:val="%7."/>
+      <w:lvlJc w:val="left"/>
+      <w:pPr>
+        <w:ind w:left="5749" w:hanging="360"/>
+      </w:pPr>
+    </w:lvl>
+    <w:lvl w:ilvl="7" w:tplc="240A0019" w:tentative="1">
+      <w:start w:val="1"/>
+      <w:numFmt w:val="lowerLetter"/>
+      <w:lvlText w:val="%8."/>
+      <w:lvlJc w:val="left"/>
+      <w:pPr>
+        <w:ind w:left="6469" w:hanging="360"/>
+      </w:pPr>
+    </w:lvl>
+    <w:lvl w:ilvl="8" w:tplc="240A001B" w:tentative="1">
+      <w:start w:val="1"/>
+      <w:numFmt w:val="lowerRoman"/>
+      <w:lvlText w:val="%9."/>
+      <w:lvlJc w:val="right"/>
+      <w:pPr>
+        <w:ind w:left="7189" w:hanging="180"/>
+      </w:pPr>
+    </w:lvl>
+  </w:abstractNum>
+  <w:abstractNum w:abstractNumId="25" w15:restartNumberingAfterBreak="0">
     <w:nsid w:val="59BF5078"/>
     <w:multiLevelType w:val="multilevel"/>
     <w:tmpl w:val="C7D2423E"/>
@@ -33078,7 +35203,7 @@
       </w:rPr>
     </w:lvl>
   </w:abstractNum>
-  <w:abstractNum w:abstractNumId="18" w15:restartNumberingAfterBreak="0">
+  <w:abstractNum w:abstractNumId="26" w15:restartNumberingAfterBreak="0">
     <w:nsid w:val="5ECC7D7B"/>
     <w:multiLevelType w:val="hybridMultilevel"/>
     <w:tmpl w:val="555AECFC"/>
@@ -33191,7 +35316,7 @@
       </w:rPr>
     </w:lvl>
   </w:abstractNum>
-  <w:abstractNum w:abstractNumId="19" w15:restartNumberingAfterBreak="0">
+  <w:abstractNum w:abstractNumId="27" w15:restartNumberingAfterBreak="0">
     <w:nsid w:val="612D42D8"/>
     <w:multiLevelType w:val="hybridMultilevel"/>
     <w:tmpl w:val="3F38C0E8"/>
@@ -33304,7 +35429,7 @@
       </w:rPr>
     </w:lvl>
   </w:abstractNum>
-  <w:abstractNum w:abstractNumId="20" w15:restartNumberingAfterBreak="0">
+  <w:abstractNum w:abstractNumId="28" w15:restartNumberingAfterBreak="0">
     <w:nsid w:val="61374753"/>
     <w:multiLevelType w:val="hybridMultilevel"/>
     <w:tmpl w:val="08C49FD8"/>
@@ -33417,7 +35542,7 @@
       </w:rPr>
     </w:lvl>
   </w:abstractNum>
-  <w:abstractNum w:abstractNumId="21" w15:restartNumberingAfterBreak="0">
+  <w:abstractNum w:abstractNumId="29" w15:restartNumberingAfterBreak="0">
     <w:nsid w:val="62BE63DA"/>
     <w:multiLevelType w:val="hybridMultilevel"/>
     <w:tmpl w:val="F8AEE74C"/>
@@ -33530,7 +35655,7 @@
       </w:rPr>
     </w:lvl>
   </w:abstractNum>
-  <w:abstractNum w:abstractNumId="22" w15:restartNumberingAfterBreak="0">
+  <w:abstractNum w:abstractNumId="30" w15:restartNumberingAfterBreak="0">
     <w:nsid w:val="656648ED"/>
     <w:multiLevelType w:val="hybridMultilevel"/>
     <w:tmpl w:val="F23A5C1A"/>
@@ -33643,7 +35768,7 @@
       </w:rPr>
     </w:lvl>
   </w:abstractNum>
-  <w:abstractNum w:abstractNumId="23" w15:restartNumberingAfterBreak="0">
+  <w:abstractNum w:abstractNumId="31" w15:restartNumberingAfterBreak="0">
     <w:nsid w:val="66051225"/>
     <w:multiLevelType w:val="hybridMultilevel"/>
     <w:tmpl w:val="C6D0C386"/>
@@ -33756,10 +35881,10 @@
       </w:rPr>
     </w:lvl>
   </w:abstractNum>
-  <w:abstractNum w:abstractNumId="24" w15:restartNumberingAfterBreak="0">
-    <w:nsid w:val="74861CD8"/>
+  <w:abstractNum w:abstractNumId="32" w15:restartNumberingAfterBreak="0">
+    <w:nsid w:val="682E69B2"/>
     <w:multiLevelType w:val="hybridMultilevel"/>
-    <w:tmpl w:val="9C1A07A0"/>
+    <w:tmpl w:val="83BC54C8"/>
     <w:lvl w:ilvl="0" w:tplc="240A0001">
       <w:start w:val="1"/>
       <w:numFmt w:val="bullet"/>
@@ -33869,7 +35994,120 @@
       </w:rPr>
     </w:lvl>
   </w:abstractNum>
-  <w:abstractNum w:abstractNumId="25" w15:restartNumberingAfterBreak="0">
+  <w:abstractNum w:abstractNumId="33" w15:restartNumberingAfterBreak="0">
+    <w:nsid w:val="74861CD8"/>
+    <w:multiLevelType w:val="hybridMultilevel"/>
+    <w:tmpl w:val="9C1A07A0"/>
+    <w:lvl w:ilvl="0" w:tplc="240A0001">
+      <w:start w:val="1"/>
+      <w:numFmt w:val="bullet"/>
+      <w:lvlText w:val=""/>
+      <w:lvlJc w:val="left"/>
+      <w:pPr>
+        <w:ind w:left="1429" w:hanging="360"/>
+      </w:pPr>
+      <w:rPr>
+        <w:rFonts w:ascii="Symbol" w:hAnsi="Symbol" w:hint="default"/>
+      </w:rPr>
+    </w:lvl>
+    <w:lvl w:ilvl="1" w:tplc="240A0003" w:tentative="1">
+      <w:start w:val="1"/>
+      <w:numFmt w:val="bullet"/>
+      <w:lvlText w:val="o"/>
+      <w:lvlJc w:val="left"/>
+      <w:pPr>
+        <w:ind w:left="2149" w:hanging="360"/>
+      </w:pPr>
+      <w:rPr>
+        <w:rFonts w:ascii="Courier New" w:hAnsi="Courier New" w:cs="Courier New" w:hint="default"/>
+      </w:rPr>
+    </w:lvl>
+    <w:lvl w:ilvl="2" w:tplc="240A0005" w:tentative="1">
+      <w:start w:val="1"/>
+      <w:numFmt w:val="bullet"/>
+      <w:lvlText w:val=""/>
+      <w:lvlJc w:val="left"/>
+      <w:pPr>
+        <w:ind w:left="2869" w:hanging="360"/>
+      </w:pPr>
+      <w:rPr>
+        <w:rFonts w:ascii="Wingdings" w:hAnsi="Wingdings" w:hint="default"/>
+      </w:rPr>
+    </w:lvl>
+    <w:lvl w:ilvl="3" w:tplc="240A0001" w:tentative="1">
+      <w:start w:val="1"/>
+      <w:numFmt w:val="bullet"/>
+      <w:lvlText w:val=""/>
+      <w:lvlJc w:val="left"/>
+      <w:pPr>
+        <w:ind w:left="3589" w:hanging="360"/>
+      </w:pPr>
+      <w:rPr>
+        <w:rFonts w:ascii="Symbol" w:hAnsi="Symbol" w:hint="default"/>
+      </w:rPr>
+    </w:lvl>
+    <w:lvl w:ilvl="4" w:tplc="240A0003" w:tentative="1">
+      <w:start w:val="1"/>
+      <w:numFmt w:val="bullet"/>
+      <w:lvlText w:val="o"/>
+      <w:lvlJc w:val="left"/>
+      <w:pPr>
+        <w:ind w:left="4309" w:hanging="360"/>
+      </w:pPr>
+      <w:rPr>
+        <w:rFonts w:ascii="Courier New" w:hAnsi="Courier New" w:cs="Courier New" w:hint="default"/>
+      </w:rPr>
+    </w:lvl>
+    <w:lvl w:ilvl="5" w:tplc="240A0005" w:tentative="1">
+      <w:start w:val="1"/>
+      <w:numFmt w:val="bullet"/>
+      <w:lvlText w:val=""/>
+      <w:lvlJc w:val="left"/>
+      <w:pPr>
+        <w:ind w:left="5029" w:hanging="360"/>
+      </w:pPr>
+      <w:rPr>
+        <w:rFonts w:ascii="Wingdings" w:hAnsi="Wingdings" w:hint="default"/>
+      </w:rPr>
+    </w:lvl>
+    <w:lvl w:ilvl="6" w:tplc="240A0001" w:tentative="1">
+      <w:start w:val="1"/>
+      <w:numFmt w:val="bullet"/>
+      <w:lvlText w:val=""/>
+      <w:lvlJc w:val="left"/>
+      <w:pPr>
+        <w:ind w:left="5749" w:hanging="360"/>
+      </w:pPr>
+      <w:rPr>
+        <w:rFonts w:ascii="Symbol" w:hAnsi="Symbol" w:hint="default"/>
+      </w:rPr>
+    </w:lvl>
+    <w:lvl w:ilvl="7" w:tplc="240A0003" w:tentative="1">
+      <w:start w:val="1"/>
+      <w:numFmt w:val="bullet"/>
+      <w:lvlText w:val="o"/>
+      <w:lvlJc w:val="left"/>
+      <w:pPr>
+        <w:ind w:left="6469" w:hanging="360"/>
+      </w:pPr>
+      <w:rPr>
+        <w:rFonts w:ascii="Courier New" w:hAnsi="Courier New" w:cs="Courier New" w:hint="default"/>
+      </w:rPr>
+    </w:lvl>
+    <w:lvl w:ilvl="8" w:tplc="240A0005" w:tentative="1">
+      <w:start w:val="1"/>
+      <w:numFmt w:val="bullet"/>
+      <w:lvlText w:val=""/>
+      <w:lvlJc w:val="left"/>
+      <w:pPr>
+        <w:ind w:left="7189" w:hanging="360"/>
+      </w:pPr>
+      <w:rPr>
+        <w:rFonts w:ascii="Wingdings" w:hAnsi="Wingdings" w:hint="default"/>
+      </w:rPr>
+    </w:lvl>
+  </w:abstractNum>
+  <w:abstractNum w:abstractNumId="34" w15:restartNumberingAfterBreak="0">
     <w:nsid w:val="7ABF52FF"/>
     <w:multiLevelType w:val="hybridMultilevel"/>
     <w:tmpl w:val="53685826"/>
@@ -33955,7 +36193,7 @@
       </w:pPr>
     </w:lvl>
   </w:abstractNum>
-  <w:abstractNum w:abstractNumId="26" w15:restartNumberingAfterBreak="0">
+  <w:abstractNum w:abstractNumId="35" w15:restartNumberingAfterBreak="0">
     <w:nsid w:val="7ACD605F"/>
     <w:multiLevelType w:val="hybridMultilevel"/>
     <w:tmpl w:val="B1324E8C"/>
@@ -34068,7 +36306,7 @@
       </w:rPr>
     </w:lvl>
   </w:abstractNum>
-  <w:abstractNum w:abstractNumId="27" w15:restartNumberingAfterBreak="0">
+  <w:abstractNum w:abstractNumId="36" w15:restartNumberingAfterBreak="0">
     <w:nsid w:val="7C6A5441"/>
     <w:multiLevelType w:val="hybridMultilevel"/>
     <w:tmpl w:val="98AA601A"/>
@@ -34185,85 +36423,112 @@
     <w:abstractNumId w:val="0"/>
   </w:num>
   <w:num w:numId="2" w16cid:durableId="500582432">
-    <w:abstractNumId w:val="5"/>
+    <w:abstractNumId w:val="8"/>
   </w:num>
   <w:num w:numId="3" w16cid:durableId="305211548">
-    <w:abstractNumId w:val="15"/>
+    <w:abstractNumId w:val="22"/>
   </w:num>
   <w:num w:numId="4" w16cid:durableId="1856116015">
-    <w:abstractNumId w:val="8"/>
+    <w:abstractNumId w:val="13"/>
   </w:num>
   <w:num w:numId="5" w16cid:durableId="1764840983">
-    <w:abstractNumId w:val="17"/>
+    <w:abstractNumId w:val="25"/>
   </w:num>
   <w:num w:numId="6" w16cid:durableId="1986079761">
-    <w:abstractNumId w:val="14"/>
+    <w:abstractNumId w:val="20"/>
   </w:num>
   <w:num w:numId="7" w16cid:durableId="1305084740">
-    <w:abstractNumId w:val="24"/>
+    <w:abstractNumId w:val="33"/>
   </w:num>
   <w:num w:numId="8" w16cid:durableId="1084181711">
-    <w:abstractNumId w:val="3"/>
+    <w:abstractNumId w:val="4"/>
   </w:num>
   <w:num w:numId="9" w16cid:durableId="1734549755">
-    <w:abstractNumId w:val="22"/>
+    <w:abstractNumId w:val="30"/>
   </w:num>
   <w:num w:numId="10" w16cid:durableId="839849414">
-    <w:abstractNumId w:val="7"/>
+    <w:abstractNumId w:val="11"/>
   </w:num>
   <w:num w:numId="11" w16cid:durableId="918440553">
-    <w:abstractNumId w:val="26"/>
+    <w:abstractNumId w:val="35"/>
   </w:num>
   <w:num w:numId="12" w16cid:durableId="2131851058">
-    <w:abstractNumId w:val="16"/>
+    <w:abstractNumId w:val="23"/>
   </w:num>
   <w:num w:numId="13" w16cid:durableId="386497634">
-    <w:abstractNumId w:val="2"/>
+    <w:abstractNumId w:val="3"/>
   </w:num>
   <w:num w:numId="14" w16cid:durableId="1990742537">
     <w:abstractNumId w:val="1"/>
   </w:num>
   <w:num w:numId="15" w16cid:durableId="2140293175">
+    <w:abstractNumId w:val="14"/>
+  </w:num>
+  <w:num w:numId="16" w16cid:durableId="1068840215">
+    <w:abstractNumId w:val="31"/>
+  </w:num>
+  <w:num w:numId="17" w16cid:durableId="1841576810">
+    <w:abstractNumId w:val="17"/>
+  </w:num>
+  <w:num w:numId="18" w16cid:durableId="1243567685">
+    <w:abstractNumId w:val="29"/>
+  </w:num>
+  <w:num w:numId="19" w16cid:durableId="1084835415">
+    <w:abstractNumId w:val="6"/>
+  </w:num>
+  <w:num w:numId="20" w16cid:durableId="2087607263">
+    <w:abstractNumId w:val="28"/>
+  </w:num>
+  <w:num w:numId="21" w16cid:durableId="229461818">
+    <w:abstractNumId w:val="26"/>
+  </w:num>
+  <w:num w:numId="22" w16cid:durableId="471483493">
+    <w:abstractNumId w:val="27"/>
+  </w:num>
+  <w:num w:numId="23" w16cid:durableId="463081540">
     <w:abstractNumId w:val="9"/>
   </w:num>
-  <w:num w:numId="16" w16cid:durableId="1068840215">
-    <w:abstractNumId w:val="23"/>
+  <w:num w:numId="24" w16cid:durableId="469787445">
+    <w:abstractNumId w:val="34"/>
   </w:num>
-  <w:num w:numId="17" w16cid:durableId="1841576810">
-    <w:abstractNumId w:val="11"/>
+  <w:num w:numId="25" w16cid:durableId="132984138">
+    <w:abstractNumId w:val="36"/>
   </w:num>
-  <w:num w:numId="18" w16cid:durableId="1243567685">
-    <w:abstractNumId w:val="21"/>
+  <w:num w:numId="26" w16cid:durableId="379670660">
+    <w:abstractNumId w:val="15"/>
   </w:num>
-  <w:num w:numId="19" w16cid:durableId="1084835415">
-    <w:abstractNumId w:val="4"/>
+  <w:num w:numId="27" w16cid:durableId="1248880608">
+    <w:abstractNumId w:val="19"/>
   </w:num>
-  <w:num w:numId="20" w16cid:durableId="2087607263">
-    <w:abstractNumId w:val="20"/>
-  </w:num>
-  <w:num w:numId="21" w16cid:durableId="229461818">
+  <w:num w:numId="28" w16cid:durableId="1765225069">
     <w:abstractNumId w:val="18"/>
   </w:num>
-  <w:num w:numId="22" w16cid:durableId="471483493">
-    <w:abstractNumId w:val="19"/>
+  <w:num w:numId="29" w16cid:durableId="2133594821">
+    <w:abstractNumId w:val="7"/>
   </w:num>
-  <w:num w:numId="23" w16cid:durableId="463081540">
-    <w:abstractNumId w:val="6"/>
-  </w:num>
-  <w:num w:numId="24" w16cid:durableId="469787445">
-    <w:abstractNumId w:val="25"/>
-  </w:num>
-  <w:num w:numId="25" w16cid:durableId="132984138">
-    <w:abstractNumId w:val="27"/>
-  </w:num>
-  <w:num w:numId="26" w16cid:durableId="379670660">
+  <w:num w:numId="30" w16cid:durableId="1534687988">
     <w:abstractNumId w:val="10"/>
   </w:num>
-  <w:num w:numId="27" w16cid:durableId="1248880608">
-    <w:abstractNumId w:val="13"/>
+  <w:num w:numId="31" w16cid:durableId="1234052024">
+    <w:abstractNumId w:val="2"/>
   </w:num>
-  <w:num w:numId="28" w16cid:durableId="1765225069">
+  <w:num w:numId="32" w16cid:durableId="867523748">
+    <w:abstractNumId w:val="16"/>
+  </w:num>
+  <w:num w:numId="33" w16cid:durableId="606038055">
+    <w:abstractNumId w:val="32"/>
+  </w:num>
+  <w:num w:numId="34" w16cid:durableId="423961619">
+    <w:abstractNumId w:val="5"/>
+  </w:num>
+  <w:num w:numId="35" w16cid:durableId="339355979">
+    <w:abstractNumId w:val="24"/>
+  </w:num>
+  <w:num w:numId="36" w16cid:durableId="1902058922">
     <w:abstractNumId w:val="12"/>
+  </w:num>
+  <w:num w:numId="37" w16cid:durableId="439645650">
+    <w:abstractNumId w:val="21"/>
   </w:num>
   <w:numIdMacAtCleanup w:val="23"/>
 </w:numbering>
@@ -36013,10 +38278,6 @@
 </file>
 
 <file path=customXml/item1.xml><?xml version="1.0" encoding="utf-8"?>
-<b:Sources xmlns:b="http://schemas.openxmlformats.org/officeDocument/2006/bibliography" xmlns="http://schemas.openxmlformats.org/officeDocument/2006/bibliography" SelectedStyle="\APASixthEditionOfficeOnline.xsl" StyleName="APA" Version="6"/>
-</file>
-
-<file path=customXml/item2.xml><?xml version="1.0" encoding="utf-8"?>
 <ct:contentTypeSchema xmlns:ct="http://schemas.microsoft.com/office/2006/metadata/contentType" xmlns:ma="http://schemas.microsoft.com/office/2006/metadata/properties/metaAttributes" ct:_="" ma:_="" ma:contentTypeName="Documento" ma:contentTypeID="0x01010005252A1EF3BD024F856B47B579AB5244" ma:contentTypeVersion="11" ma:contentTypeDescription="Crear nuevo documento." ma:contentTypeScope="" ma:versionID="92b81066167b779aaeee7a3d91bad2fd">
   <xsd:schema xmlns:xsd="http://www.w3.org/2001/XMLSchema" xmlns:xs="http://www.w3.org/2001/XMLSchema" xmlns:p="http://schemas.microsoft.com/office/2006/metadata/properties" xmlns:ns2="42760c81-fd8e-4d59-8953-7cdb9f38b14f" xmlns:ns3="67a0edcd-0de5-43ed-8c27-e32f38a00c91" targetNamespace="http://schemas.microsoft.com/office/2006/metadata/properties" ma:root="true" ma:fieldsID="83cd6766d967e870b9368cac1ade74e6" ns2:_="" ns3:_="">
     <xsd:import namespace="42760c81-fd8e-4d59-8953-7cdb9f38b14f"/>
@@ -36211,7 +38472,7 @@
 </ct:contentTypeSchema>
 </file>
 
-<file path=customXml/item3.xml><?xml version="1.0" encoding="utf-8"?>
+<file path=customXml/item2.xml><?xml version="1.0" encoding="utf-8"?>
 <?mso-contentType ?>
 <FormTemplates xmlns="http://schemas.microsoft.com/sharepoint/v3/contenttype/forms">
   <Display>DocumentLibraryForm</Display>
@@ -36220,7 +38481,7 @@
 </FormTemplates>
 </file>
 
-<file path=customXml/item4.xml><?xml version="1.0" encoding="utf-8"?>
+<file path=customXml/item3.xml><?xml version="1.0" encoding="utf-8"?>
 <p:properties xmlns:p="http://schemas.microsoft.com/office/2006/metadata/properties" xmlns:xsi="http://www.w3.org/2001/XMLSchema-instance" xmlns:pc="http://schemas.microsoft.com/office/infopath/2007/PartnerControls">
   <documentManagement>
     <TaxCatchAll xmlns="67a0edcd-0de5-43ed-8c27-e32f38a00c91" xsi:nil="true"/>
@@ -36231,15 +38492,11 @@
 </p:properties>
 </file>
 
-<file path=customXml/itemProps1.xml><?xml version="1.0" encoding="utf-8"?>
-<ds:datastoreItem xmlns:ds="http://schemas.openxmlformats.org/officeDocument/2006/customXml" ds:itemID="{E8AB44A3-7C62-4BD2-82ED-8ABC209970FA}">
-  <ds:schemaRefs>
-    <ds:schemaRef ds:uri="http://schemas.openxmlformats.org/officeDocument/2006/bibliography"/>
-  </ds:schemaRefs>
-</ds:datastoreItem>
+<file path=customXml/item4.xml><?xml version="1.0" encoding="utf-8"?>
+<b:Sources xmlns:b="http://schemas.openxmlformats.org/officeDocument/2006/bibliography" xmlns="http://schemas.openxmlformats.org/officeDocument/2006/bibliography" SelectedStyle="\APASixthEditionOfficeOnline.xsl" StyleName="APA" Version="6"/>
 </file>
 
-<file path=customXml/itemProps2.xml><?xml version="1.0" encoding="utf-8"?>
+<file path=customXml/itemProps1.xml><?xml version="1.0" encoding="utf-8"?>
 <ds:datastoreItem xmlns:ds="http://schemas.openxmlformats.org/officeDocument/2006/customXml" ds:itemID="{AFC24A6C-0FE0-4D79-BBB8-D1C90418B206}">
   <ds:schemaRefs>
     <ds:schemaRef ds:uri="http://schemas.microsoft.com/office/2006/metadata/contentType"/>
@@ -36258,7 +38515,7 @@
 </ds:datastoreItem>
 </file>
 
-<file path=customXml/itemProps3.xml><?xml version="1.0" encoding="utf-8"?>
+<file path=customXml/itemProps2.xml><?xml version="1.0" encoding="utf-8"?>
 <ds:datastoreItem xmlns:ds="http://schemas.openxmlformats.org/officeDocument/2006/customXml" ds:itemID="{81CBDEC1-3B00-44ED-AD36-0268077980BA}">
   <ds:schemaRefs>
     <ds:schemaRef ds:uri="http://schemas.microsoft.com/sharepoint/v3/contenttype/forms"/>
@@ -36266,7 +38523,7 @@
 </ds:datastoreItem>
 </file>
 
-<file path=customXml/itemProps4.xml><?xml version="1.0" encoding="utf-8"?>
+<file path=customXml/itemProps3.xml><?xml version="1.0" encoding="utf-8"?>
 <ds:datastoreItem xmlns:ds="http://schemas.openxmlformats.org/officeDocument/2006/customXml" ds:itemID="{1145D752-ACC1-45E1-AB53-0C756F67FC7F}">
   <ds:schemaRefs>
     <ds:schemaRef ds:uri="http://schemas.microsoft.com/office/2006/metadata/properties"/>
@@ -36275,4 +38532,12 @@
     <ds:schemaRef ds:uri="42760c81-fd8e-4d59-8953-7cdb9f38b14f"/>
   </ds:schemaRefs>
 </ds:datastoreItem>
+</file>
+
+<file path=customXml/itemProps4.xml><?xml version="1.0" encoding="utf-8"?>
+<ds:datastoreItem xmlns:ds="http://schemas.openxmlformats.org/officeDocument/2006/customXml" ds:itemID="{E8AB44A3-7C62-4BD2-82ED-8ABC209970FA}">
+  <ds:schemaRefs>
+    <ds:schemaRef ds:uri="http://schemas.openxmlformats.org/officeDocument/2006/bibliography"/>
+  </ds:schemaRefs>
+</ds:datastoreItem>
 </file>
--- a/fuentes/722109_CF3_DU.docx
+++ b/fuentes/722109_CF3_DU.docx
@@ -2262,7 +2262,25 @@
         <w:t>;</w:t>
       </w:r>
       <w:r>
-        <w:t xml:space="preserve"> desde su creación, la organización ha hecho aportes importantes desde las teorías y visiones socioeconómicas. Actualmente, como parte de las estrategias de apoyo a los países miembros, la comisión trabaja en torno a políticas públicas, pero también a mecanismos para la gestión del desarrollo en el marco de los objetivos del desarrollo sostenible de las </w:t>
+        <w:t xml:space="preserve"> desde su creación, la organización ha hecho aportes importantes desde las teorías y visiones socioeconómicas. Actualmente, como parte de las estrategias de apoyo a los países miembros, la comisión trabaja en torno a políticas públicas, pero también a mecanismos para la gestión del desarrollo en el marco de los </w:t>
+      </w:r>
+      <w:r>
+        <w:t>O</w:t>
+      </w:r>
+      <w:r>
+        <w:t xml:space="preserve">bjetivos del </w:t>
+      </w:r>
+      <w:r>
+        <w:t>D</w:t>
+      </w:r>
+      <w:r>
+        <w:t>esarrollo</w:t>
+      </w:r>
+      <w:r>
+        <w:t xml:space="preserve"> S</w:t>
+      </w:r>
+      <w:r>
+        <w:t xml:space="preserve">ostenible de las </w:t>
       </w:r>
       <w:r>
         <w:t>N</w:t>
@@ -2310,7 +2328,7 @@
           <w:noProof/>
         </w:rPr>
         <w:drawing>
-          <wp:inline distT="0" distB="0" distL="0" distR="0" wp14:anchorId="746463F8" wp14:editId="4F6C4705">
+          <wp:inline distT="0" distB="0" distL="0" distR="0" wp14:anchorId="746463F8" wp14:editId="571C80CF">
             <wp:extent cx="4680000" cy="2633791"/>
             <wp:effectExtent l="0" t="0" r="6350" b="0"/>
             <wp:docPr id="10" name="Imagen 10">
@@ -20358,10 +20376,10 @@
           <w:lang w:eastAsia="es-CO"/>
         </w:rPr>
         <w:drawing>
-          <wp:inline distT="0" distB="0" distL="0" distR="0" wp14:anchorId="12FDD936" wp14:editId="1A602646">
+          <wp:inline distT="0" distB="0" distL="0" distR="0" wp14:anchorId="12FDD936" wp14:editId="4188205D">
             <wp:extent cx="5080959" cy="3842310"/>
             <wp:effectExtent l="0" t="0" r="0" b="0"/>
-            <wp:docPr id="11" name="Gráfico 11" descr="Se detalla un ejemplo de propuesta de acción, de acuerdo a: &#10;Mejorar las prácticas de separación de materiales.&#10;Implementar espacios eficientes para la valoración de residuos sólidos.&#10;"/>
+            <wp:docPr id="11" name="Gráfico 11" descr="Se detalla un ejemplo de propuesta de acción, de acuerdo a: Mejorar las prácticas de separación de materiales. Implementar espacios eficientes para la valoración de residuos sólidos. A continuación una breve explicación.&#10;"/>
             <wp:cNvGraphicFramePr>
               <a:graphicFrameLocks xmlns:a="http://schemas.openxmlformats.org/drawingml/2006/main" noChangeAspect="1"/>
             </wp:cNvGraphicFramePr>
@@ -20369,7 +20387,7 @@
               <a:graphicData uri="http://schemas.openxmlformats.org/drawingml/2006/picture">
                 <pic:pic xmlns:pic="http://schemas.openxmlformats.org/drawingml/2006/picture">
                   <pic:nvPicPr>
-                    <pic:cNvPr id="11" name="Gráfico 11" descr="Se detalla un ejemplo de propuesta de acción, de acuerdo a: &#10;Mejorar las prácticas de separación de materiales.&#10;Implementar espacios eficientes para la valoración de residuos sólidos.&#10;"/>
+                    <pic:cNvPr id="11" name="Gráfico 11" descr="Se detalla un ejemplo de propuesta de acción, de acuerdo a: Mejorar las prácticas de separación de materiales. Implementar espacios eficientes para la valoración de residuos sólidos. A continuación una breve explicación.&#10;"/>
                     <pic:cNvPicPr/>
                   </pic:nvPicPr>
                   <pic:blipFill>
@@ -20710,10 +20728,7 @@
               <w:t xml:space="preserve"> 2; pasan 1, </w:t>
             </w:r>
             <w:r>
-              <w:t>4, 6 y 7.</w:t>
-            </w:r>
-            <w:r>
-              <w:t xml:space="preserve"> </w:t>
+              <w:t xml:space="preserve">4, 6 y 7. </w:t>
             </w:r>
           </w:p>
           <w:p>
@@ -23581,7 +23596,35 @@
         <w:rPr>
           <w:lang w:val="es-419" w:eastAsia="es-CO"/>
         </w:rPr>
-        <w:t xml:space="preserve">arco lógico el propósito es la </w:t>
+        <w:t xml:space="preserve">arco </w:t>
+      </w:r>
+      <w:proofErr w:type="spellStart"/>
+      <w:r>
+        <w:rPr>
+          <w:lang w:val="es-419" w:eastAsia="es-CO"/>
+        </w:rPr>
+        <w:t>lógico</w:t>
+      </w:r>
+      <w:proofErr w:type="spellEnd"/>
+      <w:r>
+        <w:rPr>
+          <w:lang w:val="es-419" w:eastAsia="es-CO"/>
+        </w:rPr>
+        <w:t xml:space="preserve"> el </w:t>
+      </w:r>
+      <w:proofErr w:type="spellStart"/>
+      <w:r>
+        <w:rPr>
+          <w:lang w:val="es-419" w:eastAsia="es-CO"/>
+        </w:rPr>
+        <w:t>propósito</w:t>
+      </w:r>
+      <w:proofErr w:type="spellEnd"/>
+      <w:r>
+        <w:rPr>
+          <w:lang w:val="es-419" w:eastAsia="es-CO"/>
+        </w:rPr>
+        <w:t xml:space="preserve"> es la </w:t>
       </w:r>
       <w:r>
         <w:rPr>
@@ -23593,7 +23636,21 @@
         <w:rPr>
           <w:lang w:val="es-419" w:eastAsia="es-CO"/>
         </w:rPr>
-        <w:t xml:space="preserve"> central del proyecto. De este modo, el propósito debe entenderse como un resultado no controlable por el ejecutor. Es, en definitiva, lo que </w:t>
+        <w:t xml:space="preserve"> central del proyecto. De este modo, el </w:t>
+      </w:r>
+      <w:proofErr w:type="spellStart"/>
+      <w:r>
+        <w:rPr>
+          <w:lang w:val="es-419" w:eastAsia="es-CO"/>
+        </w:rPr>
+        <w:t>propósito</w:t>
+      </w:r>
+      <w:proofErr w:type="spellEnd"/>
+      <w:r>
+        <w:rPr>
+          <w:lang w:val="es-419" w:eastAsia="es-CO"/>
+        </w:rPr>
+        <w:t xml:space="preserve"> debe entenderse como un resultado no controlable por el ejecutor. Es, en definitiva, lo que </w:t>
       </w:r>
       <w:r>
         <w:rPr>
@@ -24927,7 +24984,21 @@
         <w:rPr>
           <w:lang w:val="es-419" w:eastAsia="es-CO"/>
         </w:rPr>
-        <w:t>Los indicadores de propósito miden lo que es importante.</w:t>
+        <w:t xml:space="preserve">Los indicadores de </w:t>
+      </w:r>
+      <w:proofErr w:type="spellStart"/>
+      <w:r>
+        <w:rPr>
+          <w:lang w:val="es-419" w:eastAsia="es-CO"/>
+        </w:rPr>
+        <w:t>propósito</w:t>
+      </w:r>
+      <w:proofErr w:type="spellEnd"/>
+      <w:r>
+        <w:rPr>
+          <w:lang w:val="es-419" w:eastAsia="es-CO"/>
+        </w:rPr>
+        <w:t xml:space="preserve"> miden lo que es importante.</w:t>
       </w:r>
     </w:p>
     <w:p>
@@ -27859,7 +27930,21 @@
         <w:rPr>
           <w:lang w:val="es-419" w:eastAsia="es-CO"/>
         </w:rPr>
-        <w:t>Si se producen los componentes y los supuestos a este nivel se conforman, se logrará el propósito de la intervención.</w:t>
+        <w:t xml:space="preserve">Si se producen los componentes y los supuestos a este nivel se conforman, se logrará el </w:t>
+      </w:r>
+      <w:proofErr w:type="spellStart"/>
+      <w:r>
+        <w:rPr>
+          <w:lang w:val="es-419" w:eastAsia="es-CO"/>
+        </w:rPr>
+        <w:t>propósito</w:t>
+      </w:r>
+      <w:proofErr w:type="spellEnd"/>
+      <w:r>
+        <w:rPr>
+          <w:lang w:val="es-419" w:eastAsia="es-CO"/>
+        </w:rPr>
+        <w:t xml:space="preserve"> de la intervención.</w:t>
       </w:r>
     </w:p>
     <w:p>
@@ -27877,7 +27962,21 @@
         <w:rPr>
           <w:lang w:val="es-419" w:eastAsia="es-CO"/>
         </w:rPr>
-        <w:t>Si se logra el propósito y se conforman los supuestos a este nivel, se habrá</w:t>
+        <w:t xml:space="preserve">Si se logra el </w:t>
+      </w:r>
+      <w:proofErr w:type="spellStart"/>
+      <w:r>
+        <w:rPr>
+          <w:lang w:val="es-419" w:eastAsia="es-CO"/>
+        </w:rPr>
+        <w:t>propósito</w:t>
+      </w:r>
+      <w:proofErr w:type="spellEnd"/>
+      <w:r>
+        <w:rPr>
+          <w:lang w:val="es-419" w:eastAsia="es-CO"/>
+        </w:rPr>
+        <w:t xml:space="preserve"> y se conforman los supuestos a este nivel, se habrá</w:t>
       </w:r>
       <w:r>
         <w:rPr>
@@ -28381,7 +28480,23 @@
           <w:szCs w:val="28"/>
           <w:lang w:val="es-419"/>
         </w:rPr>
-        <w:t xml:space="preserve"> que contribuye a la transformación de insumos en productos.</w:t>
+        <w:t xml:space="preserve"> que contribuye a la </w:t>
+      </w:r>
+      <w:r>
+        <w:rPr>
+          <w:rFonts w:ascii="Calibri" w:hAnsi="Calibri" w:cs="Calibri"/>
+          <w:szCs w:val="28"/>
+          <w:lang w:val="es-419"/>
+        </w:rPr>
+        <w:t>transformación</w:t>
+      </w:r>
+      <w:r>
+        <w:rPr>
+          <w:rFonts w:ascii="Calibri" w:hAnsi="Calibri" w:cs="Calibri"/>
+          <w:szCs w:val="28"/>
+          <w:lang w:val="es-419"/>
+        </w:rPr>
+        <w:t xml:space="preserve"> de insumos en productos.</w:t>
       </w:r>
     </w:p>
     <w:p>
@@ -28400,75 +28515,8 @@
           <w:szCs w:val="28"/>
           <w:lang w:val="es-419"/>
         </w:rPr>
-        <w:t>Actividad económica auxiliar:</w:t>
-      </w:r>
-      <w:r>
-        <w:rPr>
-          <w:rFonts w:ascii="Calibri" w:hAnsi="Calibri" w:cs="Calibri"/>
-          <w:szCs w:val="28"/>
-          <w:lang w:val="es-419"/>
-        </w:rPr>
-        <w:t xml:space="preserve"> actividad que se realiza para respaldar las actividades de </w:t>
-      </w:r>
-      <w:r>
-        <w:rPr>
-          <w:rFonts w:ascii="Calibri" w:hAnsi="Calibri" w:cs="Calibri"/>
-          <w:szCs w:val="28"/>
-          <w:lang w:val="es-419"/>
-        </w:rPr>
-        <w:t>producción</w:t>
-      </w:r>
-      <w:r>
-        <w:rPr>
-          <w:rFonts w:ascii="Calibri" w:hAnsi="Calibri" w:cs="Calibri"/>
-          <w:szCs w:val="28"/>
-          <w:lang w:val="es-419"/>
-        </w:rPr>
-        <w:t xml:space="preserve"> principales del proyecto que generan productos o servicios no duraderos. (Ortegón </w:t>
-      </w:r>
-      <w:r>
-        <w:rPr>
-          <w:rStyle w:val="Extranjerismo"/>
-        </w:rPr>
-        <w:t>et</w:t>
-      </w:r>
-      <w:r>
-        <w:rPr>
-          <w:rStyle w:val="Extranjerismo"/>
-        </w:rPr>
-        <w:t xml:space="preserve"> </w:t>
-      </w:r>
-      <w:r>
-        <w:rPr>
-          <w:rStyle w:val="Extranjerismo"/>
-        </w:rPr>
-        <w:t>al</w:t>
-      </w:r>
-      <w:r>
-        <w:rPr>
-          <w:rFonts w:ascii="Calibri" w:hAnsi="Calibri" w:cs="Calibri"/>
-          <w:szCs w:val="28"/>
-          <w:lang w:val="es-419"/>
-        </w:rPr>
-        <w:t>.</w:t>
-      </w:r>
-      <w:r>
-        <w:rPr>
-          <w:rFonts w:ascii="Calibri" w:hAnsi="Calibri" w:cs="Calibri"/>
-          <w:szCs w:val="28"/>
-          <w:lang w:val="es-419"/>
-        </w:rPr>
-        <w:t>, 2005).</w:t>
-      </w:r>
-    </w:p>
-    <w:p>
-      <w:pPr>
-        <w:rPr>
-          <w:rFonts w:ascii="Calibri" w:hAnsi="Calibri" w:cs="Calibri"/>
-          <w:szCs w:val="28"/>
-          <w:lang w:val="es-419"/>
-        </w:rPr>
-      </w:pPr>
+        <w:t xml:space="preserve">Actividad </w:t>
+      </w:r>
       <w:r>
         <w:rPr>
           <w:rFonts w:ascii="Calibri" w:hAnsi="Calibri" w:cs="Calibri"/>
@@ -28477,41 +28525,8 @@
           <w:szCs w:val="28"/>
           <w:lang w:val="es-419"/>
         </w:rPr>
-        <w:t>Actividad económica principal</w:t>
-      </w:r>
-      <w:r>
-        <w:rPr>
-          <w:rFonts w:ascii="Calibri" w:hAnsi="Calibri" w:cs="Calibri"/>
-          <w:szCs w:val="28"/>
-          <w:lang w:val="es-419"/>
-        </w:rPr>
-        <w:t xml:space="preserve">: actividad que genera la mayor parte del valor agregado o la actividad cuyo valor agregado supera al de todas las </w:t>
-      </w:r>
-      <w:r>
-        <w:rPr>
-          <w:rFonts w:ascii="Calibri" w:hAnsi="Calibri" w:cs="Calibri"/>
-          <w:szCs w:val="28"/>
-          <w:lang w:val="es-419"/>
-        </w:rPr>
-        <w:t>demás</w:t>
-      </w:r>
-      <w:r>
-        <w:rPr>
-          <w:rFonts w:ascii="Calibri" w:hAnsi="Calibri" w:cs="Calibri"/>
-          <w:szCs w:val="28"/>
-          <w:lang w:val="es-419"/>
-        </w:rPr>
-        <w:t xml:space="preserve"> actividades que realiza el proyecto.</w:t>
-      </w:r>
-    </w:p>
-    <w:p>
-      <w:pPr>
-        <w:rPr>
-          <w:rFonts w:ascii="Calibri" w:hAnsi="Calibri" w:cs="Calibri"/>
-          <w:szCs w:val="28"/>
-          <w:lang w:val="es-419"/>
-        </w:rPr>
-      </w:pPr>
+        <w:t>económica</w:t>
+      </w:r>
       <w:r>
         <w:rPr>
           <w:rFonts w:ascii="Calibri" w:hAnsi="Calibri" w:cs="Calibri"/>
@@ -28520,7 +28535,7 @@
           <w:szCs w:val="28"/>
           <w:lang w:val="es-419"/>
         </w:rPr>
-        <w:t>Actividad económica secundaria</w:t>
+        <w:t xml:space="preserve"> auxiliar:</w:t>
       </w:r>
       <w:r>
         <w:rPr>
@@ -28528,7 +28543,57 @@
           <w:szCs w:val="28"/>
           <w:lang w:val="es-419"/>
         </w:rPr>
-        <w:t>: actividad independiente que genera productos destinados en última instancia a terceros y no corresponde a alguna actividad principal del proyecto.</w:t>
+        <w:t xml:space="preserve"> actividad que se realiza para respaldar las actividades de </w:t>
+      </w:r>
+      <w:r>
+        <w:rPr>
+          <w:rFonts w:ascii="Calibri" w:hAnsi="Calibri" w:cs="Calibri"/>
+          <w:szCs w:val="28"/>
+          <w:lang w:val="es-419"/>
+        </w:rPr>
+        <w:t>producción</w:t>
+      </w:r>
+      <w:r>
+        <w:rPr>
+          <w:rFonts w:ascii="Calibri" w:hAnsi="Calibri" w:cs="Calibri"/>
+          <w:szCs w:val="28"/>
+          <w:lang w:val="es-419"/>
+        </w:rPr>
+        <w:t xml:space="preserve"> principales del proyecto que generan productos o servicios no duraderos. (Ortegón </w:t>
+      </w:r>
+      <w:r>
+        <w:rPr>
+          <w:rStyle w:val="Extranjerismo"/>
+        </w:rPr>
+        <w:t>et</w:t>
+      </w:r>
+      <w:r>
+        <w:rPr>
+          <w:rStyle w:val="Extranjerismo"/>
+        </w:rPr>
+        <w:t xml:space="preserve"> </w:t>
+      </w:r>
+      <w:r>
+        <w:rPr>
+          <w:rStyle w:val="Extranjerismo"/>
+        </w:rPr>
+        <w:t>al</w:t>
+      </w:r>
+      <w:r>
+        <w:rPr>
+          <w:rFonts w:ascii="Calibri" w:hAnsi="Calibri" w:cs="Calibri"/>
+          <w:szCs w:val="28"/>
+          <w:lang w:val="es-419"/>
+        </w:rPr>
+        <w:t>.</w:t>
+      </w:r>
+      <w:r>
+        <w:rPr>
+          <w:rFonts w:ascii="Calibri" w:hAnsi="Calibri" w:cs="Calibri"/>
+          <w:szCs w:val="28"/>
+          <w:lang w:val="es-419"/>
+        </w:rPr>
+        <w:t>, 2005).</w:t>
       </w:r>
     </w:p>
     <w:p>
@@ -28547,63 +28612,8 @@
           <w:szCs w:val="28"/>
           <w:lang w:val="es-419"/>
         </w:rPr>
-        <w:t>Alcance</w:t>
-      </w:r>
-      <w:r>
-        <w:rPr>
-          <w:rFonts w:ascii="Calibri" w:hAnsi="Calibri" w:cs="Calibri"/>
-          <w:szCs w:val="28"/>
-          <w:lang w:val="es-419"/>
-        </w:rPr>
-        <w:t xml:space="preserve">: es la suma total de todos los productos y sus requisitos o características. Permite identificar hasta dónde se profundizan los estudios del proyecto de acuerdo a su ciclo de vida. El alcance está enmarcado por las metas de los productos y los respectivos indicadores para su medición. (Ortegón </w:t>
-      </w:r>
-      <w:r>
-        <w:rPr>
-          <w:rStyle w:val="Extranjerismo"/>
-        </w:rPr>
-        <w:t>et</w:t>
-      </w:r>
-      <w:r>
-        <w:rPr>
-          <w:rStyle w:val="Extranjerismo"/>
-        </w:rPr>
-        <w:t xml:space="preserve"> </w:t>
-      </w:r>
-      <w:r>
-        <w:rPr>
-          <w:rStyle w:val="Extranjerismo"/>
-        </w:rPr>
-        <w:t>al</w:t>
-      </w:r>
-      <w:r>
-        <w:rPr>
-          <w:rStyle w:val="Extranjerismo"/>
-        </w:rPr>
-        <w:t>.</w:t>
-      </w:r>
-      <w:r>
-        <w:rPr>
-          <w:rStyle w:val="Extranjerismo"/>
-        </w:rPr>
-        <w:t>,</w:t>
-      </w:r>
-      <w:r>
-        <w:rPr>
-          <w:rFonts w:ascii="Calibri" w:hAnsi="Calibri" w:cs="Calibri"/>
-          <w:szCs w:val="28"/>
-          <w:lang w:val="es-419"/>
-        </w:rPr>
-        <w:t xml:space="preserve"> 2005).</w:t>
-      </w:r>
-    </w:p>
-    <w:p>
-      <w:pPr>
-        <w:rPr>
-          <w:rFonts w:ascii="Calibri" w:hAnsi="Calibri" w:cs="Calibri"/>
-          <w:szCs w:val="28"/>
-          <w:lang w:val="es-419"/>
-        </w:rPr>
-      </w:pPr>
+        <w:t xml:space="preserve">Actividad </w:t>
+      </w:r>
       <w:r>
         <w:rPr>
           <w:rFonts w:ascii="Calibri" w:hAnsi="Calibri" w:cs="Calibri"/>
@@ -28612,59 +28622,8 @@
           <w:szCs w:val="28"/>
           <w:lang w:val="es-419"/>
         </w:rPr>
-        <w:t>Beneficiarios</w:t>
-      </w:r>
-      <w:r>
-        <w:rPr>
-          <w:rFonts w:ascii="Calibri" w:hAnsi="Calibri" w:cs="Calibri"/>
-          <w:szCs w:val="28"/>
-          <w:lang w:val="es-419"/>
-        </w:rPr>
-        <w:t xml:space="preserve">: corresponde a la población objetivo identificada en el diagnóstico del proyecto, la cual indica el número de personas directas para quienes se solucionará el problema identificado previamente. (Ortegón, </w:t>
-      </w:r>
-      <w:r>
-        <w:rPr>
-          <w:rStyle w:val="Extranjerismo"/>
-        </w:rPr>
-        <w:t>et</w:t>
-      </w:r>
-      <w:r>
-        <w:rPr>
-          <w:rStyle w:val="Extranjerismo"/>
-        </w:rPr>
-        <w:t xml:space="preserve"> </w:t>
-      </w:r>
-      <w:r>
-        <w:rPr>
-          <w:rStyle w:val="Extranjerismo"/>
-        </w:rPr>
-        <w:t>al</w:t>
-      </w:r>
-      <w:r>
-        <w:rPr>
-          <w:rFonts w:ascii="Calibri" w:hAnsi="Calibri" w:cs="Calibri"/>
-          <w:szCs w:val="28"/>
-          <w:lang w:val="es-419"/>
-        </w:rPr>
-        <w:t>.</w:t>
-      </w:r>
-      <w:r>
-        <w:rPr>
-          <w:rFonts w:ascii="Calibri" w:hAnsi="Calibri" w:cs="Calibri"/>
-          <w:szCs w:val="28"/>
-          <w:lang w:val="es-419"/>
-        </w:rPr>
-        <w:t xml:space="preserve"> 2005).</w:t>
-      </w:r>
-    </w:p>
-    <w:p>
-      <w:pPr>
-        <w:rPr>
-          <w:rFonts w:ascii="Calibri" w:hAnsi="Calibri" w:cs="Calibri"/>
-          <w:szCs w:val="28"/>
-          <w:lang w:val="es-419"/>
-        </w:rPr>
-      </w:pPr>
+        <w:t>económica</w:t>
+      </w:r>
       <w:r>
         <w:rPr>
           <w:rFonts w:ascii="Calibri" w:hAnsi="Calibri" w:cs="Calibri"/>
@@ -28673,7 +28632,7 @@
           <w:szCs w:val="28"/>
           <w:lang w:val="es-419"/>
         </w:rPr>
-        <w:t>Beneficio</w:t>
+        <w:t xml:space="preserve"> principal</w:t>
       </w:r>
       <w:r>
         <w:rPr>
@@ -28681,7 +28640,7 @@
           <w:szCs w:val="28"/>
           <w:lang w:val="es-419"/>
         </w:rPr>
-        <w:t xml:space="preserve">: es la riqueza en el ámbito social, ambiental o económico que obtiene la población objetivo en el momento que se decide ejecutar un proyecto de inversión. La valoración de beneficios depende de la identificación de los problemas resueltos y su </w:t>
+        <w:t xml:space="preserve">: actividad que genera la mayor parte del valor agregado o la actividad cuyo valor agregado supera al de todas las </w:t>
       </w:r>
       <w:r>
         <w:rPr>
@@ -28689,38 +28648,7 @@
           <w:szCs w:val="28"/>
           <w:lang w:val="es-419"/>
         </w:rPr>
-        <w:lastRenderedPageBreak/>
-        <w:t xml:space="preserve">descripción tiene que ver con el impacto o los fines que tiene la utilización de los bienes producidos. Los beneficios son de carácter cualitativo y cuantitativo que se presentan bajo la forma del problema resuelto o la necesidad satisfecha. (Ortegón </w:t>
-      </w:r>
-      <w:r>
-        <w:rPr>
-          <w:rStyle w:val="Extranjerismo"/>
-        </w:rPr>
-        <w:t>et</w:t>
-      </w:r>
-      <w:r>
-        <w:rPr>
-          <w:rStyle w:val="Extranjerismo"/>
-        </w:rPr>
-        <w:t xml:space="preserve"> </w:t>
-      </w:r>
-      <w:r>
-        <w:rPr>
-          <w:rStyle w:val="Extranjerismo"/>
-        </w:rPr>
-        <w:t>al</w:t>
-      </w:r>
-      <w:r>
-        <w:rPr>
-          <w:rStyle w:val="Extranjerismo"/>
-        </w:rPr>
-        <w:t>.</w:t>
-      </w:r>
-      <w:r>
-        <w:rPr>
-          <w:rStyle w:val="Extranjerismo"/>
-        </w:rPr>
-        <w:t>,</w:t>
+        <w:t>demás</w:t>
       </w:r>
       <w:r>
         <w:rPr>
@@ -28728,7 +28656,7 @@
           <w:szCs w:val="28"/>
           <w:lang w:val="es-419"/>
         </w:rPr>
-        <w:t xml:space="preserve"> 2005).</w:t>
+        <w:t xml:space="preserve"> actividades que realiza el proyecto.</w:t>
       </w:r>
     </w:p>
     <w:p>
@@ -28747,59 +28675,8 @@
           <w:szCs w:val="28"/>
           <w:lang w:val="es-419"/>
         </w:rPr>
-        <w:t>Bien</w:t>
-      </w:r>
-      <w:r>
-        <w:rPr>
-          <w:rFonts w:ascii="Calibri" w:hAnsi="Calibri" w:cs="Calibri"/>
-          <w:szCs w:val="28"/>
-          <w:lang w:val="es-419"/>
-        </w:rPr>
-        <w:t xml:space="preserve">: es un objeto tangible, almacenable o transportable. (Ortegón </w:t>
-      </w:r>
-      <w:r>
-        <w:rPr>
-          <w:rStyle w:val="Extranjerismo"/>
-        </w:rPr>
-        <w:t>et</w:t>
-      </w:r>
-      <w:r>
-        <w:rPr>
-          <w:rStyle w:val="Extranjerismo"/>
-        </w:rPr>
-        <w:t xml:space="preserve"> </w:t>
-      </w:r>
-      <w:r>
-        <w:rPr>
-          <w:rStyle w:val="Extranjerismo"/>
-        </w:rPr>
-        <w:t>al</w:t>
-      </w:r>
-      <w:r>
-        <w:rPr>
-          <w:rFonts w:ascii="Calibri" w:hAnsi="Calibri" w:cs="Calibri"/>
-          <w:szCs w:val="28"/>
-          <w:lang w:val="es-419"/>
-        </w:rPr>
-        <w:t>.</w:t>
-      </w:r>
-      <w:r>
-        <w:rPr>
-          <w:rFonts w:ascii="Calibri" w:hAnsi="Calibri" w:cs="Calibri"/>
-          <w:szCs w:val="28"/>
-          <w:lang w:val="es-419"/>
-        </w:rPr>
-        <w:t>, 2005).</w:t>
-      </w:r>
-    </w:p>
-    <w:p>
-      <w:pPr>
-        <w:rPr>
-          <w:rFonts w:ascii="Calibri" w:hAnsi="Calibri" w:cs="Calibri"/>
-          <w:szCs w:val="28"/>
-          <w:lang w:val="es-419"/>
-        </w:rPr>
-      </w:pPr>
+        <w:t xml:space="preserve">Actividad </w:t>
+      </w:r>
       <w:r>
         <w:rPr>
           <w:rFonts w:ascii="Calibri" w:hAnsi="Calibri" w:cs="Calibri"/>
@@ -28808,63 +28685,8 @@
           <w:szCs w:val="28"/>
           <w:lang w:val="es-419"/>
         </w:rPr>
-        <w:t>Causa</w:t>
-      </w:r>
-      <w:r>
-        <w:rPr>
-          <w:rFonts w:ascii="Calibri" w:hAnsi="Calibri" w:cs="Calibri"/>
-          <w:szCs w:val="28"/>
-          <w:lang w:val="es-419"/>
-        </w:rPr>
-        <w:t xml:space="preserve">: explica los motivos por los cuales se está presentando el problema que se está analizando; la mejor manera de evidenciarlos es preguntándose cuál es el origen del problema. (Ortegón </w:t>
-      </w:r>
-      <w:r>
-        <w:rPr>
-          <w:rStyle w:val="Extranjerismo"/>
-        </w:rPr>
-        <w:t>et</w:t>
-      </w:r>
-      <w:r>
-        <w:rPr>
-          <w:rStyle w:val="Extranjerismo"/>
-        </w:rPr>
-        <w:t xml:space="preserve"> </w:t>
-      </w:r>
-      <w:r>
-        <w:rPr>
-          <w:rStyle w:val="Extranjerismo"/>
-        </w:rPr>
-        <w:t>al</w:t>
-      </w:r>
-      <w:r>
-        <w:rPr>
-          <w:rStyle w:val="Extranjerismo"/>
-        </w:rPr>
-        <w:t>.</w:t>
-      </w:r>
-      <w:r>
-        <w:rPr>
-          <w:rStyle w:val="Extranjerismo"/>
-        </w:rPr>
-        <w:t>,</w:t>
-      </w:r>
-      <w:r>
-        <w:rPr>
-          <w:rFonts w:ascii="Calibri" w:hAnsi="Calibri" w:cs="Calibri"/>
-          <w:szCs w:val="28"/>
-          <w:lang w:val="es-419"/>
-        </w:rPr>
-        <w:t xml:space="preserve"> 2005).</w:t>
-      </w:r>
-    </w:p>
-    <w:p>
-      <w:pPr>
-        <w:rPr>
-          <w:rFonts w:ascii="Calibri" w:hAnsi="Calibri" w:cs="Calibri"/>
-          <w:szCs w:val="28"/>
-          <w:lang w:val="es-419"/>
-        </w:rPr>
-      </w:pPr>
+        <w:t>económica</w:t>
+      </w:r>
       <w:r>
         <w:rPr>
           <w:rFonts w:ascii="Calibri" w:hAnsi="Calibri" w:cs="Calibri"/>
@@ -28873,7 +28695,7 @@
           <w:szCs w:val="28"/>
           <w:lang w:val="es-419"/>
         </w:rPr>
-        <w:t>Componente</w:t>
+        <w:t xml:space="preserve"> secundaria</w:t>
       </w:r>
       <w:r>
         <w:rPr>
@@ -28881,25 +28703,7 @@
           <w:szCs w:val="28"/>
           <w:lang w:val="es-419"/>
         </w:rPr>
-        <w:t xml:space="preserve">: dentro de la metodología de marco lógico, los componentes son los bienes o servicios que produce o entrega un programa o proyecto para cumplir un propósito, los cuales son el resultado de una o varias actividades. Se asimilan al concepto de producto en el contexto de cadena de valor. (Ortegón </w:t>
-      </w:r>
-      <w:r>
-        <w:rPr>
-          <w:rStyle w:val="Extranjerismo"/>
-        </w:rPr>
-        <w:t>et</w:t>
-      </w:r>
-      <w:r>
-        <w:rPr>
-          <w:rStyle w:val="Extranjerismo"/>
-        </w:rPr>
-        <w:t xml:space="preserve"> </w:t>
-      </w:r>
-      <w:r>
-        <w:rPr>
-          <w:rStyle w:val="Extranjerismo"/>
-        </w:rPr>
-        <w:t>al</w:t>
+        <w:t xml:space="preserve">: actividad independiente que genera productos destinados en </w:t>
       </w:r>
       <w:r>
         <w:rPr>
@@ -28907,7 +28711,7 @@
           <w:szCs w:val="28"/>
           <w:lang w:val="es-419"/>
         </w:rPr>
-        <w:t>.</w:t>
+        <w:t>última</w:t>
       </w:r>
       <w:r>
         <w:rPr>
@@ -28915,7 +28719,7 @@
           <w:szCs w:val="28"/>
           <w:lang w:val="es-419"/>
         </w:rPr>
-        <w:t>, 2005).</w:t>
+        <w:t xml:space="preserve"> instancia a terceros y no corresponde a alguna actividad principal del proyecto.</w:t>
       </w:r>
     </w:p>
     <w:p>
@@ -28934,7 +28738,7 @@
           <w:szCs w:val="28"/>
           <w:lang w:val="es-419"/>
         </w:rPr>
-        <w:t>Efectividad</w:t>
+        <w:t>Alcance</w:t>
       </w:r>
       <w:r>
         <w:rPr>
@@ -28942,7 +28746,7 @@
           <w:szCs w:val="28"/>
           <w:lang w:val="es-419"/>
         </w:rPr>
-        <w:t xml:space="preserve">: hace referencia a la medida en que los objetivos de la prestación de servicios se cumplen a través de los productos generados. Este concepto involucra la eficiencia y la eficacia; consistente en realizar las actividades y procesos que realmente deben llevarse a cabo, haciendo un uso óptimo de los recursos involucrados. (Ortegón </w:t>
+        <w:t xml:space="preserve">: es la suma total de todos los productos y sus requisitos o características. Permite identificar hasta dónde se profundizan los estudios del proyecto de acuerdo a su ciclo de vida. El alcance está enmarcado por las metas de los productos y los respectivos indicadores para su medición. (Ortegón </w:t>
       </w:r>
       <w:r>
         <w:rPr>
@@ -28961,6 +28765,18 @@
           <w:rStyle w:val="Extranjerismo"/>
         </w:rPr>
         <w:t>al</w:t>
+      </w:r>
+      <w:r>
+        <w:rPr>
+          <w:rStyle w:val="Extranjerismo"/>
+        </w:rPr>
+        <w:t>.</w:t>
+      </w:r>
+      <w:r>
+        <w:rPr>
+          <w:rStyle w:val="Extranjerismo"/>
+        </w:rPr>
+        <w:t>,</w:t>
       </w:r>
       <w:r>
         <w:rPr>
@@ -28968,15 +28784,7 @@
           <w:szCs w:val="28"/>
           <w:lang w:val="es-419"/>
         </w:rPr>
-        <w:t>.</w:t>
-      </w:r>
-      <w:r>
-        <w:rPr>
-          <w:rFonts w:ascii="Calibri" w:hAnsi="Calibri" w:cs="Calibri"/>
-          <w:szCs w:val="28"/>
-          <w:lang w:val="es-419"/>
-        </w:rPr>
-        <w:t>, 2005).</w:t>
+        <w:t xml:space="preserve"> 2005).</w:t>
       </w:r>
     </w:p>
     <w:p>
@@ -28995,7 +28803,7 @@
           <w:szCs w:val="28"/>
           <w:lang w:val="es-419"/>
         </w:rPr>
-        <w:t>Eficiencia</w:t>
+        <w:t>Beneficiarios</w:t>
       </w:r>
       <w:r>
         <w:rPr>
@@ -29003,7 +28811,25 @@
           <w:szCs w:val="28"/>
           <w:lang w:val="es-419"/>
         </w:rPr>
-        <w:t xml:space="preserve">: el concepto hace referencia al uso óptimo de recursos en una actividad productiva; esto es, obtener el mismo producto con una menor cantidad de recursos por unidad producida o en obtener más productos con la misma cantidad de recursos. En el marco de los proyectos de inversión, la eficiencia puede ser abordada, entre otros, a través del análisis de Eficiencia Técnica. Este análisis evalúa qué tan bueno es un proyecto determinado transformando insumos en productos requeridos (esto es, qué tan productivo es su gasto), en comparación con sí mismo u otros </w:t>
+        <w:t xml:space="preserve">: corresponde a la población objetivo identificada en el diagnóstico del proyecto, la cual indica el número de personas directas para quienes se solucionará el problema identificado previamente. (Ortegón, </w:t>
+      </w:r>
+      <w:r>
+        <w:rPr>
+          <w:rStyle w:val="Extranjerismo"/>
+        </w:rPr>
+        <w:t>et</w:t>
+      </w:r>
+      <w:r>
+        <w:rPr>
+          <w:rStyle w:val="Extranjerismo"/>
+        </w:rPr>
+        <w:t xml:space="preserve"> </w:t>
+      </w:r>
+      <w:r>
+        <w:rPr>
+          <w:rStyle w:val="Extranjerismo"/>
+        </w:rPr>
+        <w:t>al</w:t>
       </w:r>
       <w:r>
         <w:rPr>
@@ -29011,26 +28837,7 @@
           <w:szCs w:val="28"/>
           <w:lang w:val="es-419"/>
         </w:rPr>
-        <w:lastRenderedPageBreak/>
-        <w:t xml:space="preserve">proyectos similares. En este sentido es posible medir la eficiencia técnica como la relación entre la productividad observada de un proyecto y su productividad esperada (o una productividad referente que sea considerada óptima). Este concepto permite responder la pregunta de ¿qué tan bueno es el sector público transformando dinero en servicios prestados, comparado con otros? (Ortegón </w:t>
-      </w:r>
-      <w:r>
-        <w:rPr>
-          <w:rStyle w:val="Extranjerismo"/>
-        </w:rPr>
-        <w:t>et</w:t>
-      </w:r>
-      <w:r>
-        <w:rPr>
-          <w:rStyle w:val="Extranjerismo"/>
-        </w:rPr>
-        <w:t xml:space="preserve"> </w:t>
-      </w:r>
-      <w:r>
-        <w:rPr>
-          <w:rStyle w:val="Extranjerismo"/>
-        </w:rPr>
-        <w:t>al</w:t>
+        <w:t>.</w:t>
       </w:r>
       <w:r>
         <w:rPr>
@@ -29038,15 +28845,7 @@
           <w:szCs w:val="28"/>
           <w:lang w:val="es-419"/>
         </w:rPr>
-        <w:t>.</w:t>
-      </w:r>
-      <w:r>
-        <w:rPr>
-          <w:rFonts w:ascii="Calibri" w:hAnsi="Calibri" w:cs="Calibri"/>
-          <w:szCs w:val="28"/>
-          <w:lang w:val="es-419"/>
-        </w:rPr>
-        <w:t>, 2005).</w:t>
+        <w:t xml:space="preserve"> 2005).</w:t>
       </w:r>
     </w:p>
     <w:p>
@@ -29065,7 +28864,7 @@
           <w:szCs w:val="28"/>
           <w:lang w:val="es-419"/>
         </w:rPr>
-        <w:t>Etapa de funcionamiento u operación</w:t>
+        <w:t>Beneficio</w:t>
       </w:r>
       <w:r>
         <w:rPr>
@@ -29073,25 +28872,16 @@
           <w:szCs w:val="28"/>
           <w:lang w:val="es-419"/>
         </w:rPr>
-        <w:t xml:space="preserve">: momento en el cual se empieza a utilizar el bien o servicio obtenido en la etapa de inversión </w:t>
-      </w:r>
-      <w:proofErr w:type="gramStart"/>
+        <w:t xml:space="preserve">: es la riqueza en el ámbito social, ambiental o económico que obtiene la población objetivo en el momento que se decide ejecutar un proyecto de inversión. La valoración de beneficios depende de la identificación de los problemas resueltos y su </w:t>
+      </w:r>
       <w:r>
         <w:rPr>
           <w:rFonts w:ascii="Calibri" w:hAnsi="Calibri" w:cs="Calibri"/>
           <w:szCs w:val="28"/>
           <w:lang w:val="es-419"/>
         </w:rPr>
-        <w:t>y</w:t>
-      </w:r>
-      <w:proofErr w:type="gramEnd"/>
-      <w:r>
-        <w:rPr>
-          <w:rFonts w:ascii="Calibri" w:hAnsi="Calibri" w:cs="Calibri"/>
-          <w:szCs w:val="28"/>
-          <w:lang w:val="es-419"/>
-        </w:rPr>
-        <w:t xml:space="preserve"> por tanto, se inicia la generación del beneficio. Esta etapa dura el tiempo que se estipula en la etapa de preinversión para alcanzar los objetivos del proyecto, es decir, la operación va hasta el periodo en que se espera que ya no se presente el problema que se está atacando con el proyecto. Durante esta etapa también existe seguimiento, el cual busca medir los resultados y el impacto en la cadena de valor; este se realiza a los componentes y la finalidad en la matriz de marco lógico. (Ortegón </w:t>
+        <w:lastRenderedPageBreak/>
+        <w:t xml:space="preserve">descripción tiene que ver con el impacto o los fines que tiene la utilización de los bienes producidos. Los beneficios son de carácter cualitativo y cuantitativo que se presentan bajo la forma del problema resuelto o la necesidad satisfecha. (Ortegón </w:t>
       </w:r>
       <w:r>
         <w:rPr>
@@ -29148,7 +28938,7 @@
           <w:szCs w:val="28"/>
           <w:lang w:val="es-419"/>
         </w:rPr>
-        <w:t>Etapa de inversión</w:t>
+        <w:t>Bien</w:t>
       </w:r>
       <w:r>
         <w:rPr>
@@ -29156,7 +28946,25 @@
           <w:szCs w:val="28"/>
           <w:lang w:val="es-419"/>
         </w:rPr>
-        <w:t>: es la etapa en la cual se materializan las acciones que dan como resultado bienes o servicio</w:t>
+        <w:t xml:space="preserve">: es un objeto tangible, almacenable o transportable. (Ortegón </w:t>
+      </w:r>
+      <w:r>
+        <w:rPr>
+          <w:rStyle w:val="Extranjerismo"/>
+        </w:rPr>
+        <w:t>et</w:t>
+      </w:r>
+      <w:r>
+        <w:rPr>
+          <w:rStyle w:val="Extranjerismo"/>
+        </w:rPr>
+        <w:t xml:space="preserve"> </w:t>
+      </w:r>
+      <w:r>
+        <w:rPr>
+          <w:rStyle w:val="Extranjerismo"/>
+        </w:rPr>
+        <w:t>al</w:t>
       </w:r>
       <w:r>
         <w:rPr>
@@ -29164,7 +28972,7 @@
           <w:szCs w:val="28"/>
           <w:lang w:val="es-419"/>
         </w:rPr>
-        <w:t>s</w:t>
+        <w:t>.</w:t>
       </w:r>
       <w:r>
         <w:rPr>
@@ -29172,45 +28980,7 @@
           <w:szCs w:val="28"/>
           <w:lang w:val="es-419"/>
         </w:rPr>
-        <w:t xml:space="preserve"> y culmina cuando el o los productos obtenidos comienzan a generar beneficios. En esta etapa se realizan los procesos de ejecución y seguimiento. La ejecución se desarrolla física y financieramente. Durante este periodo se llevan a cabo las actividades necesarias para la obtención del producto o productos del proyecto. Las actividades deben ser claras, concretas y estar programadas en el tiempo, pues ellas indicarán el monto de recursos que se requiere anualmente para poder lograr el producto en el tiempo estipulado. El seguimiento va de la mano con la ejecución. Este se realiza a los insumos, actividades y productos planteados en la cadena de valor del proyecto a través de indicadores de producto y de gestión que son los que miden el comportamiento físico del proyecto. (Ortegón </w:t>
-      </w:r>
-      <w:r>
-        <w:rPr>
-          <w:rStyle w:val="Extranjerismo"/>
-        </w:rPr>
-        <w:t>et</w:t>
-      </w:r>
-      <w:r>
-        <w:rPr>
-          <w:rStyle w:val="Extranjerismo"/>
-        </w:rPr>
-        <w:t xml:space="preserve"> </w:t>
-      </w:r>
-      <w:r>
-        <w:rPr>
-          <w:rStyle w:val="Extranjerismo"/>
-        </w:rPr>
-        <w:t>al</w:t>
-      </w:r>
-      <w:r>
-        <w:rPr>
-          <w:rStyle w:val="Extranjerismo"/>
-        </w:rPr>
-        <w:t>.</w:t>
-      </w:r>
-      <w:r>
-        <w:rPr>
-          <w:rStyle w:val="Extranjerismo"/>
-        </w:rPr>
-        <w:t>,</w:t>
-      </w:r>
-      <w:r>
-        <w:rPr>
-          <w:rFonts w:ascii="Calibri" w:hAnsi="Calibri" w:cs="Calibri"/>
-          <w:szCs w:val="28"/>
-          <w:lang w:val="es-419"/>
-        </w:rPr>
-        <w:t xml:space="preserve"> 2005).</w:t>
+        <w:t>, 2005).</w:t>
       </w:r>
     </w:p>
     <w:p>
@@ -29229,8 +28999,7 @@
           <w:szCs w:val="28"/>
           <w:lang w:val="es-419"/>
         </w:rPr>
-        <w:lastRenderedPageBreak/>
-        <w:t>Etapa de preinversión</w:t>
+        <w:t>Causa</w:t>
       </w:r>
       <w:r>
         <w:rPr>
@@ -29238,7 +29007,7 @@
           <w:szCs w:val="28"/>
           <w:lang w:val="es-419"/>
         </w:rPr>
-        <w:t xml:space="preserve">: es la etapa del proyecto que involucra la formulación y evaluación ex ante del proyecto. En esta etapa, se identifica el problema o necesidad y se prepara la información pertinente para establecer si desde el punto de vista financiero, técnico, económico y ambiental es viable emprender el proyecto. (Ortegón </w:t>
+        <w:t xml:space="preserve">: explica los motivos por los cuales se está presentando el problema que se está analizando; la mejor manera de evidenciarlos es preguntándose cuál es el origen del problema. (Ortegón </w:t>
       </w:r>
       <w:r>
         <w:rPr>
@@ -29295,7 +29064,7 @@
           <w:szCs w:val="28"/>
           <w:lang w:val="es-419"/>
         </w:rPr>
-        <w:t>Formulación</w:t>
+        <w:t>Componente</w:t>
       </w:r>
       <w:r>
         <w:rPr>
@@ -29303,39 +29072,7 @@
           <w:szCs w:val="28"/>
           <w:lang w:val="es-419"/>
         </w:rPr>
-        <w:t>: es</w:t>
-      </w:r>
-      <w:r>
-        <w:rPr>
-          <w:rFonts w:ascii="Calibri" w:hAnsi="Calibri" w:cs="Calibri"/>
-          <w:szCs w:val="28"/>
-          <w:lang w:val="es-419"/>
-        </w:rPr>
-        <w:t xml:space="preserve"> </w:t>
-      </w:r>
-      <w:r>
-        <w:rPr>
-          <w:rFonts w:ascii="Calibri" w:hAnsi="Calibri" w:cs="Calibri"/>
-          <w:szCs w:val="28"/>
-          <w:lang w:val="es-419"/>
-        </w:rPr>
-        <w:t>la fase de la preinversión en la cual se identifican la situación actual, la situación esperada y las alternativas de solución para la problemática que se está analizando, que seguidamente pasarán a preparación para iniciar el levantamiento de la información relacionada con los insumos, actividades, costos, tiempos y demás elementos necesarios para obtener el o los productos que las contiene</w:t>
-      </w:r>
-      <w:r>
-        <w:rPr>
-          <w:rFonts w:ascii="Calibri" w:hAnsi="Calibri" w:cs="Calibri"/>
-          <w:szCs w:val="28"/>
-          <w:lang w:val="es-419"/>
-        </w:rPr>
-        <w:t>n</w:t>
-      </w:r>
-      <w:r>
-        <w:rPr>
-          <w:rFonts w:ascii="Calibri" w:hAnsi="Calibri" w:cs="Calibri"/>
-          <w:szCs w:val="28"/>
-          <w:lang w:val="es-419"/>
-        </w:rPr>
-        <w:t xml:space="preserve">. (Ortegón </w:t>
+        <w:t xml:space="preserve">: dentro de la metodología de marco lógico, los componentes son los bienes o servicios que produce o entrega un programa o proyecto para cumplir un propósito, los cuales son el resultado de una o varias actividades. Se asimilan al concepto de producto en el contexto de cadena de valor. (Ortegón </w:t>
       </w:r>
       <w:r>
         <w:rPr>
@@ -29388,7 +29125,7 @@
           <w:szCs w:val="28"/>
           <w:lang w:val="es-419"/>
         </w:rPr>
-        <w:t>Identificación:</w:t>
+        <w:t>Efectividad</w:t>
       </w:r>
       <w:r>
         <w:rPr>
@@ -29396,7 +29133,23 @@
           <w:szCs w:val="28"/>
           <w:lang w:val="es-419"/>
         </w:rPr>
-        <w:t xml:space="preserve"> fase de la formulación del proyecto en la cual se identifica la situación actual (árbol del problema, análisis de participaciones, población y zona afectada), la situación esperada (árbol de objetivos, población y zona objetivo) y las alternativas de solución a través del análisis de objetivos. (Ortegón </w:t>
+        <w:t xml:space="preserve">: hace referencia a la medida en que los objetivos de la prestación de servicios se cumplen a través de los productos generados. Este concepto involucra la eficiencia y la eficacia; </w:t>
+      </w:r>
+      <w:r>
+        <w:rPr>
+          <w:rFonts w:ascii="Calibri" w:hAnsi="Calibri" w:cs="Calibri"/>
+          <w:szCs w:val="28"/>
+          <w:lang w:val="es-419"/>
+        </w:rPr>
+        <w:t>consiste</w:t>
+      </w:r>
+      <w:r>
+        <w:rPr>
+          <w:rFonts w:ascii="Calibri" w:hAnsi="Calibri" w:cs="Calibri"/>
+          <w:szCs w:val="28"/>
+          <w:lang w:val="es-419"/>
+        </w:rPr>
+        <w:t xml:space="preserve"> en realizar las actividades y procesos que realmente deben llevarse a cabo, haciendo un uso óptimo de los recursos involucrados. (Ortegón </w:t>
       </w:r>
       <w:r>
         <w:rPr>
@@ -29449,7 +29202,7 @@
           <w:szCs w:val="28"/>
           <w:lang w:val="es-419"/>
         </w:rPr>
-        <w:t>Impacto:</w:t>
+        <w:t>Eficiencia</w:t>
       </w:r>
       <w:r>
         <w:rPr>
@@ -29457,37 +29210,7 @@
           <w:szCs w:val="28"/>
           <w:lang w:val="es-419"/>
         </w:rPr>
-        <w:t xml:space="preserve"> es el cambio logrado en las condiciones económicas o sociales de la población, como resultado de los productos y resultados obtenidos con el proyecto o programa. Se trata del nivel más elevado de resultados o de la finalidad última de los proyectos, cuando se genera la totalidad de los beneficios previstos en su operación. (Ortegón </w:t>
-      </w:r>
-      <w:r>
-        <w:rPr>
-          <w:rStyle w:val="Extranjerismo"/>
-        </w:rPr>
-        <w:t>et</w:t>
-      </w:r>
-      <w:r>
-        <w:rPr>
-          <w:rStyle w:val="Extranjerismo"/>
-        </w:rPr>
-        <w:t xml:space="preserve"> </w:t>
-      </w:r>
-      <w:r>
-        <w:rPr>
-          <w:rStyle w:val="Extranjerismo"/>
-        </w:rPr>
-        <w:t>al</w:t>
-      </w:r>
-      <w:r>
-        <w:rPr>
-          <w:rStyle w:val="Extranjerismo"/>
-        </w:rPr>
-        <w:t>.</w:t>
-      </w:r>
-      <w:r>
-        <w:rPr>
-          <w:rStyle w:val="Extranjerismo"/>
-        </w:rPr>
-        <w:t>,</w:t>
+        <w:t xml:space="preserve">: el concepto hace referencia al uso óptimo de recursos en una actividad productiva; esto es, obtener el mismo producto con una menor cantidad de recursos por unidad producida o en obtener más productos con la misma cantidad de recursos. En el marco de los proyectos de inversión, la eficiencia puede ser abordada, entre otros, a través del análisis de Eficiencia Técnica. Este análisis evalúa qué tan bueno es un proyecto determinado transformando insumos en productos requeridos (esto es, qué tan productivo es su gasto), en comparación con sí mismo u otros </w:t>
       </w:r>
       <w:r>
         <w:rPr>
@@ -29495,7 +29218,42 @@
           <w:szCs w:val="28"/>
           <w:lang w:val="es-419"/>
         </w:rPr>
-        <w:t xml:space="preserve"> 2005).</w:t>
+        <w:lastRenderedPageBreak/>
+        <w:t xml:space="preserve">proyectos similares. En este sentido es posible medir la eficiencia técnica como la relación entre la productividad observada de un proyecto y su productividad esperada (o una productividad referente que sea considerada óptima). Este concepto permite responder la pregunta de ¿qué tan bueno es el sector público transformando dinero en servicios prestados, comparado con otros? (Ortegón </w:t>
+      </w:r>
+      <w:r>
+        <w:rPr>
+          <w:rStyle w:val="Extranjerismo"/>
+        </w:rPr>
+        <w:t>et</w:t>
+      </w:r>
+      <w:r>
+        <w:rPr>
+          <w:rStyle w:val="Extranjerismo"/>
+        </w:rPr>
+        <w:t xml:space="preserve"> </w:t>
+      </w:r>
+      <w:r>
+        <w:rPr>
+          <w:rStyle w:val="Extranjerismo"/>
+        </w:rPr>
+        <w:t>al</w:t>
+      </w:r>
+      <w:r>
+        <w:rPr>
+          <w:rFonts w:ascii="Calibri" w:hAnsi="Calibri" w:cs="Calibri"/>
+          <w:szCs w:val="28"/>
+          <w:lang w:val="es-419"/>
+        </w:rPr>
+        <w:t>.</w:t>
+      </w:r>
+      <w:r>
+        <w:rPr>
+          <w:rFonts w:ascii="Calibri" w:hAnsi="Calibri" w:cs="Calibri"/>
+          <w:szCs w:val="28"/>
+          <w:lang w:val="es-419"/>
+        </w:rPr>
+        <w:t>, 2005).</w:t>
       </w:r>
     </w:p>
     <w:p>
@@ -29514,6 +29272,503 @@
           <w:szCs w:val="28"/>
           <w:lang w:val="es-419"/>
         </w:rPr>
+        <w:t>Etapa de funcionamiento u operación</w:t>
+      </w:r>
+      <w:r>
+        <w:rPr>
+          <w:rFonts w:ascii="Calibri" w:hAnsi="Calibri" w:cs="Calibri"/>
+          <w:szCs w:val="28"/>
+          <w:lang w:val="es-419"/>
+        </w:rPr>
+        <w:t xml:space="preserve">: momento en el cual se empieza a utilizar el bien o servicio obtenido en la etapa de inversión </w:t>
+      </w:r>
+      <w:proofErr w:type="gramStart"/>
+      <w:r>
+        <w:rPr>
+          <w:rFonts w:ascii="Calibri" w:hAnsi="Calibri" w:cs="Calibri"/>
+          <w:szCs w:val="28"/>
+          <w:lang w:val="es-419"/>
+        </w:rPr>
+        <w:t>y</w:t>
+      </w:r>
+      <w:proofErr w:type="gramEnd"/>
+      <w:r>
+        <w:rPr>
+          <w:rFonts w:ascii="Calibri" w:hAnsi="Calibri" w:cs="Calibri"/>
+          <w:szCs w:val="28"/>
+          <w:lang w:val="es-419"/>
+        </w:rPr>
+        <w:t xml:space="preserve"> por tanto, se inicia la generación del beneficio. Esta etapa dura el tiempo que se estipula en la etapa de </w:t>
+      </w:r>
+      <w:proofErr w:type="spellStart"/>
+      <w:r>
+        <w:rPr>
+          <w:rFonts w:ascii="Calibri" w:hAnsi="Calibri" w:cs="Calibri"/>
+          <w:szCs w:val="28"/>
+          <w:lang w:val="es-419"/>
+        </w:rPr>
+        <w:t>preinversión</w:t>
+      </w:r>
+      <w:proofErr w:type="spellEnd"/>
+      <w:r>
+        <w:rPr>
+          <w:rFonts w:ascii="Calibri" w:hAnsi="Calibri" w:cs="Calibri"/>
+          <w:szCs w:val="28"/>
+          <w:lang w:val="es-419"/>
+        </w:rPr>
+        <w:t xml:space="preserve"> para alcanzar los objetivos del proyecto, es decir, la operación va hasta el periodo en que se espera que ya no se presente el problema que se está atacando con el proyecto. Durante esta etapa también existe seguimiento, el cual busca medir los resultados y el impacto en la cadena de valor; este se realiza a los componentes y la finalidad en la matriz de marco lógico. (Ortegón </w:t>
+      </w:r>
+      <w:r>
+        <w:rPr>
+          <w:rStyle w:val="Extranjerismo"/>
+        </w:rPr>
+        <w:t>et</w:t>
+      </w:r>
+      <w:r>
+        <w:rPr>
+          <w:rStyle w:val="Extranjerismo"/>
+        </w:rPr>
+        <w:t xml:space="preserve"> </w:t>
+      </w:r>
+      <w:r>
+        <w:rPr>
+          <w:rStyle w:val="Extranjerismo"/>
+        </w:rPr>
+        <w:t>al</w:t>
+      </w:r>
+      <w:r>
+        <w:rPr>
+          <w:rStyle w:val="Extranjerismo"/>
+        </w:rPr>
+        <w:t>.</w:t>
+      </w:r>
+      <w:r>
+        <w:rPr>
+          <w:rStyle w:val="Extranjerismo"/>
+        </w:rPr>
+        <w:t>,</w:t>
+      </w:r>
+      <w:r>
+        <w:rPr>
+          <w:rFonts w:ascii="Calibri" w:hAnsi="Calibri" w:cs="Calibri"/>
+          <w:szCs w:val="28"/>
+          <w:lang w:val="es-419"/>
+        </w:rPr>
+        <w:t xml:space="preserve"> 2005).</w:t>
+      </w:r>
+    </w:p>
+    <w:p>
+      <w:pPr>
+        <w:rPr>
+          <w:rFonts w:ascii="Calibri" w:hAnsi="Calibri" w:cs="Calibri"/>
+          <w:szCs w:val="28"/>
+          <w:lang w:val="es-419"/>
+        </w:rPr>
+      </w:pPr>
+      <w:r>
+        <w:rPr>
+          <w:rFonts w:ascii="Calibri" w:hAnsi="Calibri" w:cs="Calibri"/>
+          <w:b/>
+          <w:bCs/>
+          <w:szCs w:val="28"/>
+          <w:lang w:val="es-419"/>
+        </w:rPr>
+        <w:t>Etapa de inversión</w:t>
+      </w:r>
+      <w:r>
+        <w:rPr>
+          <w:rFonts w:ascii="Calibri" w:hAnsi="Calibri" w:cs="Calibri"/>
+          <w:szCs w:val="28"/>
+          <w:lang w:val="es-419"/>
+        </w:rPr>
+        <w:t>: es la etapa en la cual se materializan las acciones que dan como resultado bienes o servicio</w:t>
+      </w:r>
+      <w:r>
+        <w:rPr>
+          <w:rFonts w:ascii="Calibri" w:hAnsi="Calibri" w:cs="Calibri"/>
+          <w:szCs w:val="28"/>
+          <w:lang w:val="es-419"/>
+        </w:rPr>
+        <w:t>s</w:t>
+      </w:r>
+      <w:r>
+        <w:rPr>
+          <w:rFonts w:ascii="Calibri" w:hAnsi="Calibri" w:cs="Calibri"/>
+          <w:szCs w:val="28"/>
+          <w:lang w:val="es-419"/>
+        </w:rPr>
+        <w:t xml:space="preserve"> y culmina cuando el o los productos obtenidos comienzan a generar beneficios. En esta etapa se realizan los procesos de ejecución y seguimiento. La ejecución se desarrolla física y financieramente. Durante este periodo se llevan a cabo las actividades necesarias para la obtención del producto o productos del proyecto. Las actividades deben ser claras, concretas y estar programadas en el tiempo, pues ellas indicarán el monto de recursos que se requiere anualmente para poder lograr el producto en el tiempo estipulado. El seguimiento va de la mano con la ejecución. Este se realiza a los insumos, actividades y productos planteados en la cadena de valor del proyecto a través de indicadores de producto y de gestión que son los que miden el comportamiento físico del proyecto. (Ortegón </w:t>
+      </w:r>
+      <w:r>
+        <w:rPr>
+          <w:rStyle w:val="Extranjerismo"/>
+        </w:rPr>
+        <w:t>et</w:t>
+      </w:r>
+      <w:r>
+        <w:rPr>
+          <w:rStyle w:val="Extranjerismo"/>
+        </w:rPr>
+        <w:t xml:space="preserve"> </w:t>
+      </w:r>
+      <w:r>
+        <w:rPr>
+          <w:rStyle w:val="Extranjerismo"/>
+        </w:rPr>
+        <w:t>al</w:t>
+      </w:r>
+      <w:r>
+        <w:rPr>
+          <w:rStyle w:val="Extranjerismo"/>
+        </w:rPr>
+        <w:t>.</w:t>
+      </w:r>
+      <w:r>
+        <w:rPr>
+          <w:rStyle w:val="Extranjerismo"/>
+        </w:rPr>
+        <w:t>,</w:t>
+      </w:r>
+      <w:r>
+        <w:rPr>
+          <w:rFonts w:ascii="Calibri" w:hAnsi="Calibri" w:cs="Calibri"/>
+          <w:szCs w:val="28"/>
+          <w:lang w:val="es-419"/>
+        </w:rPr>
+        <w:t xml:space="preserve"> 2005).</w:t>
+      </w:r>
+    </w:p>
+    <w:p>
+      <w:pPr>
+        <w:rPr>
+          <w:rFonts w:ascii="Calibri" w:hAnsi="Calibri" w:cs="Calibri"/>
+          <w:szCs w:val="28"/>
+          <w:lang w:val="es-419"/>
+        </w:rPr>
+      </w:pPr>
+      <w:r>
+        <w:rPr>
+          <w:rFonts w:ascii="Calibri" w:hAnsi="Calibri" w:cs="Calibri"/>
+          <w:b/>
+          <w:bCs/>
+          <w:szCs w:val="28"/>
+          <w:lang w:val="es-419"/>
+        </w:rPr>
+        <w:lastRenderedPageBreak/>
+        <w:t xml:space="preserve">Etapa de </w:t>
+      </w:r>
+      <w:proofErr w:type="spellStart"/>
+      <w:r>
+        <w:rPr>
+          <w:rFonts w:ascii="Calibri" w:hAnsi="Calibri" w:cs="Calibri"/>
+          <w:b/>
+          <w:bCs/>
+          <w:szCs w:val="28"/>
+          <w:lang w:val="es-419"/>
+        </w:rPr>
+        <w:t>preinversión</w:t>
+      </w:r>
+      <w:proofErr w:type="spellEnd"/>
+      <w:r>
+        <w:rPr>
+          <w:rFonts w:ascii="Calibri" w:hAnsi="Calibri" w:cs="Calibri"/>
+          <w:szCs w:val="28"/>
+          <w:lang w:val="es-419"/>
+        </w:rPr>
+        <w:t xml:space="preserve">: es la etapa del proyecto que involucra la formulación y evaluación ex ante del proyecto. En esta etapa, se identifica el problema o necesidad y se prepara la información pertinente para establecer si desde el punto de vista financiero, técnico, económico y ambiental es viable emprender el proyecto. (Ortegón </w:t>
+      </w:r>
+      <w:r>
+        <w:rPr>
+          <w:rStyle w:val="Extranjerismo"/>
+        </w:rPr>
+        <w:t>et</w:t>
+      </w:r>
+      <w:r>
+        <w:rPr>
+          <w:rStyle w:val="Extranjerismo"/>
+        </w:rPr>
+        <w:t xml:space="preserve"> </w:t>
+      </w:r>
+      <w:r>
+        <w:rPr>
+          <w:rStyle w:val="Extranjerismo"/>
+        </w:rPr>
+        <w:t>al</w:t>
+      </w:r>
+      <w:r>
+        <w:rPr>
+          <w:rStyle w:val="Extranjerismo"/>
+        </w:rPr>
+        <w:t>.</w:t>
+      </w:r>
+      <w:r>
+        <w:rPr>
+          <w:rStyle w:val="Extranjerismo"/>
+        </w:rPr>
+        <w:t>,</w:t>
+      </w:r>
+      <w:r>
+        <w:rPr>
+          <w:rFonts w:ascii="Calibri" w:hAnsi="Calibri" w:cs="Calibri"/>
+          <w:szCs w:val="28"/>
+          <w:lang w:val="es-419"/>
+        </w:rPr>
+        <w:t xml:space="preserve"> 2005).</w:t>
+      </w:r>
+    </w:p>
+    <w:p>
+      <w:pPr>
+        <w:rPr>
+          <w:rFonts w:ascii="Calibri" w:hAnsi="Calibri" w:cs="Calibri"/>
+          <w:szCs w:val="28"/>
+          <w:lang w:val="es-419"/>
+        </w:rPr>
+      </w:pPr>
+      <w:r>
+        <w:rPr>
+          <w:rFonts w:ascii="Calibri" w:hAnsi="Calibri" w:cs="Calibri"/>
+          <w:b/>
+          <w:bCs/>
+          <w:szCs w:val="28"/>
+          <w:lang w:val="es-419"/>
+        </w:rPr>
+        <w:t>Formulación</w:t>
+      </w:r>
+      <w:r>
+        <w:rPr>
+          <w:rFonts w:ascii="Calibri" w:hAnsi="Calibri" w:cs="Calibri"/>
+          <w:szCs w:val="28"/>
+          <w:lang w:val="es-419"/>
+        </w:rPr>
+        <w:t>: es</w:t>
+      </w:r>
+      <w:r>
+        <w:rPr>
+          <w:rFonts w:ascii="Calibri" w:hAnsi="Calibri" w:cs="Calibri"/>
+          <w:szCs w:val="28"/>
+          <w:lang w:val="es-419"/>
+        </w:rPr>
+        <w:t xml:space="preserve"> </w:t>
+      </w:r>
+      <w:r>
+        <w:rPr>
+          <w:rFonts w:ascii="Calibri" w:hAnsi="Calibri" w:cs="Calibri"/>
+          <w:szCs w:val="28"/>
+          <w:lang w:val="es-419"/>
+        </w:rPr>
+        <w:t xml:space="preserve">la fase de la </w:t>
+      </w:r>
+      <w:proofErr w:type="spellStart"/>
+      <w:r>
+        <w:rPr>
+          <w:rFonts w:ascii="Calibri" w:hAnsi="Calibri" w:cs="Calibri"/>
+          <w:szCs w:val="28"/>
+          <w:lang w:val="es-419"/>
+        </w:rPr>
+        <w:t>preinversión</w:t>
+      </w:r>
+      <w:proofErr w:type="spellEnd"/>
+      <w:r>
+        <w:rPr>
+          <w:rFonts w:ascii="Calibri" w:hAnsi="Calibri" w:cs="Calibri"/>
+          <w:szCs w:val="28"/>
+          <w:lang w:val="es-419"/>
+        </w:rPr>
+        <w:t xml:space="preserve"> en la cual se identifican la situación actual, la situación esperada y las alternativas de solución para la problemática que se está analizando, que seguidamente pasarán a preparación para iniciar el levantamiento de la información relacionada con los insumos, actividades, costos, tiempos y demás elementos necesarios para obtener el o los productos que las contiene</w:t>
+      </w:r>
+      <w:r>
+        <w:rPr>
+          <w:rFonts w:ascii="Calibri" w:hAnsi="Calibri" w:cs="Calibri"/>
+          <w:szCs w:val="28"/>
+          <w:lang w:val="es-419"/>
+        </w:rPr>
+        <w:t>n</w:t>
+      </w:r>
+      <w:r>
+        <w:rPr>
+          <w:rFonts w:ascii="Calibri" w:hAnsi="Calibri" w:cs="Calibri"/>
+          <w:szCs w:val="28"/>
+          <w:lang w:val="es-419"/>
+        </w:rPr>
+        <w:t xml:space="preserve">. (Ortegón </w:t>
+      </w:r>
+      <w:r>
+        <w:rPr>
+          <w:rStyle w:val="Extranjerismo"/>
+        </w:rPr>
+        <w:t>et</w:t>
+      </w:r>
+      <w:r>
+        <w:rPr>
+          <w:rStyle w:val="Extranjerismo"/>
+        </w:rPr>
+        <w:t xml:space="preserve"> </w:t>
+      </w:r>
+      <w:r>
+        <w:rPr>
+          <w:rStyle w:val="Extranjerismo"/>
+        </w:rPr>
+        <w:t>al</w:t>
+      </w:r>
+      <w:r>
+        <w:rPr>
+          <w:rFonts w:ascii="Calibri" w:hAnsi="Calibri" w:cs="Calibri"/>
+          <w:szCs w:val="28"/>
+          <w:lang w:val="es-419"/>
+        </w:rPr>
+        <w:t>.</w:t>
+      </w:r>
+      <w:r>
+        <w:rPr>
+          <w:rFonts w:ascii="Calibri" w:hAnsi="Calibri" w:cs="Calibri"/>
+          <w:szCs w:val="28"/>
+          <w:lang w:val="es-419"/>
+        </w:rPr>
+        <w:t>, 2005).</w:t>
+      </w:r>
+    </w:p>
+    <w:p>
+      <w:pPr>
+        <w:rPr>
+          <w:rFonts w:ascii="Calibri" w:hAnsi="Calibri" w:cs="Calibri"/>
+          <w:szCs w:val="28"/>
+          <w:lang w:val="es-419"/>
+        </w:rPr>
+      </w:pPr>
+      <w:r>
+        <w:rPr>
+          <w:rFonts w:ascii="Calibri" w:hAnsi="Calibri" w:cs="Calibri"/>
+          <w:b/>
+          <w:bCs/>
+          <w:szCs w:val="28"/>
+          <w:lang w:val="es-419"/>
+        </w:rPr>
+        <w:t>Identificación:</w:t>
+      </w:r>
+      <w:r>
+        <w:rPr>
+          <w:rFonts w:ascii="Calibri" w:hAnsi="Calibri" w:cs="Calibri"/>
+          <w:szCs w:val="28"/>
+          <w:lang w:val="es-419"/>
+        </w:rPr>
+        <w:t xml:space="preserve"> fase de la formulación del proyecto en la cual se identifica la situación actual (árbol del problema, análisis de participaciones, población y zona afectada), la situación esperada (árbol de objetivos, población y zona objetivo) y las alternativas de solución a través del análisis de objetivos. (Ortegón </w:t>
+      </w:r>
+      <w:r>
+        <w:rPr>
+          <w:rStyle w:val="Extranjerismo"/>
+        </w:rPr>
+        <w:t>et</w:t>
+      </w:r>
+      <w:r>
+        <w:rPr>
+          <w:rStyle w:val="Extranjerismo"/>
+        </w:rPr>
+        <w:t xml:space="preserve"> </w:t>
+      </w:r>
+      <w:r>
+        <w:rPr>
+          <w:rStyle w:val="Extranjerismo"/>
+        </w:rPr>
+        <w:t>al</w:t>
+      </w:r>
+      <w:r>
+        <w:rPr>
+          <w:rFonts w:ascii="Calibri" w:hAnsi="Calibri" w:cs="Calibri"/>
+          <w:szCs w:val="28"/>
+          <w:lang w:val="es-419"/>
+        </w:rPr>
+        <w:t>.</w:t>
+      </w:r>
+      <w:r>
+        <w:rPr>
+          <w:rFonts w:ascii="Calibri" w:hAnsi="Calibri" w:cs="Calibri"/>
+          <w:szCs w:val="28"/>
+          <w:lang w:val="es-419"/>
+        </w:rPr>
+        <w:t>, 2005).</w:t>
+      </w:r>
+    </w:p>
+    <w:p>
+      <w:pPr>
+        <w:rPr>
+          <w:rFonts w:ascii="Calibri" w:hAnsi="Calibri" w:cs="Calibri"/>
+          <w:szCs w:val="28"/>
+          <w:lang w:val="es-419"/>
+        </w:rPr>
+      </w:pPr>
+      <w:r>
+        <w:rPr>
+          <w:rFonts w:ascii="Calibri" w:hAnsi="Calibri" w:cs="Calibri"/>
+          <w:b/>
+          <w:bCs/>
+          <w:szCs w:val="28"/>
+          <w:lang w:val="es-419"/>
+        </w:rPr>
+        <w:t>Impacto:</w:t>
+      </w:r>
+      <w:r>
+        <w:rPr>
+          <w:rFonts w:ascii="Calibri" w:hAnsi="Calibri" w:cs="Calibri"/>
+          <w:szCs w:val="28"/>
+          <w:lang w:val="es-419"/>
+        </w:rPr>
+        <w:t xml:space="preserve"> es el cambio logrado en las condiciones económicas o sociales de la población, como resultado de los productos y resultados obtenidos con el proyecto o programa. Se trata del nivel más elevado de resultados o de la finalidad última de los proyectos, cuando se genera la totalidad de los beneficios previstos en su operación. (Ortegón </w:t>
+      </w:r>
+      <w:r>
+        <w:rPr>
+          <w:rStyle w:val="Extranjerismo"/>
+        </w:rPr>
+        <w:t>et</w:t>
+      </w:r>
+      <w:r>
+        <w:rPr>
+          <w:rStyle w:val="Extranjerismo"/>
+        </w:rPr>
+        <w:t xml:space="preserve"> </w:t>
+      </w:r>
+      <w:r>
+        <w:rPr>
+          <w:rStyle w:val="Extranjerismo"/>
+        </w:rPr>
+        <w:t>al</w:t>
+      </w:r>
+      <w:r>
+        <w:rPr>
+          <w:rStyle w:val="Extranjerismo"/>
+        </w:rPr>
+        <w:t>.</w:t>
+      </w:r>
+      <w:r>
+        <w:rPr>
+          <w:rStyle w:val="Extranjerismo"/>
+        </w:rPr>
+        <w:t>,</w:t>
+      </w:r>
+      <w:r>
+        <w:rPr>
+          <w:rFonts w:ascii="Calibri" w:hAnsi="Calibri" w:cs="Calibri"/>
+          <w:szCs w:val="28"/>
+          <w:lang w:val="es-419"/>
+        </w:rPr>
+        <w:t xml:space="preserve"> 2005).</w:t>
+      </w:r>
+    </w:p>
+    <w:p>
+      <w:pPr>
+        <w:rPr>
+          <w:rFonts w:ascii="Calibri" w:hAnsi="Calibri" w:cs="Calibri"/>
+          <w:szCs w:val="28"/>
+          <w:lang w:val="es-419"/>
+        </w:rPr>
+      </w:pPr>
+      <w:r>
+        <w:rPr>
+          <w:rFonts w:ascii="Calibri" w:hAnsi="Calibri" w:cs="Calibri"/>
+          <w:b/>
+          <w:bCs/>
+          <w:szCs w:val="28"/>
+          <w:lang w:val="es-419"/>
+        </w:rPr>
         <w:t>Indicador</w:t>
       </w:r>
       <w:r>
@@ -30556,7 +30811,15 @@
     <w:p>
       <w:bookmarkStart w:id="19" w:name="_Hlk227961183"/>
       <w:r>
-        <w:t xml:space="preserve">Casimiro, L. (2016). Bases metodológicas para la resiliencia socioecológica de fincas familiares en Cuba. [Tesis de doctorado en agroecología]. Universidad de Antioquia. Medellín, Colombia. </w:t>
+        <w:t xml:space="preserve">Casimiro, L. (2016). Bases metodológicas para la resiliencia </w:t>
+      </w:r>
+      <w:proofErr w:type="spellStart"/>
+      <w:r>
+        <w:t>socioecológica</w:t>
+      </w:r>
+      <w:proofErr w:type="spellEnd"/>
+      <w:r>
+        <w:t xml:space="preserve"> de fincas familiares en Cuba. [Tesis de doctorado en agroecología]. Universidad de Antioquia. Medellín, Colombia. </w:t>
       </w:r>
     </w:p>
     <w:p>
@@ -30761,8 +31024,13 @@
       </w:hyperlink>
     </w:p>
     <w:p>
-      <w:r>
-        <w:t xml:space="preserve">Sarandón, S. (2020). Cuadernos de la transformación: El papel de la agricultura en la transformación social-ecológica de América Latina. </w:t>
+      <w:proofErr w:type="spellStart"/>
+      <w:r>
+        <w:t>Sarandón</w:t>
+      </w:r>
+      <w:proofErr w:type="spellEnd"/>
+      <w:r>
+        <w:t xml:space="preserve">, S. (2020). Cuadernos de la transformación: El papel de la agricultura en la transformación social-ecológica de América Latina. </w:t>
       </w:r>
       <w:r>
         <w:rPr>
@@ -30792,7 +31060,15 @@
       </w:r>
       <w:proofErr w:type="spellEnd"/>
       <w:r>
-        <w:t xml:space="preserve">, S. (2002). La agricultura como actividad transformadora del ambiente. El Impacto de la Agricultura intensiva de la Revolución Verde. En S. J., Sarandón (Ed.). </w:t>
+        <w:t xml:space="preserve">, S. (2002). La agricultura como actividad transformadora del ambiente. El Impacto de la Agricultura intensiva de la Revolución Verde. En S. J., </w:t>
+      </w:r>
+      <w:proofErr w:type="spellStart"/>
+      <w:r>
+        <w:t>Sarandón</w:t>
+      </w:r>
+      <w:proofErr w:type="spellEnd"/>
+      <w:r>
+        <w:t xml:space="preserve"> (Ed.). </w:t>
       </w:r>
       <w:r>
         <w:lastRenderedPageBreak/>
@@ -30800,8 +31076,13 @@
       </w:r>
     </w:p>
     <w:p>
-      <w:r>
-        <w:t xml:space="preserve">Sarandón, S. (2009). Biodiversidad, agrobiodiversidad y agricultura sustentable: análisis del Convenio sobre Diversidad Biológica. En M. A. Altieri (Ed). Vertientes del pensamiento agroecológico: fundamentos y aplicaciones. Sociedad Científica Latinoamericana de Agroecología. </w:t>
+      <w:proofErr w:type="spellStart"/>
+      <w:r>
+        <w:t>Sarandón</w:t>
+      </w:r>
+      <w:proofErr w:type="spellEnd"/>
+      <w:r>
+        <w:t xml:space="preserve">, S. (2009). Biodiversidad, agrobiodiversidad y agricultura sustentable: análisis del Convenio sobre Diversidad Biológica. En M. A. Altieri (Ed). Vertientes del pensamiento agroecológico: fundamentos y aplicaciones. Sociedad Científica Latinoamericana de Agroecología. </w:t>
       </w:r>
       <w:r>
         <w:t>SOCLA</w:t>
@@ -30819,8 +31100,13 @@
       </w:hyperlink>
     </w:p>
     <w:p>
-      <w:r>
-        <w:t xml:space="preserve">Sarandón, S., y Flores, C. (2014). Agroecología: bases teóricas para el diseño y manejo de agroecosistemas sustentables. </w:t>
+      <w:proofErr w:type="spellStart"/>
+      <w:r>
+        <w:t>Sarandón</w:t>
+      </w:r>
+      <w:proofErr w:type="spellEnd"/>
+      <w:r>
+        <w:t xml:space="preserve">, S., y Flores, C. (2014). Agroecología: bases teóricas para el diseño y manejo de agroecosistemas sustentables. </w:t>
       </w:r>
       <w:hyperlink r:id="rId39" w:history="1">
         <w:r>
@@ -30856,7 +31142,15 @@
         <w:t>). The GMO Emperor Has No Clothes - Genetic Engineering Is a Failed Technology. En V. Shiva, The Vandana Shiva Reader</w:t>
       </w:r>
       <w:r>
-        <w:t xml:space="preserve"> (pp. 277 - 297). The University Press </w:t>
+        <w:t xml:space="preserve"> (pp. 277 - 297). The </w:t>
+      </w:r>
+      <w:proofErr w:type="spellStart"/>
+      <w:r>
+        <w:t>University</w:t>
+      </w:r>
+      <w:proofErr w:type="spellEnd"/>
+      <w:r>
+        <w:t xml:space="preserve"> Press </w:t>
       </w:r>
       <w:proofErr w:type="spellStart"/>
       <w:r>
@@ -31713,7 +32007,21 @@
                 <w:rFonts w:cs="Calibri"/>
                 <w:szCs w:val="24"/>
               </w:rPr>
-              <w:t xml:space="preserve">Centro Para </w:t>
+              <w:t xml:space="preserve">Centro </w:t>
+            </w:r>
+            <w:r>
+              <w:rPr>
+                <w:rFonts w:cs="Calibri"/>
+                <w:szCs w:val="24"/>
+              </w:rPr>
+              <w:t>p</w:t>
+            </w:r>
+            <w:r>
+              <w:rPr>
+                <w:rFonts w:cs="Calibri"/>
+                <w:szCs w:val="24"/>
+              </w:rPr>
+              <w:t xml:space="preserve">ara </w:t>
             </w:r>
             <w:r>
               <w:rPr>
